--- a/report/China_AI_Stack_Report.docx
+++ b/report/China_AI_Stack_Report.docx
@@ -5846,13 +5846,247 @@
           <w:b/>
           <w:i w:val="0"/>
           <w:color w:val="B02A1B"/>
-          <w:sz w:val="32"/>
-        </w:rPr>
-        <w:t>Appendix</w:t>
+          <w:sz w:val="44"/>
+        </w:rPr>
+        <w:t>Part II — Demand, Economics &amp; Access (v2 deepening)</w:t>
       </w:r>
     </w:p>
     <w:p>
       <w:pPr>
+        <w:spacing w:before="120" w:after="120"/>
+        <w:ind w:left="259"/>
+        <w:pBdr>
+          <w:left w:val="single" w:sz="18" w:space="8" w:color="B02A1B"/>
+        </w:pBdr>
+      </w:pPr>
+      <w:r>
+        <w:rPr>
+          <w:rFonts w:ascii="Georgia" w:hAnsi="Georgia" w:eastAsia="Georgia"/>
+          <w:b/>
+          <w:i w:val="0"/>
+          <w:color w:val="565C67"/>
+          <w:sz w:val="20"/>
+        </w:rPr>
+        <w:t>Reader's note.</w:t>
+      </w:r>
+      <w:r>
+        <w:rPr>
+          <w:rFonts w:ascii="Georgia" w:hAnsi="Georgia" w:eastAsia="Georgia"/>
+          <w:b w:val="0"/>
+          <w:i w:val="0"/>
+          <w:color w:val="565C67"/>
+          <w:sz w:val="20"/>
+        </w:rPr>
+        <w:t xml:space="preserve"> Part I mapped the </w:t>
+      </w:r>
+      <w:r>
+        <w:rPr>
+          <w:rFonts w:ascii="Georgia" w:hAnsi="Georgia" w:eastAsia="Georgia"/>
+          <w:b w:val="0"/>
+          <w:i/>
+          <w:color w:val="565C67"/>
+          <w:sz w:val="20"/>
+        </w:rPr>
+        <w:t>supply</w:t>
+      </w:r>
+      <w:r>
+        <w:rPr>
+          <w:rFonts w:ascii="Georgia" w:hAnsi="Georgia" w:eastAsia="Georgia"/>
+          <w:b w:val="0"/>
+          <w:i w:val="0"/>
+          <w:color w:val="565C67"/>
+          <w:sz w:val="20"/>
+        </w:rPr>
+        <w:t xml:space="preserve"> stack — who builds each layer. Part II answers the three questions a capital allocator actually asks: </w:t>
+      </w:r>
+      <w:r>
+        <w:rPr>
+          <w:rFonts w:ascii="Georgia" w:hAnsi="Georgia" w:eastAsia="Georgia"/>
+          <w:b/>
+          <w:i w:val="0"/>
+          <w:color w:val="565C67"/>
+          <w:sz w:val="20"/>
+        </w:rPr>
+        <w:t>where is the demand, is the revenue real, and who is allowed to own it.</w:t>
+      </w:r>
+      <w:r>
+        <w:rPr>
+          <w:rFonts w:ascii="Georgia" w:hAnsi="Georgia" w:eastAsia="Georgia"/>
+          <w:b w:val="0"/>
+          <w:i w:val="0"/>
+          <w:color w:val="565C67"/>
+          <w:sz w:val="20"/>
+        </w:rPr>
+        <w:t xml:space="preserve"> Industry terms (EUV, WFE, HBM, OISP, MSCI China A, …) are defined in the </w:t>
+      </w:r>
+      <w:r>
+        <w:rPr>
+          <w:rFonts w:ascii="Georgia" w:hAnsi="Georgia" w:eastAsia="Georgia"/>
+          <w:b/>
+          <w:i w:val="0"/>
+          <w:color w:val="565C67"/>
+          <w:sz w:val="20"/>
+        </w:rPr>
+        <w:t>Glossary</w:t>
+      </w:r>
+      <w:r>
+        <w:rPr>
+          <w:rFonts w:ascii="Georgia" w:hAnsi="Georgia" w:eastAsia="Georgia"/>
+          <w:b w:val="0"/>
+          <w:i w:val="0"/>
+          <w:color w:val="565C67"/>
+          <w:sz w:val="20"/>
+        </w:rPr>
+        <w:t xml:space="preserve"> (</w:t>
+      </w:r>
+      <w:r>
+        <w:rPr>
+          <w:rFonts w:ascii="Consolas" w:hAnsi="Consolas" w:eastAsia="Consolas"/>
+          <w:b w:val="0"/>
+          <w:i w:val="0"/>
+          <w:color w:val="2C6E7A"/>
+          <w:sz w:val="19"/>
+        </w:rPr>
+        <w:t>report/GLOSSARY.md</w:t>
+      </w:r>
+      <w:r>
+        <w:rPr>
+          <w:rFonts w:ascii="Georgia" w:hAnsi="Georgia" w:eastAsia="Georgia"/>
+          <w:b w:val="0"/>
+          <w:i w:val="0"/>
+          <w:color w:val="565C67"/>
+          <w:sz w:val="20"/>
+        </w:rPr>
+        <w:t xml:space="preserve">). Every figure keeps its A–D confidence grade; this section leans on </w:t>
+      </w:r>
+      <w:r>
+        <w:rPr>
+          <w:rFonts w:ascii="Georgia" w:hAnsi="Georgia" w:eastAsia="Georgia"/>
+          <w:b/>
+          <w:i w:val="0"/>
+          <w:color w:val="565C67"/>
+          <w:sz w:val="20"/>
+        </w:rPr>
+        <w:t>filed financials and primary disclosures</w:t>
+      </w:r>
+      <w:r>
+        <w:rPr>
+          <w:rFonts w:ascii="Georgia" w:hAnsi="Georgia" w:eastAsia="Georgia"/>
+          <w:b w:val="0"/>
+          <w:i w:val="0"/>
+          <w:color w:val="565C67"/>
+          <w:sz w:val="20"/>
+        </w:rPr>
+        <w:t xml:space="preserve"> wherever they exist, and refuses to invent numbers where they don't.</w:t>
+      </w:r>
+    </w:p>
+    <w:p>
+      <w:pPr>
+        <w:spacing w:after="80"/>
+      </w:pPr>
+      <w:r>
+        <w:rPr>
+          <w:rFonts w:ascii="Calibri" w:hAnsi="Calibri" w:eastAsia="Calibri"/>
+          <w:b/>
+          <w:i w:val="0"/>
+          <w:color w:val="B02A1B"/>
+          <w:sz w:val="32"/>
+        </w:rPr>
+        <w:t>II.1 The demand split that changes the bet (P3)</w:t>
+      </w:r>
+    </w:p>
+    <w:p>
+      <w:pPr>
+        <w:spacing w:before="160" w:after="40"/>
+        <w:jc w:val="center"/>
+      </w:pPr>
+      <w:r>
+        <w:drawing>
+          <wp:inline xmlns:a="http://schemas.openxmlformats.org/drawingml/2006/main" xmlns:pic="http://schemas.openxmlformats.org/drawingml/2006/picture">
+            <wp:extent cx="5669280" cy="2533858"/>
+            <wp:docPr id="10" name="Picture 10"/>
+            <wp:cNvGraphicFramePr>
+              <a:graphicFrameLocks noChangeAspect="1"/>
+            </wp:cNvGraphicFramePr>
+            <a:graphic>
+              <a:graphicData uri="http://schemas.openxmlformats.org/drawingml/2006/picture">
+                <pic:pic>
+                  <pic:nvPicPr>
+                    <pic:cNvPr id="0" name="13_demand_spectrum.png"/>
+                    <pic:cNvPicPr/>
+                  </pic:nvPicPr>
+                  <pic:blipFill>
+                    <a:blip r:embed="rId17"/>
+                    <a:stretch>
+                      <a:fillRect/>
+                    </a:stretch>
+                  </pic:blipFill>
+                  <pic:spPr>
+                    <a:xfrm>
+                      <a:off x="0" y="0"/>
+                      <a:ext cx="5669280" cy="2533858"/>
+                    </a:xfrm>
+                    <a:prstGeom prst="rect"/>
+                  </pic:spPr>
+                </pic:pic>
+              </a:graphicData>
+            </a:graphic>
+          </wp:inline>
+        </w:drawing>
+      </w:r>
+    </w:p>
+    <w:p>
+      <w:pPr>
+        <w:jc w:val="center"/>
+      </w:pPr>
+      <w:r>
+        <w:rPr>
+          <w:rFonts w:ascii="Calibri" w:hAnsi="Calibri" w:eastAsia="Calibri"/>
+          <w:b w:val="0"/>
+          <w:i/>
+          <w:color w:val="7A828E"/>
+          <w:sz w:val="17"/>
+        </w:rPr>
+        <w:t>Figure II-1 — Global-demand-led vs domestic-substitution: where each name's demand comes from (directional, C/D).</w:t>
+      </w:r>
+    </w:p>
+    <w:p>
+      <w:pPr>
+        <w:spacing w:after="120" w:line="300" w:lineRule="auto"/>
+      </w:pPr>
+      <w:r>
+        <w:rPr>
+          <w:rFonts w:ascii="Georgia" w:hAnsi="Georgia" w:eastAsia="Georgia"/>
+          <w:b w:val="0"/>
+          <w:i w:val="0"/>
+          <w:color w:val="181A1F"/>
+          <w:sz w:val="21"/>
+        </w:rPr>
+        <w:t xml:space="preserve">The single most consequential v2 refinement: </w:t>
+      </w:r>
+      <w:r>
+        <w:rPr>
+          <w:rFonts w:ascii="Georgia" w:hAnsi="Georgia" w:eastAsia="Georgia"/>
+          <w:b/>
+          <w:i w:val="0"/>
+          <w:color w:val="181A1F"/>
+          <w:sz w:val="21"/>
+        </w:rPr>
+        <w:t>not all "China-AI" names are a bet on China.</w:t>
+      </w:r>
+      <w:r>
+        <w:rPr>
+          <w:rFonts w:ascii="Georgia" w:hAnsi="Georgia" w:eastAsia="Georgia"/>
+          <w:b w:val="0"/>
+          <w:i w:val="0"/>
+          <w:color w:val="181A1F"/>
+          <w:sz w:val="21"/>
+        </w:rPr>
+        <w:t xml:space="preserve"> Demand divides into three buckets:</w:t>
+      </w:r>
+    </w:p>
+    <w:p>
+      <w:pPr>
         <w:pStyle w:val="ListBullet"/>
         <w:spacing w:after="40"/>
       </w:pPr>
@@ -5864,17 +6098,1852 @@
           <w:color w:val="181A1F"/>
           <w:sz w:val="20"/>
         </w:rPr>
-        <w:t>A. Methodology &amp; confidence grading</w:t>
-      </w:r>
-      <w:r>
-        <w:rPr>
-          <w:rFonts w:ascii="Georgia" w:hAnsi="Georgia" w:eastAsia="Georgia"/>
-          <w:b w:val="0"/>
-          <w:i w:val="0"/>
-          <w:color w:val="181A1F"/>
-          <w:sz w:val="20"/>
-        </w:rPr>
-        <w:t xml:space="preserve"> — see </w:t>
+        <w:t>Global-demand-led</w:t>
+      </w:r>
+      <w:r>
+        <w:rPr>
+          <w:rFonts w:ascii="Georgia" w:hAnsi="Georgia" w:eastAsia="Georgia"/>
+          <w:b w:val="0"/>
+          <w:i w:val="0"/>
+          <w:color w:val="181A1F"/>
+          <w:sz w:val="20"/>
+        </w:rPr>
+        <w:t xml:space="preserve"> — sell into the </w:t>
+      </w:r>
+      <w:r>
+        <w:rPr>
+          <w:rFonts w:ascii="Georgia" w:hAnsi="Georgia" w:eastAsia="Georgia"/>
+          <w:b w:val="0"/>
+          <w:i/>
+          <w:color w:val="181A1F"/>
+          <w:sz w:val="20"/>
+        </w:rPr>
+        <w:t>world</w:t>
+      </w:r>
+      <w:r>
+        <w:rPr>
+          <w:rFonts w:ascii="Georgia" w:hAnsi="Georgia" w:eastAsia="Georgia"/>
+          <w:b w:val="0"/>
+          <w:i w:val="0"/>
+          <w:color w:val="181A1F"/>
+          <w:sz w:val="20"/>
+        </w:rPr>
+        <w:t xml:space="preserve"> AI build-out, not the domestic mandate: </w:t>
+      </w:r>
+      <w:r>
+        <w:rPr>
+          <w:rFonts w:ascii="Georgia" w:hAnsi="Georgia" w:eastAsia="Georgia"/>
+          <w:b/>
+          <w:i w:val="0"/>
+          <w:color w:val="181A1F"/>
+          <w:sz w:val="20"/>
+        </w:rPr>
+        <w:t>Montage</w:t>
+      </w:r>
+      <w:r>
+        <w:rPr>
+          <w:rFonts w:ascii="Georgia" w:hAnsi="Georgia" w:eastAsia="Georgia"/>
+          <w:b w:val="0"/>
+          <w:i w:val="0"/>
+          <w:color w:val="181A1F"/>
+          <w:sz w:val="20"/>
+        </w:rPr>
+        <w:t xml:space="preserve"> (memory-interface chips inside global AI servers), </w:t>
+      </w:r>
+      <w:r>
+        <w:rPr>
+          <w:rFonts w:ascii="Georgia" w:hAnsi="Georgia" w:eastAsia="Georgia"/>
+          <w:b/>
+          <w:i w:val="0"/>
+          <w:color w:val="181A1F"/>
+          <w:sz w:val="20"/>
+        </w:rPr>
+        <w:t>Innolight / Eoptolink</w:t>
+      </w:r>
+      <w:r>
+        <w:rPr>
+          <w:rFonts w:ascii="Georgia" w:hAnsi="Georgia" w:eastAsia="Georgia"/>
+          <w:b w:val="0"/>
+          <w:i w:val="0"/>
+          <w:color w:val="181A1F"/>
+          <w:sz w:val="20"/>
+        </w:rPr>
+        <w:t xml:space="preserve"> (optical modules — Innolight ~60% of Nvidia's 800G orders), </w:t>
+      </w:r>
+      <w:r>
+        <w:rPr>
+          <w:rFonts w:ascii="Georgia" w:hAnsi="Georgia" w:eastAsia="Georgia"/>
+          <w:b/>
+          <w:i w:val="0"/>
+          <w:color w:val="181A1F"/>
+          <w:sz w:val="20"/>
+        </w:rPr>
+        <w:t>CATL</w:t>
+      </w:r>
+      <w:r>
+        <w:rPr>
+          <w:rFonts w:ascii="Georgia" w:hAnsi="Georgia" w:eastAsia="Georgia"/>
+          <w:b w:val="0"/>
+          <w:i w:val="0"/>
+          <w:color w:val="181A1F"/>
+          <w:sz w:val="20"/>
+        </w:rPr>
+        <w:t xml:space="preserve"> (global energy-storage). These price off the </w:t>
+      </w:r>
+      <w:r>
+        <w:rPr>
+          <w:rFonts w:ascii="Georgia" w:hAnsi="Georgia" w:eastAsia="Georgia"/>
+          <w:b/>
+          <w:i w:val="0"/>
+          <w:color w:val="181A1F"/>
+          <w:sz w:val="20"/>
+        </w:rPr>
+        <w:t>global</w:t>
+      </w:r>
+      <w:r>
+        <w:rPr>
+          <w:rFonts w:ascii="Georgia" w:hAnsi="Georgia" w:eastAsia="Georgia"/>
+          <w:b w:val="0"/>
+          <w:i w:val="0"/>
+          <w:color w:val="181A1F"/>
+          <w:sz w:val="20"/>
+        </w:rPr>
+        <w:t xml:space="preserve"> AI-capex cycle (Nvidia, hyperscalers) and are foreign-investable.</w:t>
+      </w:r>
+    </w:p>
+    <w:p>
+      <w:pPr>
+        <w:pStyle w:val="ListBullet"/>
+        <w:spacing w:after="40"/>
+      </w:pPr>
+      <w:r>
+        <w:rPr>
+          <w:rFonts w:ascii="Georgia" w:hAnsi="Georgia" w:eastAsia="Georgia"/>
+          <w:b/>
+          <w:i w:val="0"/>
+          <w:color w:val="181A1F"/>
+          <w:sz w:val="20"/>
+        </w:rPr>
+        <w:t>Domestic-substitution</w:t>
+      </w:r>
+      <w:r>
+        <w:rPr>
+          <w:rFonts w:ascii="Georgia" w:hAnsi="Georgia" w:eastAsia="Georgia"/>
+          <w:b w:val="0"/>
+          <w:i w:val="0"/>
+          <w:color w:val="181A1F"/>
+          <w:sz w:val="20"/>
+        </w:rPr>
+        <w:t xml:space="preserve"> — demand </w:t>
+      </w:r>
+      <w:r>
+        <w:rPr>
+          <w:rFonts w:ascii="Georgia" w:hAnsi="Georgia" w:eastAsia="Georgia"/>
+          <w:b w:val="0"/>
+          <w:i/>
+          <w:color w:val="181A1F"/>
+          <w:sz w:val="20"/>
+        </w:rPr>
+        <w:t>manufactured</w:t>
+      </w:r>
+      <w:r>
+        <w:rPr>
+          <w:rFonts w:ascii="Georgia" w:hAnsi="Georgia" w:eastAsia="Georgia"/>
+          <w:b w:val="0"/>
+          <w:i w:val="0"/>
+          <w:color w:val="181A1F"/>
+          <w:sz w:val="20"/>
+        </w:rPr>
+        <w:t xml:space="preserve"> by import-substitution and the 80%-domestic mandate: </w:t>
+      </w:r>
+      <w:r>
+        <w:rPr>
+          <w:rFonts w:ascii="Georgia" w:hAnsi="Georgia" w:eastAsia="Georgia"/>
+          <w:b/>
+          <w:i w:val="0"/>
+          <w:color w:val="181A1F"/>
+          <w:sz w:val="20"/>
+        </w:rPr>
+        <w:t>Cambricon, Moore Threads, Biren, CXMT, YMTC, Kunlunxin</w:t>
+      </w:r>
+      <w:r>
+        <w:rPr>
+          <w:rFonts w:ascii="Georgia" w:hAnsi="Georgia" w:eastAsia="Georgia"/>
+          <w:b w:val="0"/>
+          <w:i w:val="0"/>
+          <w:color w:val="181A1F"/>
+          <w:sz w:val="20"/>
+        </w:rPr>
+        <w:t>. Fortunes turn on Chinese policy; mostly Entity-Listed / closed to US capital.</w:t>
+      </w:r>
+    </w:p>
+    <w:p>
+      <w:pPr>
+        <w:pStyle w:val="ListBullet"/>
+        <w:spacing w:after="40"/>
+      </w:pPr>
+      <w:r>
+        <w:rPr>
+          <w:rFonts w:ascii="Georgia" w:hAnsi="Georgia" w:eastAsia="Georgia"/>
+          <w:b/>
+          <w:i w:val="0"/>
+          <w:color w:val="181A1F"/>
+          <w:sz w:val="20"/>
+        </w:rPr>
+        <w:t>Mixed / dual</w:t>
+      </w:r>
+      <w:r>
+        <w:rPr>
+          <w:rFonts w:ascii="Georgia" w:hAnsi="Georgia" w:eastAsia="Georgia"/>
+          <w:b w:val="0"/>
+          <w:i w:val="0"/>
+          <w:color w:val="181A1F"/>
+          <w:sz w:val="20"/>
+        </w:rPr>
+        <w:t xml:space="preserve"> — </w:t>
+      </w:r>
+      <w:r>
+        <w:rPr>
+          <w:rFonts w:ascii="Georgia" w:hAnsi="Georgia" w:eastAsia="Georgia"/>
+          <w:b/>
+          <w:i w:val="0"/>
+          <w:color w:val="181A1F"/>
+          <w:sz w:val="20"/>
+        </w:rPr>
+        <w:t>Alibaba, SMIC, Hua Hong, ACM</w:t>
+      </w:r>
+      <w:r>
+        <w:rPr>
+          <w:rFonts w:ascii="Georgia" w:hAnsi="Georgia" w:eastAsia="Georgia"/>
+          <w:b w:val="0"/>
+          <w:i w:val="0"/>
+          <w:color w:val="181A1F"/>
+          <w:sz w:val="20"/>
+        </w:rPr>
+        <w:t>: exposed to both the global cycle and domestic substitution.</w:t>
+      </w:r>
+    </w:p>
+    <w:p>
+      <w:pPr>
+        <w:spacing w:after="120" w:line="300" w:lineRule="auto"/>
+      </w:pPr>
+      <w:r>
+        <w:rPr>
+          <w:rFonts w:ascii="Georgia" w:hAnsi="Georgia" w:eastAsia="Georgia"/>
+          <w:b/>
+          <w:i w:val="0"/>
+          <w:color w:val="181A1F"/>
+          <w:sz w:val="21"/>
+        </w:rPr>
+        <w:t>Investment consequence:</w:t>
+      </w:r>
+      <w:r>
+        <w:rPr>
+          <w:rFonts w:ascii="Georgia" w:hAnsi="Georgia" w:eastAsia="Georgia"/>
+          <w:b w:val="0"/>
+          <w:i w:val="0"/>
+          <w:color w:val="181A1F"/>
+          <w:sz w:val="21"/>
+        </w:rPr>
+        <w:t xml:space="preserve"> the "diversifying, low-correlation-to-global-AI" thesis (Bridgewater) applies </w:t>
+      </w:r>
+      <w:r>
+        <w:rPr>
+          <w:rFonts w:ascii="Georgia" w:hAnsi="Georgia" w:eastAsia="Georgia"/>
+          <w:b/>
+          <w:i w:val="0"/>
+          <w:color w:val="181A1F"/>
+          <w:sz w:val="21"/>
+        </w:rPr>
+        <w:t>only to the domestic-substitution bucket</w:t>
+      </w:r>
+      <w:r>
+        <w:rPr>
+          <w:rFonts w:ascii="Georgia" w:hAnsi="Georgia" w:eastAsia="Georgia"/>
+          <w:b w:val="0"/>
+          <w:i w:val="0"/>
+          <w:color w:val="181A1F"/>
+          <w:sz w:val="21"/>
+        </w:rPr>
+        <w:t xml:space="preserve">. The global-demand bucket is </w:t>
+      </w:r>
+      <w:r>
+        <w:rPr>
+          <w:rFonts w:ascii="Georgia" w:hAnsi="Georgia" w:eastAsia="Georgia"/>
+          <w:b w:val="0"/>
+          <w:i/>
+          <w:color w:val="181A1F"/>
+          <w:sz w:val="21"/>
+        </w:rPr>
+        <w:t>correlated</w:t>
+      </w:r>
+      <w:r>
+        <w:rPr>
+          <w:rFonts w:ascii="Georgia" w:hAnsi="Georgia" w:eastAsia="Georgia"/>
+          <w:b w:val="0"/>
+          <w:i w:val="0"/>
+          <w:color w:val="181A1F"/>
+          <w:sz w:val="21"/>
+        </w:rPr>
+        <w:t xml:space="preserve"> with Nvidia and the world cycle — it is a lever on the global build-out that happens to be listed in Shanghai/HK, not a China-policy diversifier. Confusing the two is the most common error in the China-AI trade.</w:t>
+      </w:r>
+    </w:p>
+    <w:p>
+      <w:pPr>
+        <w:spacing w:after="120" w:line="300" w:lineRule="auto"/>
+      </w:pPr>
+      <w:r>
+        <w:rPr>
+          <w:rFonts w:ascii="Georgia" w:hAnsi="Georgia" w:eastAsia="Georgia"/>
+          <w:b w:val="0"/>
+          <w:i/>
+          <w:color w:val="181A1F"/>
+          <w:sz w:val="21"/>
+        </w:rPr>
+        <w:t>Actual-vs-consensus (P3):</w:t>
+      </w:r>
+      <w:r>
+        <w:rPr>
+          <w:rFonts w:ascii="Georgia" w:hAnsi="Georgia" w:eastAsia="Georgia"/>
+          <w:b w:val="0"/>
+          <w:i w:val="0"/>
+          <w:color w:val="181A1F"/>
+          <w:sz w:val="21"/>
+        </w:rPr>
+        <w:t xml:space="preserve"> for the top listed names we compiled reported growth, guidance, and where available sell-side consensus (NAURA vs AMAT/Lam; Montage vs Astera Labs; SMIC vs TSMC/UMC; Alibaba vs AWS). The market is pricing </w:t>
+      </w:r>
+      <w:r>
+        <w:rPr>
+          <w:rFonts w:ascii="Georgia" w:hAnsi="Georgia" w:eastAsia="Georgia"/>
+          <w:b/>
+          <w:i w:val="0"/>
+          <w:color w:val="181A1F"/>
+          <w:sz w:val="21"/>
+        </w:rPr>
+        <w:t>high forward growth off a low base</w:t>
+      </w:r>
+      <w:r>
+        <w:rPr>
+          <w:rFonts w:ascii="Georgia" w:hAnsi="Georgia" w:eastAsia="Georgia"/>
+          <w:b w:val="0"/>
+          <w:i w:val="0"/>
+          <w:color w:val="181A1F"/>
+          <w:sz w:val="21"/>
+        </w:rPr>
+        <w:t xml:space="preserve"> for the domestic-substitution names (semis on premium multiples vs global peers) and </w:t>
+      </w:r>
+      <w:r>
+        <w:rPr>
+          <w:rFonts w:ascii="Georgia" w:hAnsi="Georgia" w:eastAsia="Georgia"/>
+          <w:b/>
+          <w:i w:val="0"/>
+          <w:color w:val="181A1F"/>
+          <w:sz w:val="21"/>
+        </w:rPr>
+        <w:t>catch-up re-rating</w:t>
+      </w:r>
+      <w:r>
+        <w:rPr>
+          <w:rFonts w:ascii="Georgia" w:hAnsi="Georgia" w:eastAsia="Georgia"/>
+          <w:b w:val="0"/>
+          <w:i w:val="0"/>
+          <w:color w:val="181A1F"/>
+          <w:sz w:val="21"/>
+        </w:rPr>
+        <w:t xml:space="preserve"> for the platforms. Precise consensus for many A-share names is proprietary/thin — flagged where unavailable rather than fabricated.</w:t>
+      </w:r>
+    </w:p>
+    <w:p>
+      <w:pPr>
+        <w:spacing w:after="80"/>
+      </w:pPr>
+      <w:r>
+        <w:rPr>
+          <w:rFonts w:ascii="Calibri" w:hAnsi="Calibri" w:eastAsia="Calibri"/>
+          <w:b/>
+          <w:i w:val="0"/>
+          <w:color w:val="B02A1B"/>
+          <w:sz w:val="32"/>
+        </w:rPr>
+        <w:t>II.2 Hyperscaler economics &amp; capex funding (P1)</w:t>
+      </w:r>
+    </w:p>
+    <w:p>
+      <w:pPr>
+        <w:pStyle w:val="ListBullet"/>
+        <w:spacing w:after="40"/>
+      </w:pPr>
+      <w:r>
+        <w:rPr>
+          <w:rFonts w:ascii="Georgia" w:hAnsi="Georgia" w:eastAsia="Georgia"/>
+          <w:b/>
+          <w:i w:val="0"/>
+          <w:color w:val="181A1F"/>
+          <w:sz w:val="20"/>
+        </w:rPr>
+        <w:t>AI-cloud contribution &amp; the non-AI question.</w:t>
+      </w:r>
+      <w:r>
+        <w:rPr>
+          <w:rFonts w:ascii="Georgia" w:hAnsi="Georgia" w:eastAsia="Georgia"/>
+          <w:b w:val="0"/>
+          <w:i w:val="0"/>
+          <w:color w:val="181A1F"/>
+          <w:sz w:val="20"/>
+        </w:rPr>
+        <w:t xml:space="preserve"> Alibaba Cloud re-accelerated to </w:t>
+      </w:r>
+      <w:r>
+        <w:rPr>
+          <w:rFonts w:ascii="Georgia" w:hAnsi="Georgia" w:eastAsia="Georgia"/>
+          <w:b/>
+          <w:i w:val="0"/>
+          <w:color w:val="181A1F"/>
+          <w:sz w:val="20"/>
+        </w:rPr>
+        <w:t>+38% YoY (Q1-2026)</w:t>
+      </w:r>
+      <w:r>
+        <w:rPr>
+          <w:rFonts w:ascii="Georgia" w:hAnsi="Georgia" w:eastAsia="Georgia"/>
+          <w:b w:val="0"/>
+          <w:i w:val="0"/>
+          <w:color w:val="181A1F"/>
+          <w:sz w:val="20"/>
+        </w:rPr>
+        <w:t xml:space="preserve">; Baidu AI-cloud infrastructure revenue </w:t>
+      </w:r>
+      <w:r>
+        <w:rPr>
+          <w:rFonts w:ascii="Georgia" w:hAnsi="Georgia" w:eastAsia="Georgia"/>
+          <w:b/>
+          <w:i w:val="0"/>
+          <w:color w:val="181A1F"/>
+          <w:sz w:val="20"/>
+        </w:rPr>
+        <w:t>+79% YoY</w:t>
+      </w:r>
+      <w:r>
+        <w:rPr>
+          <w:rFonts w:ascii="Georgia" w:hAnsi="Georgia" w:eastAsia="Georgia"/>
+          <w:b w:val="0"/>
+          <w:i w:val="0"/>
+          <w:color w:val="181A1F"/>
+          <w:sz w:val="20"/>
+        </w:rPr>
+        <w:t xml:space="preserve">. For Alibaba and Tencent the legacy segments (e-commerce, gaming, ads) still </w:t>
+      </w:r>
+      <w:r>
+        <w:rPr>
+          <w:rFonts w:ascii="Georgia" w:hAnsi="Georgia" w:eastAsia="Georgia"/>
+          <w:b/>
+          <w:i w:val="0"/>
+          <w:color w:val="181A1F"/>
+          <w:sz w:val="20"/>
+        </w:rPr>
+        <w:t>fund</w:t>
+      </w:r>
+      <w:r>
+        <w:rPr>
+          <w:rFonts w:ascii="Georgia" w:hAnsi="Georgia" w:eastAsia="Georgia"/>
+          <w:b w:val="0"/>
+          <w:i w:val="0"/>
+          <w:color w:val="181A1F"/>
+          <w:sz w:val="20"/>
+        </w:rPr>
+        <w:t xml:space="preserve"> rather than drag the build-out — they throw off the cash that pays for capex.</w:t>
+      </w:r>
+    </w:p>
+    <w:p>
+      <w:pPr>
+        <w:pStyle w:val="ListBullet"/>
+        <w:spacing w:after="40"/>
+      </w:pPr>
+      <w:r>
+        <w:rPr>
+          <w:rFonts w:ascii="Georgia" w:hAnsi="Georgia" w:eastAsia="Georgia"/>
+          <w:b/>
+          <w:i w:val="0"/>
+          <w:color w:val="181A1F"/>
+          <w:sz w:val="20"/>
+        </w:rPr>
+        <w:t>Funding source — the real contrast with the US.</w:t>
+      </w:r>
+      <w:r>
+        <w:rPr>
+          <w:rFonts w:ascii="Georgia" w:hAnsi="Georgia" w:eastAsia="Georgia"/>
+          <w:b w:val="0"/>
+          <w:i w:val="0"/>
+          <w:color w:val="181A1F"/>
+          <w:sz w:val="20"/>
+        </w:rPr>
+        <w:t xml:space="preserve"> Chinese hyperscalers fund AI capex </w:t>
+      </w:r>
+      <w:r>
+        <w:rPr>
+          <w:rFonts w:ascii="Georgia" w:hAnsi="Georgia" w:eastAsia="Georgia"/>
+          <w:b/>
+          <w:i w:val="0"/>
+          <w:color w:val="181A1F"/>
+          <w:sz w:val="20"/>
+        </w:rPr>
+        <w:t>largely from internal operating cash flow</w:t>
+      </w:r>
+      <w:r>
+        <w:rPr>
+          <w:rFonts w:ascii="Georgia" w:hAnsi="Georgia" w:eastAsia="Georgia"/>
+          <w:b w:val="0"/>
+          <w:i w:val="0"/>
+          <w:color w:val="181A1F"/>
+          <w:sz w:val="20"/>
+        </w:rPr>
+        <w:t xml:space="preserve">; the US marginal AI dollar is </w:t>
+      </w:r>
+      <w:r>
+        <w:rPr>
+          <w:rFonts w:ascii="Georgia" w:hAnsi="Georgia" w:eastAsia="Georgia"/>
+          <w:b/>
+          <w:i w:val="0"/>
+          <w:color w:val="181A1F"/>
+          <w:sz w:val="20"/>
+        </w:rPr>
+        <w:t>increasingly externally financed</w:t>
+      </w:r>
+      <w:r>
+        <w:rPr>
+          <w:rFonts w:ascii="Georgia" w:hAnsi="Georgia" w:eastAsia="Georgia"/>
+          <w:b w:val="0"/>
+          <w:i w:val="0"/>
+          <w:color w:val="181A1F"/>
+          <w:sz w:val="20"/>
+        </w:rPr>
+        <w:t xml:space="preserve"> (debt/equity — e.g. Alphabet's large 2026 equity raise). That is a </w:t>
+      </w:r>
+      <w:r>
+        <w:rPr>
+          <w:rFonts w:ascii="Georgia" w:hAnsi="Georgia" w:eastAsia="Georgia"/>
+          <w:b w:val="0"/>
+          <w:i/>
+          <w:color w:val="181A1F"/>
+          <w:sz w:val="20"/>
+        </w:rPr>
+        <w:t>resilience</w:t>
+      </w:r>
+      <w:r>
+        <w:rPr>
+          <w:rFonts w:ascii="Georgia" w:hAnsi="Georgia" w:eastAsia="Georgia"/>
+          <w:b w:val="0"/>
+          <w:i w:val="0"/>
+          <w:color w:val="181A1F"/>
+          <w:sz w:val="20"/>
+        </w:rPr>
+        <w:t xml:space="preserve"> point for the Chinese platforms — but off a </w:t>
+      </w:r>
+      <w:r>
+        <w:rPr>
+          <w:rFonts w:ascii="Georgia" w:hAnsi="Georgia" w:eastAsia="Georgia"/>
+          <w:b/>
+          <w:i w:val="0"/>
+          <w:color w:val="181A1F"/>
+          <w:sz w:val="20"/>
+        </w:rPr>
+        <w:t>far smaller absolute base</w:t>
+      </w:r>
+      <w:r>
+        <w:rPr>
+          <w:rFonts w:ascii="Georgia" w:hAnsi="Georgia" w:eastAsia="Georgia"/>
+          <w:b w:val="0"/>
+          <w:i w:val="0"/>
+          <w:color w:val="181A1F"/>
+          <w:sz w:val="20"/>
+        </w:rPr>
+        <w:t xml:space="preserve"> (the US hyperscaler+neocloud cumulative capex benchmark is ~$2T through 2026; China's is a fraction).</w:t>
+      </w:r>
+    </w:p>
+    <w:p>
+      <w:pPr>
+        <w:pStyle w:val="ListBullet"/>
+        <w:spacing w:after="40"/>
+      </w:pPr>
+      <w:r>
+        <w:rPr>
+          <w:rFonts w:ascii="Georgia" w:hAnsi="Georgia" w:eastAsia="Georgia"/>
+          <w:b/>
+          <w:i w:val="0"/>
+          <w:color w:val="181A1F"/>
+          <w:sz w:val="20"/>
+        </w:rPr>
+        <w:t>The sharpest primary find — a monetization gap.</w:t>
+      </w:r>
+      <w:r>
+        <w:rPr>
+          <w:rFonts w:ascii="Georgia" w:hAnsi="Georgia" w:eastAsia="Georgia"/>
+          <w:b w:val="0"/>
+          <w:i w:val="0"/>
+          <w:color w:val="181A1F"/>
+          <w:sz w:val="20"/>
+        </w:rPr>
+        <w:t xml:space="preserve"> Baidu's SEC </w:t>
+      </w:r>
+      <w:r>
+        <w:rPr>
+          <w:rFonts w:ascii="Georgia" w:hAnsi="Georgia" w:eastAsia="Georgia"/>
+          <w:b/>
+          <w:i w:val="0"/>
+          <w:color w:val="181A1F"/>
+          <w:sz w:val="20"/>
+        </w:rPr>
+        <w:t>6-K</w:t>
+      </w:r>
+      <w:r>
+        <w:rPr>
+          <w:rFonts w:ascii="Georgia" w:hAnsi="Georgia" w:eastAsia="Georgia"/>
+          <w:b w:val="0"/>
+          <w:i w:val="0"/>
+          <w:color w:val="181A1F"/>
+          <w:sz w:val="20"/>
+        </w:rPr>
+        <w:t xml:space="preserve"> shows "AI Applications" revenue ~</w:t>
+      </w:r>
+      <w:r>
+        <w:rPr>
+          <w:rFonts w:ascii="Georgia" w:hAnsi="Georgia" w:eastAsia="Georgia"/>
+          <w:b/>
+          <w:i w:val="0"/>
+          <w:color w:val="181A1F"/>
+          <w:sz w:val="20"/>
+        </w:rPr>
+        <w:t>RMB 2.5bn in Q1-2026, roughly flat YoY</w:t>
+      </w:r>
+      <w:r>
+        <w:rPr>
+          <w:rFonts w:ascii="Georgia" w:hAnsi="Georgia" w:eastAsia="Georgia"/>
+          <w:b w:val="0"/>
+          <w:i w:val="0"/>
+          <w:color w:val="181A1F"/>
+          <w:sz w:val="20"/>
+        </w:rPr>
+        <w:t xml:space="preserve">, despite 200m+ Ernie MAU and 184% GPU-cloud growth (A-grade). Usage is real; </w:t>
+      </w:r>
+      <w:r>
+        <w:rPr>
+          <w:rFonts w:ascii="Georgia" w:hAnsi="Georgia" w:eastAsia="Georgia"/>
+          <w:b/>
+          <w:i w:val="0"/>
+          <w:color w:val="181A1F"/>
+          <w:sz w:val="20"/>
+        </w:rPr>
+        <w:t>direct monetization lags</w:t>
+      </w:r>
+      <w:r>
+        <w:rPr>
+          <w:rFonts w:ascii="Georgia" w:hAnsi="Georgia" w:eastAsia="Georgia"/>
+          <w:b w:val="0"/>
+          <w:i w:val="0"/>
+          <w:color w:val="181A1F"/>
+          <w:sz w:val="20"/>
+        </w:rPr>
+        <w:t xml:space="preserve">. </w:t>
+      </w:r>
+      <w:r>
+        <w:rPr>
+          <w:rFonts w:ascii="Georgia" w:hAnsi="Georgia" w:eastAsia="Georgia"/>
+          <w:b w:val="0"/>
+          <w:i/>
+          <w:color w:val="181A1F"/>
+          <w:sz w:val="20"/>
+        </w:rPr>
+        <w:t>(Reviewer flag: Alibaba was reported to have turned FCF-negative on AI capex — to confirm directly against the 6-K before relying on it.)</w:t>
+      </w:r>
+    </w:p>
+    <w:p>
+      <w:pPr>
+        <w:spacing w:after="80"/>
+      </w:pPr>
+      <w:r>
+        <w:rPr>
+          <w:rFonts w:ascii="Calibri" w:hAnsi="Calibri" w:eastAsia="Calibri"/>
+          <w:b/>
+          <w:i w:val="0"/>
+          <w:color w:val="B02A1B"/>
+          <w:sz w:val="32"/>
+        </w:rPr>
+        <w:t>II.3 Model &amp; app economics — share ≠ revenue (P2)</w:t>
+      </w:r>
+    </w:p>
+    <w:p>
+      <w:pPr>
+        <w:spacing w:before="160" w:after="40"/>
+        <w:jc w:val="center"/>
+      </w:pPr>
+      <w:r>
+        <w:drawing>
+          <wp:inline xmlns:a="http://schemas.openxmlformats.org/drawingml/2006/main" xmlns:pic="http://schemas.openxmlformats.org/drawingml/2006/picture">
+            <wp:extent cx="5394960" cy="2001710"/>
+            <wp:docPr id="11" name="Picture 11"/>
+            <wp:cNvGraphicFramePr>
+              <a:graphicFrameLocks noChangeAspect="1"/>
+            </wp:cNvGraphicFramePr>
+            <a:graphic>
+              <a:graphicData uri="http://schemas.openxmlformats.org/drawingml/2006/picture">
+                <pic:pic>
+                  <pic:nvPicPr>
+                    <pic:cNvPr id="0" name="10_model_econ.png"/>
+                    <pic:cNvPicPr/>
+                  </pic:nvPicPr>
+                  <pic:blipFill>
+                    <a:blip r:embed="rId18"/>
+                    <a:stretch>
+                      <a:fillRect/>
+                    </a:stretch>
+                  </pic:blipFill>
+                  <pic:spPr>
+                    <a:xfrm>
+                      <a:off x="0" y="0"/>
+                      <a:ext cx="5394960" cy="2001710"/>
+                    </a:xfrm>
+                    <a:prstGeom prst="rect"/>
+                  </pic:spPr>
+                </pic:pic>
+              </a:graphicData>
+            </a:graphic>
+          </wp:inline>
+        </w:drawing>
+      </w:r>
+    </w:p>
+    <w:p>
+      <w:pPr>
+        <w:jc w:val="center"/>
+      </w:pPr>
+      <w:r>
+        <w:rPr>
+          <w:rFonts w:ascii="Calibri" w:hAnsi="Calibri" w:eastAsia="Calibri"/>
+          <w:b w:val="0"/>
+          <w:i/>
+          <w:color w:val="7A828E"/>
+          <w:sz w:val="17"/>
+        </w:rPr>
+        <w:t>Figure II-2 — Model-lab economics: market share ≠ revenue (Zhipu &amp; MiniMax FY2025 filed, B).</w:t>
+      </w:r>
+    </w:p>
+    <w:p>
+      <w:pPr>
+        <w:pStyle w:val="ListBullet"/>
+        <w:spacing w:after="40"/>
+      </w:pPr>
+      <w:r>
+        <w:rPr>
+          <w:rFonts w:ascii="Georgia" w:hAnsi="Georgia" w:eastAsia="Georgia"/>
+          <w:b/>
+          <w:i w:val="0"/>
+          <w:color w:val="181A1F"/>
+          <w:sz w:val="20"/>
+        </w:rPr>
+        <w:t>Filed reality.</w:t>
+      </w:r>
+      <w:r>
+        <w:rPr>
+          <w:rFonts w:ascii="Georgia" w:hAnsi="Georgia" w:eastAsia="Georgia"/>
+          <w:b w:val="0"/>
+          <w:i w:val="0"/>
+          <w:color w:val="181A1F"/>
+          <w:sz w:val="20"/>
+        </w:rPr>
+        <w:t xml:space="preserve"> </w:t>
+      </w:r>
+      <w:r>
+        <w:rPr>
+          <w:rFonts w:ascii="Georgia" w:hAnsi="Georgia" w:eastAsia="Georgia"/>
+          <w:b/>
+          <w:i w:val="0"/>
+          <w:color w:val="181A1F"/>
+          <w:sz w:val="20"/>
+        </w:rPr>
+        <w:t>Zhipu</w:t>
+      </w:r>
+      <w:r>
+        <w:rPr>
+          <w:rFonts w:ascii="Georgia" w:hAnsi="Georgia" w:eastAsia="Georgia"/>
+          <w:b w:val="0"/>
+          <w:i w:val="0"/>
+          <w:color w:val="181A1F"/>
+          <w:sz w:val="20"/>
+        </w:rPr>
+        <w:t xml:space="preserve"> (HKEX:2513) FY2025: revenue </w:t>
+      </w:r>
+      <w:r>
+        <w:rPr>
+          <w:rFonts w:ascii="Georgia" w:hAnsi="Georgia" w:eastAsia="Georgia"/>
+          <w:b/>
+          <w:i w:val="0"/>
+          <w:color w:val="181A1F"/>
+          <w:sz w:val="20"/>
+        </w:rPr>
+        <w:t>RMB 724m (+132%)</w:t>
+      </w:r>
+      <w:r>
+        <w:rPr>
+          <w:rFonts w:ascii="Georgia" w:hAnsi="Georgia" w:eastAsia="Georgia"/>
+          <w:b w:val="0"/>
+          <w:i w:val="0"/>
+          <w:color w:val="181A1F"/>
+          <w:sz w:val="20"/>
+        </w:rPr>
+        <w:t xml:space="preserve">, net loss </w:t>
+      </w:r>
+      <w:r>
+        <w:rPr>
+          <w:rFonts w:ascii="Georgia" w:hAnsi="Georgia" w:eastAsia="Georgia"/>
+          <w:b/>
+          <w:i w:val="0"/>
+          <w:color w:val="181A1F"/>
+          <w:sz w:val="20"/>
+        </w:rPr>
+        <w:t>RMB 4.72bn</w:t>
+      </w:r>
+      <w:r>
+        <w:rPr>
+          <w:rFonts w:ascii="Georgia" w:hAnsi="Georgia" w:eastAsia="Georgia"/>
+          <w:b w:val="0"/>
+          <w:i w:val="0"/>
+          <w:color w:val="181A1F"/>
+          <w:sz w:val="20"/>
+        </w:rPr>
+        <w:t xml:space="preserve"> — a ~6.5× loss-to-revenue ratio. </w:t>
+      </w:r>
+      <w:r>
+        <w:rPr>
+          <w:rFonts w:ascii="Georgia" w:hAnsi="Georgia" w:eastAsia="Georgia"/>
+          <w:b/>
+          <w:i w:val="0"/>
+          <w:color w:val="181A1F"/>
+          <w:sz w:val="20"/>
+        </w:rPr>
+        <w:t>MiniMax</w:t>
+      </w:r>
+      <w:r>
+        <w:rPr>
+          <w:rFonts w:ascii="Georgia" w:hAnsi="Georgia" w:eastAsia="Georgia"/>
+          <w:b w:val="0"/>
+          <w:i w:val="0"/>
+          <w:color w:val="181A1F"/>
+          <w:sz w:val="20"/>
+        </w:rPr>
+        <w:t xml:space="preserve"> (HKEX:0100) FY2025: revenue </w:t>
+      </w:r>
+      <w:r>
+        <w:rPr>
+          <w:rFonts w:ascii="Georgia" w:hAnsi="Georgia" w:eastAsia="Georgia"/>
+          <w:b/>
+          <w:i w:val="0"/>
+          <w:color w:val="181A1F"/>
+          <w:sz w:val="20"/>
+        </w:rPr>
+        <w:t>$79m (+159%)</w:t>
+      </w:r>
+      <w:r>
+        <w:rPr>
+          <w:rFonts w:ascii="Georgia" w:hAnsi="Georgia" w:eastAsia="Georgia"/>
+          <w:b w:val="0"/>
+          <w:i w:val="0"/>
+          <w:color w:val="181A1F"/>
+          <w:sz w:val="20"/>
+        </w:rPr>
+        <w:t xml:space="preserve">, net loss </w:t>
+      </w:r>
+      <w:r>
+        <w:rPr>
+          <w:rFonts w:ascii="Georgia" w:hAnsi="Georgia" w:eastAsia="Georgia"/>
+          <w:b/>
+          <w:i w:val="0"/>
+          <w:color w:val="181A1F"/>
+          <w:sz w:val="20"/>
+        </w:rPr>
+        <w:t>$1.87bn</w:t>
+      </w:r>
+      <w:r>
+        <w:rPr>
+          <w:rFonts w:ascii="Georgia" w:hAnsi="Georgia" w:eastAsia="Georgia"/>
+          <w:b w:val="0"/>
+          <w:i w:val="0"/>
+          <w:color w:val="181A1F"/>
+          <w:sz w:val="20"/>
+        </w:rPr>
+        <w:t>, ~⅔ from consumer apps (Talkie/Hailuo), not enterprise API (both B-grade, filed).</w:t>
+      </w:r>
+    </w:p>
+    <w:p>
+      <w:pPr>
+        <w:pStyle w:val="ListBullet"/>
+        <w:spacing w:after="40"/>
+      </w:pPr>
+      <w:r>
+        <w:rPr>
+          <w:rFonts w:ascii="Georgia" w:hAnsi="Georgia" w:eastAsia="Georgia"/>
+          <w:b/>
+          <w:i w:val="0"/>
+          <w:color w:val="181A1F"/>
+          <w:sz w:val="20"/>
+        </w:rPr>
+        <w:t>Open-weight monetization reality.</w:t>
+      </w:r>
+      <w:r>
+        <w:rPr>
+          <w:rFonts w:ascii="Georgia" w:hAnsi="Georgia" w:eastAsia="Georgia"/>
+          <w:b w:val="0"/>
+          <w:i w:val="0"/>
+          <w:color w:val="181A1F"/>
+          <w:sz w:val="20"/>
+        </w:rPr>
+        <w:t xml:space="preserve"> Open models win </w:t>
+      </w:r>
+      <w:r>
+        <w:rPr>
+          <w:rFonts w:ascii="Georgia" w:hAnsi="Georgia" w:eastAsia="Georgia"/>
+          <w:b/>
+          <w:i w:val="0"/>
+          <w:color w:val="181A1F"/>
+          <w:sz w:val="20"/>
+        </w:rPr>
+        <w:t>token share</w:t>
+      </w:r>
+      <w:r>
+        <w:rPr>
+          <w:rFonts w:ascii="Georgia" w:hAnsi="Georgia" w:eastAsia="Georgia"/>
+          <w:b w:val="0"/>
+          <w:i w:val="0"/>
+          <w:color w:val="181A1F"/>
+          <w:sz w:val="20"/>
+        </w:rPr>
+        <w:t xml:space="preserve"> but earn little </w:t>
+      </w:r>
+      <w:r>
+        <w:rPr>
+          <w:rFonts w:ascii="Georgia" w:hAnsi="Georgia" w:eastAsia="Georgia"/>
+          <w:b/>
+          <w:i w:val="0"/>
+          <w:color w:val="181A1F"/>
+          <w:sz w:val="20"/>
+        </w:rPr>
+        <w:t>directly</w:t>
+      </w:r>
+      <w:r>
+        <w:rPr>
+          <w:rFonts w:ascii="Georgia" w:hAnsi="Georgia" w:eastAsia="Georgia"/>
+          <w:b w:val="0"/>
+          <w:i w:val="0"/>
+          <w:color w:val="181A1F"/>
+          <w:sz w:val="20"/>
+        </w:rPr>
+        <w:t xml:space="preserve">; monetization is indirect (cloud pull-through, enterprise support, closed tiers). </w:t>
+      </w:r>
+      <w:r>
+        <w:rPr>
+          <w:rFonts w:ascii="Georgia" w:hAnsi="Georgia" w:eastAsia="Georgia"/>
+          <w:b/>
+          <w:i w:val="0"/>
+          <w:color w:val="181A1F"/>
+          <w:sz w:val="20"/>
+        </w:rPr>
+        <w:t>DeepSeek, Moonshot and ByteDance model-level revenue are not reliably disclosed</w:t>
+      </w:r>
+      <w:r>
+        <w:rPr>
+          <w:rFonts w:ascii="Georgia" w:hAnsi="Georgia" w:eastAsia="Georgia"/>
+          <w:b w:val="0"/>
+          <w:i w:val="0"/>
+          <w:color w:val="181A1F"/>
+          <w:sz w:val="20"/>
+        </w:rPr>
+        <w:t xml:space="preserve"> — DeepSeek estimates span ~80–100× across sources — so we </w:t>
+      </w:r>
+      <w:r>
+        <w:rPr>
+          <w:rFonts w:ascii="Georgia" w:hAnsi="Georgia" w:eastAsia="Georgia"/>
+          <w:b/>
+          <w:i w:val="0"/>
+          <w:color w:val="181A1F"/>
+          <w:sz w:val="20"/>
+        </w:rPr>
+        <w:t>decline to state a figure</w:t>
+      </w:r>
+      <w:r>
+        <w:rPr>
+          <w:rFonts w:ascii="Georgia" w:hAnsi="Georgia" w:eastAsia="Georgia"/>
+          <w:b w:val="0"/>
+          <w:i w:val="0"/>
+          <w:color w:val="181A1F"/>
+          <w:sz w:val="20"/>
+        </w:rPr>
+        <w:t xml:space="preserve"> rather than launder an estimate into a fact.</w:t>
+      </w:r>
+    </w:p>
+    <w:p>
+      <w:pPr>
+        <w:pStyle w:val="ListBullet"/>
+        <w:spacing w:after="40"/>
+      </w:pPr>
+      <w:r>
+        <w:rPr>
+          <w:rFonts w:ascii="Georgia" w:hAnsi="Georgia" w:eastAsia="Georgia"/>
+          <w:b/>
+          <w:i w:val="0"/>
+          <w:color w:val="181A1F"/>
+          <w:sz w:val="20"/>
+        </w:rPr>
+        <w:t>OpenClaw &amp; the enterprise inflection.</w:t>
+      </w:r>
+      <w:r>
+        <w:rPr>
+          <w:rFonts w:ascii="Georgia" w:hAnsi="Georgia" w:eastAsia="Georgia"/>
+          <w:b w:val="0"/>
+          <w:i w:val="0"/>
+          <w:color w:val="181A1F"/>
+          <w:sz w:val="20"/>
+        </w:rPr>
+        <w:t xml:space="preserve"> The viral </w:t>
+      </w:r>
+      <w:r>
+        <w:rPr>
+          <w:rFonts w:ascii="Georgia" w:hAnsi="Georgia" w:eastAsia="Georgia"/>
+          <w:b/>
+          <w:i w:val="0"/>
+          <w:color w:val="181A1F"/>
+          <w:sz w:val="20"/>
+        </w:rPr>
+        <w:t>OpenClaw</w:t>
+      </w:r>
+      <w:r>
+        <w:rPr>
+          <w:rFonts w:ascii="Georgia" w:hAnsi="Georgia" w:eastAsia="Georgia"/>
+          <w:b w:val="0"/>
+          <w:i w:val="0"/>
+          <w:color w:val="181A1F"/>
+          <w:sz w:val="20"/>
+        </w:rPr>
+        <w:t xml:space="preserve"> agent spurred </w:t>
+      </w:r>
+      <w:r>
+        <w:rPr>
+          <w:rFonts w:ascii="Georgia" w:hAnsi="Georgia" w:eastAsia="Georgia"/>
+          <w:b/>
+          <w:i w:val="0"/>
+          <w:color w:val="181A1F"/>
+          <w:sz w:val="20"/>
+        </w:rPr>
+        <w:t>Alibaba (Wukong)</w:t>
+      </w:r>
+      <w:r>
+        <w:rPr>
+          <w:rFonts w:ascii="Georgia" w:hAnsi="Georgia" w:eastAsia="Georgia"/>
+          <w:b w:val="0"/>
+          <w:i w:val="0"/>
+          <w:color w:val="181A1F"/>
+          <w:sz w:val="20"/>
+        </w:rPr>
+        <w:t xml:space="preserve"> and </w:t>
+      </w:r>
+      <w:r>
+        <w:rPr>
+          <w:rFonts w:ascii="Georgia" w:hAnsi="Georgia" w:eastAsia="Georgia"/>
+          <w:b/>
+          <w:i w:val="0"/>
+          <w:color w:val="181A1F"/>
+          <w:sz w:val="20"/>
+        </w:rPr>
+        <w:t>Tencent (ClawPro / WorkBuddy / ClawBot)</w:t>
+      </w:r>
+      <w:r>
+        <w:rPr>
+          <w:rFonts w:ascii="Georgia" w:hAnsi="Georgia" w:eastAsia="Georgia"/>
+          <w:b w:val="0"/>
+          <w:i w:val="0"/>
+          <w:color w:val="181A1F"/>
+          <w:sz w:val="20"/>
+        </w:rPr>
+        <w:t xml:space="preserve"> to ship enterprise-agent products in 2026. Traction (200+ ClawPro beta orgs, 2,000+ WorkBuddy pilots) is </w:t>
+      </w:r>
+      <w:r>
+        <w:rPr>
+          <w:rFonts w:ascii="Georgia" w:hAnsi="Georgia" w:eastAsia="Georgia"/>
+          <w:b/>
+          <w:i w:val="0"/>
+          <w:color w:val="181A1F"/>
+          <w:sz w:val="20"/>
+        </w:rPr>
+        <w:t>vendor-self-reported</w:t>
+      </w:r>
+      <w:r>
+        <w:rPr>
+          <w:rFonts w:ascii="Georgia" w:hAnsi="Georgia" w:eastAsia="Georgia"/>
+          <w:b w:val="0"/>
+          <w:i w:val="0"/>
+          <w:color w:val="181A1F"/>
+          <w:sz w:val="20"/>
+        </w:rPr>
+        <w:t xml:space="preserve"> — a directional inflection, not audited demand.</w:t>
+      </w:r>
+    </w:p>
+    <w:p>
+      <w:pPr>
+        <w:spacing w:after="80"/>
+      </w:pPr>
+      <w:r>
+        <w:rPr>
+          <w:rFonts w:ascii="Calibri" w:hAnsi="Calibri" w:eastAsia="Calibri"/>
+          <w:b/>
+          <w:i w:val="0"/>
+          <w:color w:val="B02A1B"/>
+          <w:sz w:val="32"/>
+        </w:rPr>
+        <w:t>II.4 Talent &amp; R&amp;D (P4)</w:t>
+      </w:r>
+    </w:p>
+    <w:p>
+      <w:pPr>
+        <w:spacing w:before="160" w:after="40"/>
+        <w:jc w:val="center"/>
+      </w:pPr>
+      <w:r>
+        <w:drawing>
+          <wp:inline xmlns:a="http://schemas.openxmlformats.org/drawingml/2006/main" xmlns:pic="http://schemas.openxmlformats.org/drawingml/2006/picture">
+            <wp:extent cx="5394960" cy="1916084"/>
+            <wp:docPr id="12" name="Picture 12"/>
+            <wp:cNvGraphicFramePr>
+              <a:graphicFrameLocks noChangeAspect="1"/>
+            </wp:cNvGraphicFramePr>
+            <a:graphic>
+              <a:graphicData uri="http://schemas.openxmlformats.org/drawingml/2006/picture">
+                <pic:pic>
+                  <pic:nvPicPr>
+                    <pic:cNvPr id="0" name="12_talent.png"/>
+                    <pic:cNvPicPr/>
+                  </pic:nvPicPr>
+                  <pic:blipFill>
+                    <a:blip r:embed="rId19"/>
+                    <a:stretch>
+                      <a:fillRect/>
+                    </a:stretch>
+                  </pic:blipFill>
+                  <pic:spPr>
+                    <a:xfrm>
+                      <a:off x="0" y="0"/>
+                      <a:ext cx="5394960" cy="1916084"/>
+                    </a:xfrm>
+                    <a:prstGeom prst="rect"/>
+                  </pic:spPr>
+                </pic:pic>
+              </a:graphicData>
+            </a:graphic>
+          </wp:inline>
+        </w:drawing>
+      </w:r>
+    </w:p>
+    <w:p>
+      <w:pPr>
+        <w:jc w:val="center"/>
+      </w:pPr>
+      <w:r>
+        <w:rPr>
+          <w:rFonts w:ascii="Calibri" w:hAnsi="Calibri" w:eastAsia="Calibri"/>
+          <w:b w:val="0"/>
+          <w:i/>
+          <w:color w:val="7A828E"/>
+          <w:sz w:val="17"/>
+        </w:rPr>
+        <w:t>Figure II-3 — China's AI research output vs its historical talent export (C).</w:t>
+      </w:r>
+    </w:p>
+    <w:p>
+      <w:pPr>
+        <w:pStyle w:val="ListBullet"/>
+        <w:spacing w:after="40"/>
+      </w:pPr>
+      <w:r>
+        <w:rPr>
+          <w:rFonts w:ascii="Georgia" w:hAnsi="Georgia" w:eastAsia="Georgia"/>
+          <w:b w:val="0"/>
+          <w:i w:val="0"/>
+          <w:color w:val="181A1F"/>
+          <w:sz w:val="20"/>
+        </w:rPr>
+        <w:t>*</w:t>
+      </w:r>
+      <w:r>
+        <w:rPr>
+          <w:rFonts w:ascii="Georgia" w:hAnsi="Georgia" w:eastAsia="Georgia"/>
+          <w:b w:val="0"/>
+          <w:i/>
+          <w:color w:val="181A1F"/>
+          <w:sz w:val="20"/>
+        </w:rPr>
+        <w:t xml:space="preserve">China leads on research </w:t>
+      </w:r>
+      <w:r>
+        <w:rPr>
+          <w:rFonts w:ascii="Georgia" w:hAnsi="Georgia" w:eastAsia="Georgia"/>
+          <w:b w:val="0"/>
+          <w:i w:val="0"/>
+          <w:color w:val="181A1F"/>
+          <w:sz w:val="20"/>
+        </w:rPr>
+        <w:t>output</w:t>
+      </w:r>
+      <w:r>
+        <w:rPr>
+          <w:rFonts w:ascii="Georgia" w:hAnsi="Georgia" w:eastAsia="Georgia"/>
+          <w:b w:val="0"/>
+          <w:i/>
+          <w:color w:val="181A1F"/>
+          <w:sz w:val="20"/>
+        </w:rPr>
+        <w:t>:</w:t>
+      </w:r>
+      <w:r>
+        <w:rPr>
+          <w:rFonts w:ascii="Georgia" w:hAnsi="Georgia" w:eastAsia="Georgia"/>
+          <w:b w:val="0"/>
+          <w:i/>
+          <w:color w:val="181A1F"/>
+          <w:sz w:val="20"/>
+        </w:rPr>
+        <w:t xml:space="preserve"> </w:t>
+      </w:r>
+      <w:r>
+        <w:rPr>
+          <w:rFonts w:ascii="Georgia" w:hAnsi="Georgia" w:eastAsia="Georgia"/>
+          <w:b w:val="0"/>
+          <w:i/>
+          <w:color w:val="181A1F"/>
+          <w:sz w:val="20"/>
+        </w:rPr>
+        <w:t>69.7%</w:t>
+      </w:r>
+      <w:r>
+        <w:rPr>
+          <w:rFonts w:ascii="Georgia" w:hAnsi="Georgia" w:eastAsia="Georgia"/>
+          <w:b w:val="0"/>
+          <w:i/>
+          <w:color w:val="181A1F"/>
+          <w:sz w:val="20"/>
+        </w:rPr>
+        <w:t xml:space="preserve"> of global AI patent filings, </w:t>
+      </w:r>
+      <w:r>
+        <w:rPr>
+          <w:rFonts w:ascii="Georgia" w:hAnsi="Georgia" w:eastAsia="Georgia"/>
+          <w:b w:val="0"/>
+          <w:i/>
+          <w:color w:val="181A1F"/>
+          <w:sz w:val="20"/>
+        </w:rPr>
+        <w:t>23.2%</w:t>
+      </w:r>
+      <w:r>
+        <w:rPr>
+          <w:rFonts w:ascii="Georgia" w:hAnsi="Georgia" w:eastAsia="Georgia"/>
+          <w:b w:val="0"/>
+          <w:i/>
+          <w:color w:val="181A1F"/>
+          <w:sz w:val="20"/>
+        </w:rPr>
+        <w:t xml:space="preserve"> of publications, and produces </w:t>
+      </w:r>
+      <w:r>
+        <w:rPr>
+          <w:rFonts w:ascii="Georgia" w:hAnsi="Georgia" w:eastAsia="Georgia"/>
+          <w:b w:val="0"/>
+          <w:i/>
+          <w:color w:val="181A1F"/>
+          <w:sz w:val="20"/>
+        </w:rPr>
+        <w:t>38%</w:t>
+      </w:r>
+      <w:r>
+        <w:rPr>
+          <w:rFonts w:ascii="Georgia" w:hAnsi="Georgia" w:eastAsia="Georgia"/>
+          <w:b w:val="0"/>
+          <w:i/>
+          <w:color w:val="181A1F"/>
+          <w:sz w:val="20"/>
+        </w:rPr>
+        <w:t xml:space="preserve"> of the world's elite AI researchers by origin. </w:t>
+      </w:r>
+      <w:r>
+        <w:rPr>
+          <w:rFonts w:ascii="Georgia" w:hAnsi="Georgia" w:eastAsia="Georgia"/>
+          <w:b w:val="0"/>
+          <w:i/>
+          <w:color w:val="181A1F"/>
+          <w:sz w:val="20"/>
+        </w:rPr>
+        <w:t>But historically 72%</w:t>
+      </w:r>
+      <w:r>
+        <w:rPr>
+          <w:rFonts w:ascii="Georgia" w:hAnsi="Georgia" w:eastAsia="Georgia"/>
+          <w:b w:val="0"/>
+          <w:i/>
+          <w:color w:val="181A1F"/>
+          <w:sz w:val="20"/>
+        </w:rPr>
+        <w:t xml:space="preserve"> of China-educated elite researchers ended up at </w:t>
+      </w:r>
+      <w:r>
+        <w:rPr>
+          <w:rFonts w:ascii="Georgia" w:hAnsi="Georgia" w:eastAsia="Georgia"/>
+          <w:b w:val="0"/>
+          <w:i/>
+          <w:color w:val="181A1F"/>
+          <w:sz w:val="20"/>
+        </w:rPr>
+        <w:t>US</w:t>
+      </w:r>
+      <w:r>
+        <w:rPr>
+          <w:rFonts w:ascii="Georgia" w:hAnsi="Georgia" w:eastAsia="Georgia"/>
+          <w:b w:val="0"/>
+          <w:i w:val="0"/>
+          <w:color w:val="181A1F"/>
+          <w:sz w:val="20"/>
+        </w:rPr>
+        <w:t>* institutions (only ~11% stayed).</w:t>
+      </w:r>
+    </w:p>
+    <w:p>
+      <w:pPr>
+        <w:pStyle w:val="ListBullet"/>
+        <w:spacing w:after="40"/>
+      </w:pPr>
+      <w:r>
+        <w:rPr>
+          <w:rFonts w:ascii="Georgia" w:hAnsi="Georgia" w:eastAsia="Georgia"/>
+          <w:b/>
+          <w:i w:val="0"/>
+          <w:color w:val="181A1F"/>
+          <w:sz w:val="20"/>
+        </w:rPr>
+        <w:t>The 2025–26 reflow signal:</w:t>
+      </w:r>
+      <w:r>
+        <w:rPr>
+          <w:rFonts w:ascii="Georgia" w:hAnsi="Georgia" w:eastAsia="Georgia"/>
+          <w:b w:val="0"/>
+          <w:i w:val="0"/>
+          <w:color w:val="181A1F"/>
+          <w:sz w:val="20"/>
+        </w:rPr>
+        <w:t xml:space="preserve"> US visa tightening + Stanford AI Index's finding that AI-talent migration </w:t>
+      </w:r>
+      <w:r>
+        <w:rPr>
+          <w:rFonts w:ascii="Georgia" w:hAnsi="Georgia" w:eastAsia="Georgia"/>
+          <w:b w:val="0"/>
+          <w:i/>
+          <w:color w:val="181A1F"/>
+          <w:sz w:val="20"/>
+        </w:rPr>
+        <w:t>into</w:t>
+      </w:r>
+      <w:r>
+        <w:rPr>
+          <w:rFonts w:ascii="Georgia" w:hAnsi="Georgia" w:eastAsia="Georgia"/>
+          <w:b w:val="0"/>
+          <w:i w:val="0"/>
+          <w:color w:val="181A1F"/>
+          <w:sz w:val="20"/>
+        </w:rPr>
+        <w:t xml:space="preserve"> the US fell </w:t>
+      </w:r>
+      <w:r>
+        <w:rPr>
+          <w:rFonts w:ascii="Georgia" w:hAnsi="Georgia" w:eastAsia="Georgia"/>
+          <w:b/>
+          <w:i w:val="0"/>
+          <w:color w:val="181A1F"/>
+          <w:sz w:val="20"/>
+        </w:rPr>
+        <w:t>~89% since 2017</w:t>
+      </w:r>
+      <w:r>
+        <w:rPr>
+          <w:rFonts w:ascii="Georgia" w:hAnsi="Georgia" w:eastAsia="Georgia"/>
+          <w:b w:val="0"/>
+          <w:i w:val="0"/>
+          <w:color w:val="181A1F"/>
+          <w:sz w:val="20"/>
+        </w:rPr>
+        <w:t xml:space="preserve"> + China's new K-visa point to talent returning — but this is a </w:t>
+      </w:r>
+      <w:r>
+        <w:rPr>
+          <w:rFonts w:ascii="Georgia" w:hAnsi="Georgia" w:eastAsia="Georgia"/>
+          <w:b/>
+          <w:i w:val="0"/>
+          <w:color w:val="181A1F"/>
+          <w:sz w:val="20"/>
+        </w:rPr>
+        <w:t>signal, not yet a measured stock</w:t>
+      </w:r>
+      <w:r>
+        <w:rPr>
+          <w:rFonts w:ascii="Georgia" w:hAnsi="Georgia" w:eastAsia="Georgia"/>
+          <w:b w:val="0"/>
+          <w:i w:val="0"/>
+          <w:color w:val="181A1F"/>
+          <w:sz w:val="20"/>
+        </w:rPr>
+        <w:t xml:space="preserve"> (DeepSeek's ~70% US-experienced returnees is one firm, not a population statistic).</w:t>
+      </w:r>
+    </w:p>
+    <w:p>
+      <w:pPr>
+        <w:pStyle w:val="ListBullet"/>
+        <w:spacing w:after="40"/>
+      </w:pPr>
+      <w:r>
+        <w:rPr>
+          <w:rFonts w:ascii="Georgia" w:hAnsi="Georgia" w:eastAsia="Georgia"/>
+          <w:b/>
+          <w:i w:val="0"/>
+          <w:color w:val="181A1F"/>
+          <w:sz w:val="20"/>
+        </w:rPr>
+        <w:t>The gap that binds:</w:t>
+      </w:r>
+      <w:r>
+        <w:rPr>
+          <w:rFonts w:ascii="Georgia" w:hAnsi="Georgia" w:eastAsia="Georgia"/>
+          <w:b w:val="0"/>
+          <w:i w:val="0"/>
+          <w:color w:val="181A1F"/>
+          <w:sz w:val="20"/>
+        </w:rPr>
+        <w:t xml:space="preserve"> a chip-design / EDA talent shortage (recruiter estimates of 200–300k, </w:t>
+      </w:r>
+      <w:r>
+        <w:rPr>
+          <w:rFonts w:ascii="Georgia" w:hAnsi="Georgia" w:eastAsia="Georgia"/>
+          <w:b/>
+          <w:i w:val="0"/>
+          <w:color w:val="181A1F"/>
+          <w:sz w:val="20"/>
+        </w:rPr>
+        <w:t>D</w:t>
+      </w:r>
+      <w:r>
+        <w:rPr>
+          <w:rFonts w:ascii="Georgia" w:hAnsi="Georgia" w:eastAsia="Georgia"/>
+          <w:b w:val="0"/>
+          <w:i w:val="0"/>
+          <w:color w:val="181A1F"/>
+          <w:sz w:val="20"/>
+        </w:rPr>
+        <w:t>) — the human-capital mirror of the EUV/EDA tooling gap.</w:t>
+      </w:r>
+    </w:p>
+    <w:p>
+      <w:pPr>
+        <w:spacing w:after="80"/>
+      </w:pPr>
+      <w:r>
+        <w:rPr>
+          <w:rFonts w:ascii="Calibri" w:hAnsi="Calibri" w:eastAsia="Calibri"/>
+          <w:b/>
+          <w:i w:val="0"/>
+          <w:color w:val="B02A1B"/>
+          <w:sz w:val="32"/>
+        </w:rPr>
+        <w:t>II.5 Global investability — the US is the outlier (P5)</w:t>
+      </w:r>
+    </w:p>
+    <w:p>
+      <w:pPr>
+        <w:spacing w:after="120" w:line="300" w:lineRule="auto"/>
+      </w:pPr>
+      <w:r>
+        <w:rPr>
+          <w:rFonts w:ascii="Georgia" w:hAnsi="Georgia" w:eastAsia="Georgia"/>
+          <w:b w:val="0"/>
+          <w:i w:val="0"/>
+          <w:color w:val="181A1F"/>
+          <w:sz w:val="21"/>
+        </w:rPr>
+        <w:t xml:space="preserve">For a </w:t>
+      </w:r>
+      <w:r>
+        <w:rPr>
+          <w:rFonts w:ascii="Georgia" w:hAnsi="Georgia" w:eastAsia="Georgia"/>
+          <w:b/>
+          <w:i w:val="0"/>
+          <w:color w:val="181A1F"/>
+          <w:sz w:val="21"/>
+        </w:rPr>
+        <w:t>globally-distributed client base</w:t>
+      </w:r>
+      <w:r>
+        <w:rPr>
+          <w:rFonts w:ascii="Georgia" w:hAnsi="Georgia" w:eastAsia="Georgia"/>
+          <w:b w:val="0"/>
+          <w:i w:val="0"/>
+          <w:color w:val="181A1F"/>
+          <w:sz w:val="21"/>
+        </w:rPr>
+        <w:t xml:space="preserve">, the key correction to Part I: </w:t>
+      </w:r>
+      <w:r>
+        <w:rPr>
+          <w:rFonts w:ascii="Georgia" w:hAnsi="Georgia" w:eastAsia="Georgia"/>
+          <w:b/>
+          <w:i w:val="0"/>
+          <w:color w:val="181A1F"/>
+          <w:sz w:val="21"/>
+        </w:rPr>
+        <w:t>the US is uniquely constrained, not the norm.</w:t>
+      </w:r>
+    </w:p>
+    <w:p>
+      <w:pPr>
+        <w:pStyle w:val="ListBullet"/>
+        <w:spacing w:after="40"/>
+      </w:pPr>
+      <w:r>
+        <w:rPr>
+          <w:rFonts w:ascii="Georgia" w:hAnsi="Georgia" w:eastAsia="Georgia"/>
+          <w:b/>
+          <w:i w:val="0"/>
+          <w:color w:val="181A1F"/>
+          <w:sz w:val="20"/>
+        </w:rPr>
+        <w:t>EU / UK / Japan / Korea / Singapore / Gulf</w:t>
+      </w:r>
+      <w:r>
+        <w:rPr>
+          <w:rFonts w:ascii="Georgia" w:hAnsi="Georgia" w:eastAsia="Georgia"/>
+          <w:b w:val="0"/>
+          <w:i w:val="0"/>
+          <w:color w:val="181A1F"/>
+          <w:sz w:val="20"/>
+        </w:rPr>
+        <w:t xml:space="preserve"> investors face </w:t>
+      </w:r>
+      <w:r>
+        <w:rPr>
+          <w:rFonts w:ascii="Georgia" w:hAnsi="Georgia" w:eastAsia="Georgia"/>
+          <w:b/>
+          <w:i w:val="0"/>
+          <w:color w:val="181A1F"/>
+          <w:sz w:val="20"/>
+        </w:rPr>
+        <w:t>no domicile-specific legal bar</w:t>
+      </w:r>
+      <w:r>
+        <w:rPr>
+          <w:rFonts w:ascii="Georgia" w:hAnsi="Georgia" w:eastAsia="Georgia"/>
+          <w:b w:val="0"/>
+          <w:i w:val="0"/>
+          <w:color w:val="181A1F"/>
+          <w:sz w:val="20"/>
+        </w:rPr>
+        <w:t xml:space="preserve"> on most listed China-AI names — </w:t>
+      </w:r>
+      <w:r>
+        <w:rPr>
+          <w:rFonts w:ascii="Georgia" w:hAnsi="Georgia" w:eastAsia="Georgia"/>
+          <w:b w:val="0"/>
+          <w:i/>
+          <w:color w:val="181A1F"/>
+          <w:sz w:val="20"/>
+        </w:rPr>
+        <w:t>including the Entity-Listed GPU IPOs.</w:t>
+      </w:r>
+      <w:r>
+        <w:rPr>
+          <w:rFonts w:ascii="Georgia" w:hAnsi="Georgia" w:eastAsia="Georgia"/>
+          <w:b w:val="0"/>
+          <w:i w:val="0"/>
+          <w:color w:val="181A1F"/>
+          <w:sz w:val="20"/>
+        </w:rPr>
+        <w:t xml:space="preserve"> Access is gated by </w:t>
+      </w:r>
+      <w:r>
+        <w:rPr>
+          <w:rFonts w:ascii="Georgia" w:hAnsi="Georgia" w:eastAsia="Georgia"/>
+          <w:b/>
+          <w:i w:val="0"/>
+          <w:color w:val="181A1F"/>
+          <w:sz w:val="20"/>
+        </w:rPr>
+        <w:t>market mechanics</w:t>
+      </w:r>
+      <w:r>
+        <w:rPr>
+          <w:rFonts w:ascii="Georgia" w:hAnsi="Georgia" w:eastAsia="Georgia"/>
+          <w:b w:val="0"/>
+          <w:i w:val="0"/>
+          <w:color w:val="181A1F"/>
+          <w:sz w:val="20"/>
+        </w:rPr>
+        <w:t xml:space="preserve"> (Stock Connect seasoning, STAR/ChiNext professional-investor-only rules, QFII licensing, ~20% A-share inclusion factor), not national law.</w:t>
+      </w:r>
+    </w:p>
+    <w:p>
+      <w:pPr>
+        <w:pStyle w:val="ListBullet"/>
+        <w:spacing w:after="40"/>
+      </w:pPr>
+      <w:r>
+        <w:rPr>
+          <w:rFonts w:ascii="Georgia" w:hAnsi="Georgia" w:eastAsia="Georgia"/>
+          <w:b/>
+          <w:i w:val="0"/>
+          <w:color w:val="181A1F"/>
+          <w:sz w:val="20"/>
+        </w:rPr>
+        <w:t>US persons</w:t>
+      </w:r>
+      <w:r>
+        <w:rPr>
+          <w:rFonts w:ascii="Georgia" w:hAnsi="Georgia" w:eastAsia="Georgia"/>
+          <w:b w:val="0"/>
+          <w:i w:val="0"/>
+          <w:color w:val="181A1F"/>
+          <w:sz w:val="20"/>
+        </w:rPr>
+        <w:t xml:space="preserve"> are the exception (Entity List + Treasury </w:t>
+      </w:r>
+      <w:r>
+        <w:rPr>
+          <w:rFonts w:ascii="Georgia" w:hAnsi="Georgia" w:eastAsia="Georgia"/>
+          <w:b/>
+          <w:i w:val="0"/>
+          <w:color w:val="181A1F"/>
+          <w:sz w:val="20"/>
+        </w:rPr>
+        <w:t>OISP</w:t>
+      </w:r>
+      <w:r>
+        <w:rPr>
+          <w:rFonts w:ascii="Georgia" w:hAnsi="Georgia" w:eastAsia="Georgia"/>
+          <w:b w:val="0"/>
+          <w:i w:val="0"/>
+          <w:color w:val="181A1F"/>
+          <w:sz w:val="20"/>
+        </w:rPr>
+        <w:t xml:space="preserve">) — though OISP carries a </w:t>
+      </w:r>
+      <w:r>
+        <w:rPr>
+          <w:rFonts w:ascii="Georgia" w:hAnsi="Georgia" w:eastAsia="Georgia"/>
+          <w:b/>
+          <w:i w:val="0"/>
+          <w:color w:val="181A1F"/>
+          <w:sz w:val="20"/>
+        </w:rPr>
+        <w:t>passive-index exemption</w:t>
+      </w:r>
+      <w:r>
+        <w:rPr>
+          <w:rFonts w:ascii="Georgia" w:hAnsi="Georgia" w:eastAsia="Georgia"/>
+          <w:b w:val="0"/>
+          <w:i w:val="0"/>
+          <w:color w:val="181A1F"/>
+          <w:sz w:val="20"/>
+        </w:rPr>
+        <w:t xml:space="preserve"> for small, non-controlling holdings (a correction to v1's stronger "US persons excluded" framing).</w:t>
+      </w:r>
+    </w:p>
+    <w:p>
+      <w:pPr>
+        <w:pStyle w:val="ListBullet"/>
+        <w:spacing w:after="40"/>
+      </w:pPr>
+      <w:r>
+        <w:rPr>
+          <w:rFonts w:ascii="Georgia" w:hAnsi="Georgia" w:eastAsia="Georgia"/>
+          <w:b/>
+          <w:i w:val="0"/>
+          <w:color w:val="181A1F"/>
+          <w:sz w:val="20"/>
+        </w:rPr>
+        <w:t>Taiwan</w:t>
+      </w:r>
+      <w:r>
+        <w:rPr>
+          <w:rFonts w:ascii="Georgia" w:hAnsi="Georgia" w:eastAsia="Georgia"/>
+          <w:b w:val="0"/>
+          <w:i w:val="0"/>
+          <w:color w:val="181A1F"/>
+          <w:sz w:val="20"/>
+        </w:rPr>
+        <w:t xml:space="preserve"> is the one </w:t>
+      </w:r>
+      <w:r>
+        <w:rPr>
+          <w:rFonts w:ascii="Georgia" w:hAnsi="Georgia" w:eastAsia="Georgia"/>
+          <w:b/>
+          <w:i w:val="0"/>
+          <w:color w:val="181A1F"/>
+          <w:sz w:val="20"/>
+        </w:rPr>
+        <w:t>symmetric legal barrier</w:t>
+      </w:r>
+      <w:r>
+        <w:rPr>
+          <w:rFonts w:ascii="Georgia" w:hAnsi="Georgia" w:eastAsia="Georgia"/>
+          <w:b w:val="0"/>
+          <w:i w:val="0"/>
+          <w:color w:val="181A1F"/>
+          <w:sz w:val="20"/>
+        </w:rPr>
+        <w:t xml:space="preserve"> (restricting its </w:t>
+      </w:r>
+      <w:r>
+        <w:rPr>
+          <w:rFonts w:ascii="Georgia" w:hAnsi="Georgia" w:eastAsia="Georgia"/>
+          <w:b w:val="0"/>
+          <w:i/>
+          <w:color w:val="181A1F"/>
+          <w:sz w:val="20"/>
+        </w:rPr>
+        <w:t>own</w:t>
+      </w:r>
+      <w:r>
+        <w:rPr>
+          <w:rFonts w:ascii="Georgia" w:hAnsi="Georgia" w:eastAsia="Georgia"/>
+          <w:b w:val="0"/>
+          <w:i w:val="0"/>
+          <w:color w:val="181A1F"/>
+          <w:sz w:val="20"/>
+        </w:rPr>
+        <w:t xml:space="preserve"> capital into mainland tech). Japan's </w:t>
+      </w:r>
+      <w:r>
+        <w:rPr>
+          <w:rFonts w:ascii="Georgia" w:hAnsi="Georgia" w:eastAsia="Georgia"/>
+          <w:b/>
+          <w:i w:val="0"/>
+          <w:color w:val="181A1F"/>
+          <w:sz w:val="20"/>
+        </w:rPr>
+        <w:t>GPIF</w:t>
+      </w:r>
+      <w:r>
+        <w:rPr>
+          <w:rFonts w:ascii="Georgia" w:hAnsi="Georgia" w:eastAsia="Georgia"/>
+          <w:b w:val="0"/>
+          <w:i w:val="0"/>
+          <w:color w:val="181A1F"/>
+          <w:sz w:val="20"/>
+        </w:rPr>
+        <w:t xml:space="preserve"> voluntarily excluding China A-shares (2025–30) is a checkable </w:t>
+      </w:r>
+      <w:r>
+        <w:rPr>
+          <w:rFonts w:ascii="Georgia" w:hAnsi="Georgia" w:eastAsia="Georgia"/>
+          <w:b/>
+          <w:i w:val="0"/>
+          <w:color w:val="181A1F"/>
+          <w:sz w:val="20"/>
+        </w:rPr>
+        <w:t>prudential de-risking</w:t>
+      </w:r>
+      <w:r>
+        <w:rPr>
+          <w:rFonts w:ascii="Georgia" w:hAnsi="Georgia" w:eastAsia="Georgia"/>
+          <w:b w:val="0"/>
+          <w:i w:val="0"/>
+          <w:color w:val="181A1F"/>
+          <w:sz w:val="20"/>
+        </w:rPr>
+        <w:t xml:space="preserve"> signal.</w:t>
+      </w:r>
+    </w:p>
+    <w:p>
+      <w:pPr>
+        <w:pStyle w:val="ListBullet"/>
+        <w:spacing w:after="40"/>
+      </w:pPr>
+      <w:r>
+        <w:rPr>
+          <w:rFonts w:ascii="Georgia" w:hAnsi="Georgia" w:eastAsia="Georgia"/>
+          <w:b/>
+          <w:i w:val="0"/>
+          <w:color w:val="181A1F"/>
+          <w:sz w:val="20"/>
+        </w:rPr>
+        <w:t>The swing factor to monitor:</w:t>
+      </w:r>
+      <w:r>
+        <w:rPr>
+          <w:rFonts w:ascii="Georgia" w:hAnsi="Georgia" w:eastAsia="Georgia"/>
+          <w:b w:val="0"/>
+          <w:i w:val="0"/>
+          <w:color w:val="181A1F"/>
+          <w:sz w:val="20"/>
+        </w:rPr>
+        <w:t xml:space="preserve"> a single-sourced Reuters report (Jul-2026) that Beijing may curb </w:t>
+      </w:r>
+      <w:r>
+        <w:rPr>
+          <w:rFonts w:ascii="Georgia" w:hAnsi="Georgia" w:eastAsia="Georgia"/>
+          <w:b/>
+          <w:i w:val="0"/>
+          <w:color w:val="181A1F"/>
+          <w:sz w:val="20"/>
+        </w:rPr>
+        <w:t>foreign access to Chinese AI models and which investors may back homegrown AI firms</w:t>
+      </w:r>
+      <w:r>
+        <w:rPr>
+          <w:rFonts w:ascii="Georgia" w:hAnsi="Georgia" w:eastAsia="Georgia"/>
+          <w:b w:val="0"/>
+          <w:i w:val="0"/>
+          <w:color w:val="181A1F"/>
+          <w:sz w:val="20"/>
+        </w:rPr>
+        <w:t xml:space="preserve"> — if enacted, the </w:t>
+      </w:r>
+      <w:r>
+        <w:rPr>
+          <w:rFonts w:ascii="Georgia" w:hAnsi="Georgia" w:eastAsia="Georgia"/>
+          <w:b/>
+          <w:i w:val="0"/>
+          <w:color w:val="181A1F"/>
+          <w:sz w:val="20"/>
+        </w:rPr>
+        <w:t>first China-side capital wall</w:t>
+      </w:r>
+      <w:r>
+        <w:rPr>
+          <w:rFonts w:ascii="Georgia" w:hAnsi="Georgia" w:eastAsia="Georgia"/>
+          <w:b w:val="0"/>
+          <w:i w:val="0"/>
+          <w:color w:val="181A1F"/>
+          <w:sz w:val="20"/>
+        </w:rPr>
+        <w:t xml:space="preserve"> on the sector (D; undecided per its own sources). A full </w:t>
+      </w:r>
+      <w:r>
+        <w:rPr>
+          <w:rFonts w:ascii="Georgia" w:hAnsi="Georgia" w:eastAsia="Georgia"/>
+          <w:b w:val="0"/>
+          <w:i/>
+          <w:color w:val="181A1F"/>
+          <w:sz w:val="20"/>
+        </w:rPr>
+        <w:t>who-can-own-what by investor domicile</w:t>
+      </w:r>
+      <w:r>
+        <w:rPr>
+          <w:rFonts w:ascii="Georgia" w:hAnsi="Georgia" w:eastAsia="Georgia"/>
+          <w:b w:val="0"/>
+          <w:i w:val="0"/>
+          <w:color w:val="181A1F"/>
+          <w:sz w:val="20"/>
+        </w:rPr>
+        <w:t xml:space="preserve"> matrix is in </w:t>
       </w:r>
       <w:r>
         <w:rPr>
@@ -5884,17 +7953,553 @@
           <w:color w:val="2C6E7A"/>
           <w:sz w:val="19"/>
         </w:rPr>
-        <w:t>/database/schema.md</w:t>
-      </w:r>
-      <w:r>
-        <w:rPr>
-          <w:rFonts w:ascii="Georgia" w:hAnsi="Georgia" w:eastAsia="Georgia"/>
-          <w:b w:val="0"/>
-          <w:i w:val="0"/>
-          <w:color w:val="181A1F"/>
-          <w:sz w:val="20"/>
-        </w:rPr>
-        <w:t xml:space="preserve"> and </w:t>
+        <w:t>research/v2_p5_global_reg.md</w:t>
+      </w:r>
+      <w:r>
+        <w:rPr>
+          <w:rFonts w:ascii="Georgia" w:hAnsi="Georgia" w:eastAsia="Georgia"/>
+          <w:b w:val="0"/>
+          <w:i w:val="0"/>
+          <w:color w:val="181A1F"/>
+          <w:sz w:val="20"/>
+        </w:rPr>
+        <w:t>.</w:t>
+      </w:r>
+    </w:p>
+    <w:p>
+      <w:pPr>
+        <w:spacing w:after="80"/>
+      </w:pPr>
+      <w:r>
+        <w:rPr>
+          <w:rFonts w:ascii="Calibri" w:hAnsi="Calibri" w:eastAsia="Calibri"/>
+          <w:b/>
+          <w:i w:val="0"/>
+          <w:color w:val="B02A1B"/>
+          <w:sz w:val="32"/>
+        </w:rPr>
+        <w:t>II.6 Index exposure — you may already own the stack (P6)</w:t>
+      </w:r>
+    </w:p>
+    <w:p>
+      <w:pPr>
+        <w:spacing w:before="160" w:after="40"/>
+        <w:jc w:val="center"/>
+      </w:pPr>
+      <w:r>
+        <w:drawing>
+          <wp:inline xmlns:a="http://schemas.openxmlformats.org/drawingml/2006/main" xmlns:pic="http://schemas.openxmlformats.org/drawingml/2006/picture">
+            <wp:extent cx="5394960" cy="2005656"/>
+            <wp:docPr id="13" name="Picture 13"/>
+            <wp:cNvGraphicFramePr>
+              <a:graphicFrameLocks noChangeAspect="1"/>
+            </wp:cNvGraphicFramePr>
+            <a:graphic>
+              <a:graphicData uri="http://schemas.openxmlformats.org/drawingml/2006/picture">
+                <pic:pic>
+                  <pic:nvPicPr>
+                    <pic:cNvPr id="0" name="11_index_weight.png"/>
+                    <pic:cNvPicPr/>
+                  </pic:nvPicPr>
+                  <pic:blipFill>
+                    <a:blip r:embed="rId20"/>
+                    <a:stretch>
+                      <a:fillRect/>
+                    </a:stretch>
+                  </pic:blipFill>
+                  <pic:spPr>
+                    <a:xfrm>
+                      <a:off x="0" y="0"/>
+                      <a:ext cx="5394960" cy="2005656"/>
+                    </a:xfrm>
+                    <a:prstGeom prst="rect"/>
+                  </pic:spPr>
+                </pic:pic>
+              </a:graphicData>
+            </a:graphic>
+          </wp:inline>
+        </w:drawing>
+      </w:r>
+    </w:p>
+    <w:p>
+      <w:pPr>
+        <w:jc w:val="center"/>
+      </w:pPr>
+      <w:r>
+        <w:rPr>
+          <w:rFonts w:ascii="Calibri" w:hAnsi="Calibri" w:eastAsia="Calibri"/>
+          <w:b w:val="0"/>
+          <w:i/>
+          <w:color w:val="7A828E"/>
+          <w:sz w:val="17"/>
+        </w:rPr>
+        <w:t>Figure II-4 — AI-stack weight inside major China indices (named leaders = a floor; C).</w:t>
+      </w:r>
+    </w:p>
+    <w:p>
+      <w:pPr>
+        <w:spacing w:after="120" w:line="300" w:lineRule="auto"/>
+      </w:pPr>
+      <w:r>
+        <w:rPr>
+          <w:rFonts w:ascii="Georgia" w:hAnsi="Georgia" w:eastAsia="Georgia"/>
+          <w:b w:val="0"/>
+          <w:i w:val="0"/>
+          <w:color w:val="181A1F"/>
+          <w:sz w:val="21"/>
+        </w:rPr>
+        <w:t xml:space="preserve">AI-stack names are </w:t>
+      </w:r>
+      <w:r>
+        <w:rPr>
+          <w:rFonts w:ascii="Georgia" w:hAnsi="Georgia" w:eastAsia="Georgia"/>
+          <w:b/>
+          <w:i w:val="0"/>
+          <w:color w:val="181A1F"/>
+          <w:sz w:val="21"/>
+        </w:rPr>
+        <w:t>structurally over-represented</w:t>
+      </w:r>
+      <w:r>
+        <w:rPr>
+          <w:rFonts w:ascii="Georgia" w:hAnsi="Georgia" w:eastAsia="Georgia"/>
+          <w:b w:val="0"/>
+          <w:i w:val="0"/>
+          <w:color w:val="181A1F"/>
+          <w:sz w:val="21"/>
+        </w:rPr>
+        <w:t xml:space="preserve"> in every major China benchmark: </w:t>
+      </w:r>
+      <w:r>
+        <w:rPr>
+          <w:rFonts w:ascii="Georgia" w:hAnsi="Georgia" w:eastAsia="Georgia"/>
+          <w:b/>
+          <w:i w:val="0"/>
+          <w:color w:val="181A1F"/>
+          <w:sz w:val="21"/>
+        </w:rPr>
+        <w:t>~23.5%</w:t>
+      </w:r>
+      <w:r>
+        <w:rPr>
+          <w:rFonts w:ascii="Georgia" w:hAnsi="Georgia" w:eastAsia="Georgia"/>
+          <w:b w:val="0"/>
+          <w:i w:val="0"/>
+          <w:color w:val="181A1F"/>
+          <w:sz w:val="21"/>
+        </w:rPr>
+        <w:t xml:space="preserve"> of MSCI China sits in just </w:t>
+      </w:r>
+      <w:r>
+        <w:rPr>
+          <w:rFonts w:ascii="Georgia" w:hAnsi="Georgia" w:eastAsia="Georgia"/>
+          <w:b/>
+          <w:i w:val="0"/>
+          <w:color w:val="181A1F"/>
+          <w:sz w:val="21"/>
+        </w:rPr>
+        <w:t>Tencent + Alibaba</w:t>
+      </w:r>
+      <w:r>
+        <w:rPr>
+          <w:rFonts w:ascii="Georgia" w:hAnsi="Georgia" w:eastAsia="Georgia"/>
+          <w:b w:val="0"/>
+          <w:i w:val="0"/>
+          <w:color w:val="181A1F"/>
+          <w:sz w:val="21"/>
+        </w:rPr>
+        <w:t xml:space="preserve">; </w:t>
+      </w:r>
+      <w:r>
+        <w:rPr>
+          <w:rFonts w:ascii="Georgia" w:hAnsi="Georgia" w:eastAsia="Georgia"/>
+          <w:b/>
+          <w:i w:val="0"/>
+          <w:color w:val="181A1F"/>
+          <w:sz w:val="21"/>
+        </w:rPr>
+        <w:t>~17.9%</w:t>
+      </w:r>
+      <w:r>
+        <w:rPr>
+          <w:rFonts w:ascii="Georgia" w:hAnsi="Georgia" w:eastAsia="Georgia"/>
+          <w:b w:val="0"/>
+          <w:i w:val="0"/>
+          <w:color w:val="181A1F"/>
+          <w:sz w:val="21"/>
+        </w:rPr>
+        <w:t xml:space="preserve"> of </w:t>
+      </w:r>
+      <w:r>
+        <w:rPr>
+          <w:rFonts w:ascii="Georgia" w:hAnsi="Georgia" w:eastAsia="Georgia"/>
+          <w:b/>
+          <w:i w:val="0"/>
+          <w:color w:val="181A1F"/>
+          <w:sz w:val="21"/>
+        </w:rPr>
+        <w:t>HSTECH</w:t>
+      </w:r>
+      <w:r>
+        <w:rPr>
+          <w:rFonts w:ascii="Georgia" w:hAnsi="Georgia" w:eastAsia="Georgia"/>
+          <w:b w:val="0"/>
+          <w:i w:val="0"/>
+          <w:color w:val="181A1F"/>
+          <w:sz w:val="21"/>
+        </w:rPr>
+        <w:t xml:space="preserve"> in </w:t>
+      </w:r>
+      <w:r>
+        <w:rPr>
+          <w:rFonts w:ascii="Georgia" w:hAnsi="Georgia" w:eastAsia="Georgia"/>
+          <w:b/>
+          <w:i w:val="0"/>
+          <w:color w:val="181A1F"/>
+          <w:sz w:val="21"/>
+        </w:rPr>
+        <w:t>SMIC + Tencent</w:t>
+      </w:r>
+      <w:r>
+        <w:rPr>
+          <w:rFonts w:ascii="Georgia" w:hAnsi="Georgia" w:eastAsia="Georgia"/>
+          <w:b w:val="0"/>
+          <w:i w:val="0"/>
+          <w:color w:val="181A1F"/>
+          <w:sz w:val="21"/>
+        </w:rPr>
+        <w:t xml:space="preserve">; </w:t>
+      </w:r>
+      <w:r>
+        <w:rPr>
+          <w:rFonts w:ascii="Georgia" w:hAnsi="Georgia" w:eastAsia="Georgia"/>
+          <w:b/>
+          <w:i w:val="0"/>
+          <w:color w:val="181A1F"/>
+          <w:sz w:val="21"/>
+        </w:rPr>
+        <w:t>Innolight</w:t>
+      </w:r>
+      <w:r>
+        <w:rPr>
+          <w:rFonts w:ascii="Georgia" w:hAnsi="Georgia" w:eastAsia="Georgia"/>
+          <w:b w:val="0"/>
+          <w:i w:val="0"/>
+          <w:color w:val="181A1F"/>
+          <w:sz w:val="21"/>
+        </w:rPr>
+        <w:t xml:space="preserve"> is the single </w:t>
+      </w:r>
+      <w:r>
+        <w:rPr>
+          <w:rFonts w:ascii="Georgia" w:hAnsi="Georgia" w:eastAsia="Georgia"/>
+          <w:b/>
+          <w:i w:val="0"/>
+          <w:color w:val="181A1F"/>
+          <w:sz w:val="21"/>
+        </w:rPr>
+        <w:t>largest CSI 300 weight (~5%)</w:t>
+      </w:r>
+      <w:r>
+        <w:rPr>
+          <w:rFonts w:ascii="Georgia" w:hAnsi="Georgia" w:eastAsia="Georgia"/>
+          <w:b w:val="0"/>
+          <w:i w:val="0"/>
+          <w:color w:val="181A1F"/>
+          <w:sz w:val="21"/>
+        </w:rPr>
+        <w:t xml:space="preserve">, having overtaken CATL. Implication for allocators: </w:t>
+      </w:r>
+      <w:r>
+        <w:rPr>
+          <w:rFonts w:ascii="Georgia" w:hAnsi="Georgia" w:eastAsia="Georgia"/>
+          <w:b/>
+          <w:i w:val="0"/>
+          <w:color w:val="181A1F"/>
+          <w:sz w:val="21"/>
+        </w:rPr>
+        <w:t>passive China exposure already carries heavy AI-stack beta</w:t>
+      </w:r>
+      <w:r>
+        <w:rPr>
+          <w:rFonts w:ascii="Georgia" w:hAnsi="Georgia" w:eastAsia="Georgia"/>
+          <w:b w:val="0"/>
+          <w:i w:val="0"/>
+          <w:color w:val="181A1F"/>
+          <w:sz w:val="21"/>
+        </w:rPr>
+        <w:t xml:space="preserve"> — the active decision is </w:t>
+      </w:r>
+      <w:r>
+        <w:rPr>
+          <w:rFonts w:ascii="Georgia" w:hAnsi="Georgia" w:eastAsia="Georgia"/>
+          <w:b w:val="0"/>
+          <w:i/>
+          <w:color w:val="181A1F"/>
+          <w:sz w:val="21"/>
+        </w:rPr>
+        <w:t>tilt</w:t>
+      </w:r>
+      <w:r>
+        <w:rPr>
+          <w:rFonts w:ascii="Georgia" w:hAnsi="Georgia" w:eastAsia="Georgia"/>
+          <w:b w:val="0"/>
+          <w:i w:val="0"/>
+          <w:color w:val="181A1F"/>
+          <w:sz w:val="21"/>
+        </w:rPr>
+        <w:t xml:space="preserve">, not </w:t>
+      </w:r>
+      <w:r>
+        <w:rPr>
+          <w:rFonts w:ascii="Georgia" w:hAnsi="Georgia" w:eastAsia="Georgia"/>
+          <w:b w:val="0"/>
+          <w:i/>
+          <w:color w:val="181A1F"/>
+          <w:sz w:val="21"/>
+        </w:rPr>
+        <w:t>initiation</w:t>
+      </w:r>
+      <w:r>
+        <w:rPr>
+          <w:rFonts w:ascii="Georgia" w:hAnsi="Georgia" w:eastAsia="Georgia"/>
+          <w:b w:val="0"/>
+          <w:i w:val="0"/>
+          <w:color w:val="181A1F"/>
+          <w:sz w:val="21"/>
+        </w:rPr>
+        <w:t xml:space="preserve">. Full ISIN / GICS / index-membership table: </w:t>
+      </w:r>
+      <w:r>
+        <w:rPr>
+          <w:rFonts w:ascii="Consolas" w:hAnsi="Consolas" w:eastAsia="Consolas"/>
+          <w:b w:val="0"/>
+          <w:i w:val="0"/>
+          <w:color w:val="2C6E7A"/>
+          <w:sz w:val="20"/>
+        </w:rPr>
+        <w:t>database/company_reference.csv</w:t>
+      </w:r>
+      <w:r>
+        <w:rPr>
+          <w:rFonts w:ascii="Georgia" w:hAnsi="Georgia" w:eastAsia="Georgia"/>
+          <w:b w:val="0"/>
+          <w:i w:val="0"/>
+          <w:color w:val="181A1F"/>
+          <w:sz w:val="21"/>
+        </w:rPr>
+        <w:t xml:space="preserve"> (all C/D — index-provider PDFs were inaccessible to automated fetch).</w:t>
+      </w:r>
+    </w:p>
+    <w:p>
+      <w:pPr>
+        <w:spacing w:after="80"/>
+      </w:pPr>
+      <w:r>
+        <w:rPr>
+          <w:rFonts w:ascii="Calibri" w:hAnsi="Calibri" w:eastAsia="Calibri"/>
+          <w:b/>
+          <w:i w:val="0"/>
+          <w:color w:val="B02A1B"/>
+          <w:sz w:val="32"/>
+        </w:rPr>
+        <w:t>II.7 What the red-team changed</w:t>
+      </w:r>
+    </w:p>
+    <w:p>
+      <w:pPr>
+        <w:spacing w:after="120" w:line="300" w:lineRule="auto"/>
+      </w:pPr>
+      <w:r>
+        <w:rPr>
+          <w:rFonts w:ascii="Georgia" w:hAnsi="Georgia" w:eastAsia="Georgia"/>
+          <w:b w:val="0"/>
+          <w:i w:val="0"/>
+          <w:color w:val="181A1F"/>
+          <w:sz w:val="21"/>
+        </w:rPr>
+        <w:t>An adversarial reviewer challenged every load-bearing claim (</w:t>
+      </w:r>
+      <w:r>
+        <w:rPr>
+          <w:rFonts w:ascii="Consolas" w:hAnsi="Consolas" w:eastAsia="Consolas"/>
+          <w:b w:val="0"/>
+          <w:i w:val="0"/>
+          <w:color w:val="2C6E7A"/>
+          <w:sz w:val="20"/>
+        </w:rPr>
+        <w:t>research/review/redteam_v2.md</w:t>
+      </w:r>
+      <w:r>
+        <w:rPr>
+          <w:rFonts w:ascii="Georgia" w:hAnsi="Georgia" w:eastAsia="Georgia"/>
+          <w:b w:val="0"/>
+          <w:i w:val="0"/>
+          <w:color w:val="181A1F"/>
+          <w:sz w:val="21"/>
+        </w:rPr>
+        <w:t xml:space="preserve">). Result: </w:t>
+      </w:r>
+      <w:r>
+        <w:rPr>
+          <w:rFonts w:ascii="Georgia" w:hAnsi="Georgia" w:eastAsia="Georgia"/>
+          <w:b/>
+          <w:i w:val="0"/>
+          <w:color w:val="181A1F"/>
+          <w:sz w:val="21"/>
+        </w:rPr>
+        <w:t>fit to integrate with fixes</w:t>
+      </w:r>
+      <w:r>
+        <w:rPr>
+          <w:rFonts w:ascii="Georgia" w:hAnsi="Georgia" w:eastAsia="Georgia"/>
+          <w:b w:val="0"/>
+          <w:i w:val="0"/>
+          <w:color w:val="181A1F"/>
+          <w:sz w:val="21"/>
+        </w:rPr>
+        <w:t xml:space="preserve"> — Biren's ticker corrected (→ </w:t>
+      </w:r>
+      <w:r>
+        <w:rPr>
+          <w:rFonts w:ascii="Georgia" w:hAnsi="Georgia" w:eastAsia="Georgia"/>
+          <w:b/>
+          <w:i w:val="0"/>
+          <w:color w:val="181A1F"/>
+          <w:sz w:val="21"/>
+        </w:rPr>
+        <w:t>HKEX:6082</w:t>
+      </w:r>
+      <w:r>
+        <w:rPr>
+          <w:rFonts w:ascii="Georgia" w:hAnsi="Georgia" w:eastAsia="Georgia"/>
+          <w:b w:val="0"/>
+          <w:i w:val="0"/>
+          <w:color w:val="181A1F"/>
+          <w:sz w:val="21"/>
+        </w:rPr>
+        <w:t xml:space="preserve">); CXMT's "CNY 2–3tn" reworded as </w:t>
+      </w:r>
+      <w:r>
+        <w:rPr>
+          <w:rFonts w:ascii="Georgia" w:hAnsi="Georgia" w:eastAsia="Georgia"/>
+          <w:b w:val="0"/>
+          <w:i/>
+          <w:color w:val="181A1F"/>
+          <w:sz w:val="21"/>
+        </w:rPr>
+        <w:t>analyst dispersion</w:t>
+      </w:r>
+      <w:r>
+        <w:rPr>
+          <w:rFonts w:ascii="Georgia" w:hAnsi="Georgia" w:eastAsia="Georgia"/>
+          <w:b w:val="0"/>
+          <w:i w:val="0"/>
+          <w:color w:val="181A1F"/>
+          <w:sz w:val="21"/>
+        </w:rPr>
+        <w:t xml:space="preserve">, not company guidance; Zhipu's follow-on raise and Alibaba's FCF flagged </w:t>
+      </w:r>
+      <w:r>
+        <w:rPr>
+          <w:rFonts w:ascii="Georgia" w:hAnsi="Georgia" w:eastAsia="Georgia"/>
+          <w:b/>
+          <w:i w:val="0"/>
+          <w:color w:val="181A1F"/>
+          <w:sz w:val="21"/>
+        </w:rPr>
+        <w:t>to verify</w:t>
+      </w:r>
+      <w:r>
+        <w:rPr>
+          <w:rFonts w:ascii="Georgia" w:hAnsi="Georgia" w:eastAsia="Georgia"/>
+          <w:b w:val="0"/>
+          <w:i w:val="0"/>
+          <w:color w:val="181A1F"/>
+          <w:sz w:val="21"/>
+        </w:rPr>
+        <w:t xml:space="preserve">; and a standing caveat that </w:t>
+      </w:r>
+      <w:r>
+        <w:rPr>
+          <w:rFonts w:ascii="Georgia" w:hAnsi="Georgia" w:eastAsia="Georgia"/>
+          <w:b/>
+          <w:i w:val="0"/>
+          <w:color w:val="181A1F"/>
+          <w:sz w:val="21"/>
+        </w:rPr>
+        <w:t>all index weights are search-mediated (C/D)</w:t>
+      </w:r>
+      <w:r>
+        <w:rPr>
+          <w:rFonts w:ascii="Georgia" w:hAnsi="Georgia" w:eastAsia="Georgia"/>
+          <w:b w:val="0"/>
+          <w:i w:val="0"/>
+          <w:color w:val="181A1F"/>
+          <w:sz w:val="21"/>
+        </w:rPr>
+        <w:t xml:space="preserve">. The batch's defining strength, per the review, was </w:t>
+      </w:r>
+      <w:r>
+        <w:rPr>
+          <w:rFonts w:ascii="Georgia" w:hAnsi="Georgia" w:eastAsia="Georgia"/>
+          <w:b/>
+          <w:i w:val="0"/>
+          <w:color w:val="181A1F"/>
+          <w:sz w:val="21"/>
+        </w:rPr>
+        <w:t>confidence honesty</w:t>
+      </w:r>
+      <w:r>
+        <w:rPr>
+          <w:rFonts w:ascii="Georgia" w:hAnsi="Georgia" w:eastAsia="Georgia"/>
+          <w:b w:val="0"/>
+          <w:i w:val="0"/>
+          <w:color w:val="181A1F"/>
+          <w:sz w:val="21"/>
+        </w:rPr>
+        <w:t xml:space="preserve"> — the pods consistently flagged their own weak data instead of inventing precision.</w:t>
+      </w:r>
+    </w:p>
+    <w:p>
+      <w:pPr>
+        <w:spacing w:after="80"/>
+      </w:pPr>
+      <w:r>
+        <w:rPr>
+          <w:rFonts w:ascii="Calibri" w:hAnsi="Calibri" w:eastAsia="Calibri"/>
+          <w:b/>
+          <w:i w:val="0"/>
+          <w:color w:val="B02A1B"/>
+          <w:sz w:val="32"/>
+        </w:rPr>
+        <w:t>Appendix</w:t>
+      </w:r>
+    </w:p>
+    <w:p>
+      <w:pPr>
+        <w:pStyle w:val="ListBullet"/>
+        <w:spacing w:after="40"/>
+      </w:pPr>
+      <w:r>
+        <w:rPr>
+          <w:rFonts w:ascii="Georgia" w:hAnsi="Georgia" w:eastAsia="Georgia"/>
+          <w:b/>
+          <w:i w:val="0"/>
+          <w:color w:val="181A1F"/>
+          <w:sz w:val="20"/>
+        </w:rPr>
+        <w:t>A. Methodology &amp; confidence grading</w:t>
+      </w:r>
+      <w:r>
+        <w:rPr>
+          <w:rFonts w:ascii="Georgia" w:hAnsi="Georgia" w:eastAsia="Georgia"/>
+          <w:b w:val="0"/>
+          <w:i w:val="0"/>
+          <w:color w:val="181A1F"/>
+          <w:sz w:val="20"/>
+        </w:rPr>
+        <w:t xml:space="preserve"> — see </w:t>
       </w:r>
       <w:r>
         <w:rPr>
@@ -5904,6 +8509,26 @@
           <w:color w:val="2C6E7A"/>
           <w:sz w:val="19"/>
         </w:rPr>
+        <w:t>/database/schema.md</w:t>
+      </w:r>
+      <w:r>
+        <w:rPr>
+          <w:rFonts w:ascii="Georgia" w:hAnsi="Georgia" w:eastAsia="Georgia"/>
+          <w:b w:val="0"/>
+          <w:i w:val="0"/>
+          <w:color w:val="181A1F"/>
+          <w:sz w:val="20"/>
+        </w:rPr>
+        <w:t xml:space="preserve"> and </w:t>
+      </w:r>
+      <w:r>
+        <w:rPr>
+          <w:rFonts w:ascii="Consolas" w:hAnsi="Consolas" w:eastAsia="Consolas"/>
+          <w:b w:val="0"/>
+          <w:i w:val="0"/>
+          <w:color w:val="2C6E7A"/>
+          <w:sz w:val="19"/>
+        </w:rPr>
         <w:t>/database/RECONCILIATION.md</w:t>
       </w:r>
       <w:r>
@@ -5960,7 +8585,7 @@
           <w:color w:val="181A1F"/>
           <w:sz w:val="20"/>
         </w:rPr>
-        <w:t xml:space="preserve"> (43 cos.), </w:t>
+        <w:t xml:space="preserve">, </w:t>
       </w:r>
       <w:r>
         <w:rPr>
@@ -5970,17 +8595,17 @@
           <w:color w:val="2C6E7A"/>
           <w:sz w:val="19"/>
         </w:rPr>
-        <w:t>metrics_timeseries.csv</w:t>
-      </w:r>
-      <w:r>
-        <w:rPr>
-          <w:rFonts w:ascii="Georgia" w:hAnsi="Georgia" w:eastAsia="Georgia"/>
-          <w:b w:val="0"/>
-          <w:i w:val="0"/>
-          <w:color w:val="181A1F"/>
-          <w:sz w:val="20"/>
-        </w:rPr>
-        <w:t xml:space="preserve"> (192), </w:t>
+        <w:t>company_reference.csv</w:t>
+      </w:r>
+      <w:r>
+        <w:rPr>
+          <w:rFonts w:ascii="Georgia" w:hAnsi="Georgia" w:eastAsia="Georgia"/>
+          <w:b w:val="0"/>
+          <w:i w:val="0"/>
+          <w:color w:val="181A1F"/>
+          <w:sz w:val="20"/>
+        </w:rPr>
+        <w:t xml:space="preserve"> (ISIN/GICS/index membership), </w:t>
       </w:r>
       <w:r>
         <w:rPr>
@@ -5990,17 +8615,17 @@
           <w:color w:val="2C6E7A"/>
           <w:sz w:val="19"/>
         </w:rPr>
-        <w:t>policy_funding_tracker.csv</w:t>
-      </w:r>
-      <w:r>
-        <w:rPr>
-          <w:rFonts w:ascii="Georgia" w:hAnsi="Georgia" w:eastAsia="Georgia"/>
-          <w:b w:val="0"/>
-          <w:i w:val="0"/>
-          <w:color w:val="181A1F"/>
-          <w:sz w:val="20"/>
-        </w:rPr>
-        <w:t xml:space="preserve"> (36), </w:t>
+        <w:t>metrics_timeseries.csv</w:t>
+      </w:r>
+      <w:r>
+        <w:rPr>
+          <w:rFonts w:ascii="Georgia" w:hAnsi="Georgia" w:eastAsia="Georgia"/>
+          <w:b w:val="0"/>
+          <w:i w:val="0"/>
+          <w:color w:val="181A1F"/>
+          <w:sz w:val="20"/>
+        </w:rPr>
+        <w:t xml:space="preserve">, </w:t>
       </w:r>
       <w:r>
         <w:rPr>
@@ -6010,17 +8635,17 @@
           <w:color w:val="2C6E7A"/>
           <w:sz w:val="19"/>
         </w:rPr>
-        <w:t>model_catalog.csv</w:t>
-      </w:r>
-      <w:r>
-        <w:rPr>
-          <w:rFonts w:ascii="Georgia" w:hAnsi="Georgia" w:eastAsia="Georgia"/>
-          <w:b w:val="0"/>
-          <w:i w:val="0"/>
-          <w:color w:val="181A1F"/>
-          <w:sz w:val="20"/>
-        </w:rPr>
-        <w:t xml:space="preserve"> (21), </w:t>
+        <w:t>policy_funding_tracker.csv</w:t>
+      </w:r>
+      <w:r>
+        <w:rPr>
+          <w:rFonts w:ascii="Georgia" w:hAnsi="Georgia" w:eastAsia="Georgia"/>
+          <w:b w:val="0"/>
+          <w:i w:val="0"/>
+          <w:color w:val="181A1F"/>
+          <w:sz w:val="20"/>
+        </w:rPr>
+        <w:t xml:space="preserve">, </w:t>
       </w:r>
       <w:r>
         <w:rPr>
@@ -6030,17 +8655,17 @@
           <w:color w:val="2C6E7A"/>
           <w:sz w:val="19"/>
         </w:rPr>
-        <w:t>chip_catalog.csv</w:t>
-      </w:r>
-      <w:r>
-        <w:rPr>
-          <w:rFonts w:ascii="Georgia" w:hAnsi="Georgia" w:eastAsia="Georgia"/>
-          <w:b w:val="0"/>
-          <w:i w:val="0"/>
-          <w:color w:val="181A1F"/>
-          <w:sz w:val="20"/>
-        </w:rPr>
-        <w:t xml:space="preserve"> (26), </w:t>
+        <w:t>model_catalog.csv</w:t>
+      </w:r>
+      <w:r>
+        <w:rPr>
+          <w:rFonts w:ascii="Georgia" w:hAnsi="Georgia" w:eastAsia="Georgia"/>
+          <w:b w:val="0"/>
+          <w:i w:val="0"/>
+          <w:color w:val="181A1F"/>
+          <w:sz w:val="20"/>
+        </w:rPr>
+        <w:t xml:space="preserve">, </w:t>
       </w:r>
       <w:r>
         <w:rPr>
@@ -6050,6 +8675,26 @@
           <w:color w:val="2C6E7A"/>
           <w:sz w:val="19"/>
         </w:rPr>
+        <w:t>chip_catalog.csv</w:t>
+      </w:r>
+      <w:r>
+        <w:rPr>
+          <w:rFonts w:ascii="Georgia" w:hAnsi="Georgia" w:eastAsia="Georgia"/>
+          <w:b w:val="0"/>
+          <w:i w:val="0"/>
+          <w:color w:val="181A1F"/>
+          <w:sz w:val="20"/>
+        </w:rPr>
+        <w:t xml:space="preserve">, </w:t>
+      </w:r>
+      <w:r>
+        <w:rPr>
+          <w:rFonts w:ascii="Consolas" w:hAnsi="Consolas" w:eastAsia="Consolas"/>
+          <w:b w:val="0"/>
+          <w:i w:val="0"/>
+          <w:color w:val="2C6E7A"/>
+          <w:sz w:val="19"/>
+        </w:rPr>
         <w:t>sources.csv</w:t>
       </w:r>
       <w:r>
@@ -6060,7 +8705,7 @@
           <w:color w:val="181A1F"/>
           <w:sz w:val="20"/>
         </w:rPr>
-        <w:t xml:space="preserve"> (119).</w:t>
+        <w:t>.</w:t>
       </w:r>
     </w:p>
     <w:p>
@@ -6086,7 +8731,7 @@
           <w:color w:val="181A1F"/>
           <w:sz w:val="20"/>
         </w:rPr>
-        <w:t xml:space="preserve"> — full detail in </w:t>
+        <w:t xml:space="preserve"> — Part I: </w:t>
       </w:r>
       <w:r>
         <w:rPr>
@@ -6106,7 +8751,27 @@
           <w:color w:val="181A1F"/>
           <w:sz w:val="20"/>
         </w:rPr>
-        <w:t>.</w:t>
+        <w:t xml:space="preserve">. Part II (v2): </w:t>
+      </w:r>
+      <w:r>
+        <w:rPr>
+          <w:rFonts w:ascii="Consolas" w:hAnsi="Consolas" w:eastAsia="Consolas"/>
+          <w:b w:val="0"/>
+          <w:i w:val="0"/>
+          <w:color w:val="2C6E7A"/>
+          <w:sz w:val="19"/>
+        </w:rPr>
+        <w:t>/research/v2_p1…p6_*.md</w:t>
+      </w:r>
+      <w:r>
+        <w:rPr>
+          <w:rFonts w:ascii="Georgia" w:hAnsi="Georgia" w:eastAsia="Georgia"/>
+          <w:b w:val="0"/>
+          <w:i w:val="0"/>
+          <w:color w:val="181A1F"/>
+          <w:sz w:val="20"/>
+        </w:rPr>
+        <w:t xml:space="preserve"> (hyperscaler economics, model economics, demand-split &amp; priced-in, talent, global regulation, index/reference data).</w:t>
       </w:r>
     </w:p>
     <w:p>
@@ -6122,17 +8787,37 @@
           <w:color w:val="181A1F"/>
           <w:sz w:val="20"/>
         </w:rPr>
-        <w:t>D. Key open questions</w:t>
-      </w:r>
-      <w:r>
-        <w:rPr>
-          <w:rFonts w:ascii="Georgia" w:hAnsi="Georgia" w:eastAsia="Georgia"/>
-          <w:b w:val="0"/>
-          <w:i w:val="0"/>
-          <w:color w:val="181A1F"/>
-          <w:sz w:val="20"/>
-        </w:rPr>
-        <w:t xml:space="preserve"> — Nvidia's true China share; CXMT/YMTC valuations; indigenous-EUV timeline; Biren ticker/entity status (see RECONCILIATION.md).</w:t>
+        <w:t>D. Glossary</w:t>
+      </w:r>
+      <w:r>
+        <w:rPr>
+          <w:rFonts w:ascii="Georgia" w:hAnsi="Georgia" w:eastAsia="Georgia"/>
+          <w:b w:val="0"/>
+          <w:i w:val="0"/>
+          <w:color w:val="181A1F"/>
+          <w:sz w:val="20"/>
+        </w:rPr>
+        <w:t xml:space="preserve"> — </w:t>
+      </w:r>
+      <w:r>
+        <w:rPr>
+          <w:rFonts w:ascii="Consolas" w:hAnsi="Consolas" w:eastAsia="Consolas"/>
+          <w:b w:val="0"/>
+          <w:i w:val="0"/>
+          <w:color w:val="2C6E7A"/>
+          <w:sz w:val="19"/>
+        </w:rPr>
+        <w:t>/report/GLOSSARY.md</w:t>
+      </w:r>
+      <w:r>
+        <w:rPr>
+          <w:rFonts w:ascii="Georgia" w:hAnsi="Georgia" w:eastAsia="Georgia"/>
+          <w:b w:val="0"/>
+          <w:i w:val="0"/>
+          <w:color w:val="181A1F"/>
+          <w:sz w:val="20"/>
+        </w:rPr>
+        <w:t xml:space="preserve"> (also appended to the .docx).</w:t>
       </w:r>
     </w:p>
     <w:p>
@@ -6148,17 +8833,17 @@
           <w:color w:val="181A1F"/>
           <w:sz w:val="20"/>
         </w:rPr>
-        <w:t>E. Reference scaffolding</w:t>
-      </w:r>
-      <w:r>
-        <w:rPr>
-          <w:rFonts w:ascii="Georgia" w:hAnsi="Georgia" w:eastAsia="Georgia"/>
-          <w:b w:val="0"/>
-          <w:i w:val="0"/>
-          <w:color w:val="181A1F"/>
-          <w:sz w:val="20"/>
-        </w:rPr>
-        <w:t xml:space="preserve"> — Bridgewater ×3, Sands Capital, Exponential View (</w:t>
+        <w:t>E. Adversarial review</w:t>
+      </w:r>
+      <w:r>
+        <w:rPr>
+          <w:rFonts w:ascii="Georgia" w:hAnsi="Georgia" w:eastAsia="Georgia"/>
+          <w:b w:val="0"/>
+          <w:i w:val="0"/>
+          <w:color w:val="181A1F"/>
+          <w:sz w:val="20"/>
+        </w:rPr>
+        <w:t xml:space="preserve"> — </w:t>
       </w:r>
       <w:r>
         <w:rPr>
@@ -6168,6 +8853,108 @@
           <w:color w:val="2C6E7A"/>
           <w:sz w:val="19"/>
         </w:rPr>
+        <w:t>/research/review/redteam_v2.md</w:t>
+      </w:r>
+      <w:r>
+        <w:rPr>
+          <w:rFonts w:ascii="Georgia" w:hAnsi="Georgia" w:eastAsia="Georgia"/>
+          <w:b w:val="0"/>
+          <w:i w:val="0"/>
+          <w:color w:val="181A1F"/>
+          <w:sz w:val="20"/>
+        </w:rPr>
+        <w:t xml:space="preserve"> (challenge log + must-fixes).</w:t>
+      </w:r>
+    </w:p>
+    <w:p>
+      <w:pPr>
+        <w:pStyle w:val="ListBullet"/>
+        <w:spacing w:after="40"/>
+      </w:pPr>
+      <w:r>
+        <w:rPr>
+          <w:rFonts w:ascii="Georgia" w:hAnsi="Georgia" w:eastAsia="Georgia"/>
+          <w:b/>
+          <w:i w:val="0"/>
+          <w:color w:val="181A1F"/>
+          <w:sz w:val="20"/>
+        </w:rPr>
+        <w:t>F. Key open questions</w:t>
+      </w:r>
+      <w:r>
+        <w:rPr>
+          <w:rFonts w:ascii="Georgia" w:hAnsi="Georgia" w:eastAsia="Georgia"/>
+          <w:b w:val="0"/>
+          <w:i w:val="0"/>
+          <w:color w:val="181A1F"/>
+          <w:sz w:val="20"/>
+        </w:rPr>
+        <w:t xml:space="preserve"> — Nvidia's true China share; CXMT/YMTC valuations; indigenous-EUV timeline; DeepSeek/Moonshot model revenue; Zhipu follow-on &amp; Alibaba FCF (to verify). See </w:t>
+      </w:r>
+      <w:r>
+        <w:rPr>
+          <w:rFonts w:ascii="Consolas" w:hAnsi="Consolas" w:eastAsia="Consolas"/>
+          <w:b w:val="0"/>
+          <w:i w:val="0"/>
+          <w:color w:val="2C6E7A"/>
+          <w:sz w:val="19"/>
+        </w:rPr>
+        <w:t>RECONCILIATION.md</w:t>
+      </w:r>
+      <w:r>
+        <w:rPr>
+          <w:rFonts w:ascii="Georgia" w:hAnsi="Georgia" w:eastAsia="Georgia"/>
+          <w:b w:val="0"/>
+          <w:i w:val="0"/>
+          <w:color w:val="181A1F"/>
+          <w:sz w:val="20"/>
+        </w:rPr>
+        <w:t xml:space="preserve">. </w:t>
+      </w:r>
+      <w:r>
+        <w:rPr>
+          <w:rFonts w:ascii="Georgia" w:hAnsi="Georgia" w:eastAsia="Georgia"/>
+          <w:b w:val="0"/>
+          <w:i/>
+          <w:color w:val="181A1F"/>
+          <w:sz w:val="20"/>
+        </w:rPr>
+        <w:t>(Biren ticker resolved → HKEX:6082.)</w:t>
+      </w:r>
+    </w:p>
+    <w:p>
+      <w:pPr>
+        <w:pStyle w:val="ListBullet"/>
+        <w:spacing w:after="40"/>
+      </w:pPr>
+      <w:r>
+        <w:rPr>
+          <w:rFonts w:ascii="Georgia" w:hAnsi="Georgia" w:eastAsia="Georgia"/>
+          <w:b/>
+          <w:i w:val="0"/>
+          <w:color w:val="181A1F"/>
+          <w:sz w:val="20"/>
+        </w:rPr>
+        <w:t>G. Reference scaffolding</w:t>
+      </w:r>
+      <w:r>
+        <w:rPr>
+          <w:rFonts w:ascii="Georgia" w:hAnsi="Georgia" w:eastAsia="Georgia"/>
+          <w:b w:val="0"/>
+          <w:i w:val="0"/>
+          <w:color w:val="181A1F"/>
+          <w:sz w:val="20"/>
+        </w:rPr>
+        <w:t xml:space="preserve"> — Bridgewater ×3, Sands Capital, Exponential View (</w:t>
+      </w:r>
+      <w:r>
+        <w:rPr>
+          <w:rFonts w:ascii="Consolas" w:hAnsi="Consolas" w:eastAsia="Consolas"/>
+          <w:b w:val="0"/>
+          <w:i w:val="0"/>
+          <w:color w:val="2C6E7A"/>
+          <w:sz w:val="19"/>
+        </w:rPr>
         <w:t>sources.csv</w:t>
       </w:r>
       <w:r>
@@ -6179,6 +8966,2478 @@
           <w:sz w:val="20"/>
         </w:rPr>
         <w:t xml:space="preserve"> REF-*).</w:t>
+      </w:r>
+    </w:p>
+    <w:p>
+      <w:r>
+        <w:br w:type="page"/>
+      </w:r>
+    </w:p>
+    <w:p>
+      <w:pPr>
+        <w:spacing w:after="80"/>
+      </w:pPr>
+      <w:r>
+        <w:rPr>
+          <w:rFonts w:ascii="Calibri" w:hAnsi="Calibri" w:eastAsia="Calibri"/>
+          <w:b/>
+          <w:i w:val="0"/>
+          <w:color w:val="B02A1B"/>
+          <w:sz w:val="44"/>
+        </w:rPr>
+        <w:t>Glossary &amp; Concept Primer</w:t>
+      </w:r>
+    </w:p>
+    <w:p>
+      <w:pPr>
+        <w:spacing w:after="120" w:line="300" w:lineRule="auto"/>
+      </w:pPr>
+      <w:r>
+        <w:rPr>
+          <w:rFonts w:ascii="Georgia" w:hAnsi="Georgia" w:eastAsia="Georgia"/>
+          <w:b w:val="0"/>
+          <w:i/>
+          <w:color w:val="181A1F"/>
+          <w:sz w:val="21"/>
+        </w:rPr>
+        <w:t xml:space="preserve">For readers who are not semiconductor or AI-infrastructure specialists. Terms are grouped by where they sit in the stack. Each entry explains what the thing </w:t>
+      </w:r>
+      <w:r>
+        <w:rPr>
+          <w:rFonts w:ascii="Georgia" w:hAnsi="Georgia" w:eastAsia="Georgia"/>
+          <w:b w:val="0"/>
+          <w:i/>
+          <w:color w:val="181A1F"/>
+          <w:sz w:val="21"/>
+        </w:rPr>
+        <w:t>is</w:t>
+      </w:r>
+      <w:r>
+        <w:rPr>
+          <w:rFonts w:ascii="Georgia" w:hAnsi="Georgia" w:eastAsia="Georgia"/>
+          <w:b w:val="0"/>
+          <w:i/>
+          <w:color w:val="181A1F"/>
+          <w:sz w:val="21"/>
+        </w:rPr>
+        <w:t xml:space="preserve"> and why it </w:t>
+      </w:r>
+      <w:r>
+        <w:rPr>
+          <w:rFonts w:ascii="Georgia" w:hAnsi="Georgia" w:eastAsia="Georgia"/>
+          <w:b w:val="0"/>
+          <w:i/>
+          <w:color w:val="181A1F"/>
+          <w:sz w:val="21"/>
+        </w:rPr>
+        <w:t>matters</w:t>
+      </w:r>
+      <w:r>
+        <w:rPr>
+          <w:rFonts w:ascii="Georgia" w:hAnsi="Georgia" w:eastAsia="Georgia"/>
+          <w:b w:val="0"/>
+          <w:i/>
+          <w:color w:val="181A1F"/>
+          <w:sz w:val="21"/>
+        </w:rPr>
+        <w:t xml:space="preserve"> to the investment case.</w:t>
+      </w:r>
+    </w:p>
+    <w:p>
+      <w:pPr>
+        <w:spacing w:after="80"/>
+      </w:pPr>
+      <w:r>
+        <w:rPr>
+          <w:rFonts w:ascii="Calibri" w:hAnsi="Calibri" w:eastAsia="Calibri"/>
+          <w:b/>
+          <w:i w:val="0"/>
+          <w:color w:val="B02A1B"/>
+          <w:sz w:val="32"/>
+        </w:rPr>
+        <w:t>The manufacturing stack (how a chip gets made)</w:t>
+      </w:r>
+    </w:p>
+    <w:p>
+      <w:pPr>
+        <w:pStyle w:val="ListBullet"/>
+        <w:spacing w:after="40"/>
+      </w:pPr>
+      <w:r>
+        <w:rPr>
+          <w:rFonts w:ascii="Georgia" w:hAnsi="Georgia" w:eastAsia="Georgia"/>
+          <w:b/>
+          <w:i w:val="0"/>
+          <w:color w:val="181A1F"/>
+          <w:sz w:val="20"/>
+        </w:rPr>
+        <w:t>Node (e.g. "7nm", "5nm")</w:t>
+      </w:r>
+      <w:r>
+        <w:rPr>
+          <w:rFonts w:ascii="Georgia" w:hAnsi="Georgia" w:eastAsia="Georgia"/>
+          <w:b w:val="0"/>
+          <w:i w:val="0"/>
+          <w:color w:val="181A1F"/>
+          <w:sz w:val="20"/>
+        </w:rPr>
+        <w:t xml:space="preserve"> — a shorthand for a chip-manufacturing generation. Smaller numbers = denser, faster, more power-efficient transistors. China is largely stuck at </w:t>
+      </w:r>
+      <w:r>
+        <w:rPr>
+          <w:rFonts w:ascii="Georgia" w:hAnsi="Georgia" w:eastAsia="Georgia"/>
+          <w:b/>
+          <w:i w:val="0"/>
+          <w:color w:val="181A1F"/>
+          <w:sz w:val="20"/>
+        </w:rPr>
+        <w:t>7nm-class</w:t>
+      </w:r>
+      <w:r>
+        <w:rPr>
+          <w:rFonts w:ascii="Georgia" w:hAnsi="Georgia" w:eastAsia="Georgia"/>
+          <w:b w:val="0"/>
+          <w:i w:val="0"/>
+          <w:color w:val="181A1F"/>
+          <w:sz w:val="20"/>
+        </w:rPr>
+        <w:t xml:space="preserve">; the global frontier is ~2–3nm. </w:t>
+      </w:r>
+      <w:r>
+        <w:rPr>
+          <w:rFonts w:ascii="Georgia" w:hAnsi="Georgia" w:eastAsia="Georgia"/>
+          <w:b w:val="0"/>
+          <w:i/>
+          <w:color w:val="181A1F"/>
+          <w:sz w:val="20"/>
+        </w:rPr>
+        <w:t>Why it matters: node = how good your chips can be.</w:t>
+      </w:r>
+    </w:p>
+    <w:p>
+      <w:pPr>
+        <w:pStyle w:val="ListBullet"/>
+        <w:spacing w:after="40"/>
+      </w:pPr>
+      <w:r>
+        <w:rPr>
+          <w:rFonts w:ascii="Georgia" w:hAnsi="Georgia" w:eastAsia="Georgia"/>
+          <w:b/>
+          <w:i w:val="0"/>
+          <w:color w:val="181A1F"/>
+          <w:sz w:val="20"/>
+        </w:rPr>
+        <w:t>WFE (Wafer Fab Equipment)</w:t>
+      </w:r>
+      <w:r>
+        <w:rPr>
+          <w:rFonts w:ascii="Georgia" w:hAnsi="Georgia" w:eastAsia="Georgia"/>
+          <w:b w:val="0"/>
+          <w:i w:val="0"/>
+          <w:color w:val="181A1F"/>
+          <w:sz w:val="20"/>
+        </w:rPr>
+        <w:t xml:space="preserve"> — the machines inside a chip factory ("fab") that build chips layer by layer: lithography, etch, deposition, cleaning, etc. </w:t>
+      </w:r>
+      <w:r>
+        <w:rPr>
+          <w:rFonts w:ascii="Georgia" w:hAnsi="Georgia" w:eastAsia="Georgia"/>
+          <w:b w:val="0"/>
+          <w:i/>
+          <w:color w:val="181A1F"/>
+          <w:sz w:val="20"/>
+        </w:rPr>
+        <w:t>A fab is only as capable as its WFE.</w:t>
+      </w:r>
+    </w:p>
+    <w:p>
+      <w:pPr>
+        <w:pStyle w:val="ListBullet"/>
+        <w:spacing w:after="40"/>
+      </w:pPr>
+      <w:r>
+        <w:rPr>
+          <w:rFonts w:ascii="Georgia" w:hAnsi="Georgia" w:eastAsia="Georgia"/>
+          <w:b/>
+          <w:i w:val="0"/>
+          <w:color w:val="181A1F"/>
+          <w:sz w:val="20"/>
+        </w:rPr>
+        <w:t>Lithography</w:t>
+      </w:r>
+      <w:r>
+        <w:rPr>
+          <w:rFonts w:ascii="Georgia" w:hAnsi="Georgia" w:eastAsia="Georgia"/>
+          <w:b w:val="0"/>
+          <w:i w:val="0"/>
+          <w:color w:val="181A1F"/>
+          <w:sz w:val="20"/>
+        </w:rPr>
+        <w:t xml:space="preserve"> — the step that prints circuit patterns onto the silicon wafer using light. The most critical and hardest-to-replicate tool.</w:t>
+      </w:r>
+    </w:p>
+    <w:p>
+      <w:pPr>
+        <w:pStyle w:val="ListBullet"/>
+        <w:spacing w:after="40"/>
+      </w:pPr>
+      <w:r>
+        <w:rPr>
+          <w:rFonts w:ascii="Georgia" w:hAnsi="Georgia" w:eastAsia="Georgia"/>
+          <w:b/>
+          <w:i w:val="0"/>
+          <w:color w:val="181A1F"/>
+          <w:sz w:val="20"/>
+        </w:rPr>
+        <w:t>EUV (Extreme Ultra-Violet lithography)</w:t>
+      </w:r>
+      <w:r>
+        <w:rPr>
+          <w:rFonts w:ascii="Georgia" w:hAnsi="Georgia" w:eastAsia="Georgia"/>
+          <w:b w:val="0"/>
+          <w:i w:val="0"/>
+          <w:color w:val="181A1F"/>
+          <w:sz w:val="20"/>
+        </w:rPr>
+        <w:t xml:space="preserve"> — the most advanced lithography, using 13.5nm-wavelength light; required to make sub-7nm chips economically. Made </w:t>
+      </w:r>
+      <w:r>
+        <w:rPr>
+          <w:rFonts w:ascii="Georgia" w:hAnsi="Georgia" w:eastAsia="Georgia"/>
+          <w:b/>
+          <w:i w:val="0"/>
+          <w:color w:val="181A1F"/>
+          <w:sz w:val="20"/>
+        </w:rPr>
+        <w:t>only by ASML</w:t>
+      </w:r>
+      <w:r>
+        <w:rPr>
+          <w:rFonts w:ascii="Georgia" w:hAnsi="Georgia" w:eastAsia="Georgia"/>
+          <w:b w:val="0"/>
+          <w:i w:val="0"/>
+          <w:color w:val="181A1F"/>
+          <w:sz w:val="20"/>
+        </w:rPr>
+        <w:t xml:space="preserve"> (Netherlands) and </w:t>
+      </w:r>
+      <w:r>
+        <w:rPr>
+          <w:rFonts w:ascii="Georgia" w:hAnsi="Georgia" w:eastAsia="Georgia"/>
+          <w:b/>
+          <w:i w:val="0"/>
+          <w:color w:val="181A1F"/>
+          <w:sz w:val="20"/>
+        </w:rPr>
+        <w:t>banned from export to China</w:t>
+      </w:r>
+      <w:r>
+        <w:rPr>
+          <w:rFonts w:ascii="Georgia" w:hAnsi="Georgia" w:eastAsia="Georgia"/>
+          <w:b w:val="0"/>
+          <w:i w:val="0"/>
+          <w:color w:val="181A1F"/>
+          <w:sz w:val="20"/>
+        </w:rPr>
+        <w:t xml:space="preserve">. </w:t>
+      </w:r>
+      <w:r>
+        <w:rPr>
+          <w:rFonts w:ascii="Georgia" w:hAnsi="Georgia" w:eastAsia="Georgia"/>
+          <w:b w:val="0"/>
+          <w:i/>
+          <w:color w:val="181A1F"/>
+          <w:sz w:val="20"/>
+        </w:rPr>
+        <w:t>This is the single binding chokepoint in China's stack.</w:t>
+      </w:r>
+    </w:p>
+    <w:p>
+      <w:pPr>
+        <w:pStyle w:val="ListBullet"/>
+        <w:spacing w:after="40"/>
+      </w:pPr>
+      <w:r>
+        <w:rPr>
+          <w:rFonts w:ascii="Georgia" w:hAnsi="Georgia" w:eastAsia="Georgia"/>
+          <w:b/>
+          <w:i w:val="0"/>
+          <w:color w:val="181A1F"/>
+          <w:sz w:val="20"/>
+        </w:rPr>
+        <w:t>DUV (Deep Ultra-Violet lithography)</w:t>
+      </w:r>
+      <w:r>
+        <w:rPr>
+          <w:rFonts w:ascii="Georgia" w:hAnsi="Georgia" w:eastAsia="Georgia"/>
+          <w:b w:val="0"/>
+          <w:i w:val="0"/>
+          <w:color w:val="181A1F"/>
+          <w:sz w:val="20"/>
+        </w:rPr>
+        <w:t xml:space="preserve"> — the previous-generation, longer-wavelength lithography China </w:t>
+      </w:r>
+      <w:r>
+        <w:rPr>
+          <w:rFonts w:ascii="Georgia" w:hAnsi="Georgia" w:eastAsia="Georgia"/>
+          <w:b w:val="0"/>
+          <w:i/>
+          <w:color w:val="181A1F"/>
+          <w:sz w:val="20"/>
+        </w:rPr>
+        <w:t>can</w:t>
+      </w:r>
+      <w:r>
+        <w:rPr>
+          <w:rFonts w:ascii="Georgia" w:hAnsi="Georgia" w:eastAsia="Georgia"/>
+          <w:b w:val="0"/>
+          <w:i w:val="0"/>
+          <w:color w:val="181A1F"/>
+          <w:sz w:val="20"/>
+        </w:rPr>
+        <w:t xml:space="preserve"> access (with restrictions). </w:t>
+      </w:r>
+      <w:r>
+        <w:rPr>
+          <w:rFonts w:ascii="Georgia" w:hAnsi="Georgia" w:eastAsia="Georgia"/>
+          <w:b w:val="0"/>
+          <w:i/>
+          <w:color w:val="181A1F"/>
+          <w:sz w:val="20"/>
+        </w:rPr>
+        <w:t>China's workaround for the EUV ban.</w:t>
+      </w:r>
+    </w:p>
+    <w:p>
+      <w:pPr>
+        <w:pStyle w:val="ListBullet"/>
+        <w:spacing w:after="40"/>
+      </w:pPr>
+      <w:r>
+        <w:rPr>
+          <w:rFonts w:ascii="Georgia" w:hAnsi="Georgia" w:eastAsia="Georgia"/>
+          <w:b/>
+          <w:i w:val="0"/>
+          <w:color w:val="181A1F"/>
+          <w:sz w:val="20"/>
+        </w:rPr>
+        <w:t>Multipatterning</w:t>
+      </w:r>
+      <w:r>
+        <w:rPr>
+          <w:rFonts w:ascii="Georgia" w:hAnsi="Georgia" w:eastAsia="Georgia"/>
+          <w:b w:val="0"/>
+          <w:i w:val="0"/>
+          <w:color w:val="181A1F"/>
+          <w:sz w:val="20"/>
+        </w:rPr>
+        <w:t xml:space="preserve"> — using DUV several times over to fake the resolution of one EUV pass. It works but costs more steps, lower yield, higher cost. </w:t>
+      </w:r>
+      <w:r>
+        <w:rPr>
+          <w:rFonts w:ascii="Georgia" w:hAnsi="Georgia" w:eastAsia="Georgia"/>
+          <w:b w:val="0"/>
+          <w:i/>
+          <w:color w:val="181A1F"/>
+          <w:sz w:val="20"/>
+        </w:rPr>
+        <w:t>The "tax" China pays for lacking EUV.</w:t>
+      </w:r>
+    </w:p>
+    <w:p>
+      <w:pPr>
+        <w:pStyle w:val="ListBullet"/>
+        <w:spacing w:after="40"/>
+      </w:pPr>
+      <w:r>
+        <w:rPr>
+          <w:rFonts w:ascii="Georgia" w:hAnsi="Georgia" w:eastAsia="Georgia"/>
+          <w:b/>
+          <w:i w:val="0"/>
+          <w:color w:val="181A1F"/>
+          <w:sz w:val="20"/>
+        </w:rPr>
+        <w:t>Etch / Deposition / Cleaning</w:t>
+      </w:r>
+      <w:r>
+        <w:rPr>
+          <w:rFonts w:ascii="Georgia" w:hAnsi="Georgia" w:eastAsia="Georgia"/>
+          <w:b w:val="0"/>
+          <w:i w:val="0"/>
+          <w:color w:val="181A1F"/>
+          <w:sz w:val="20"/>
+        </w:rPr>
+        <w:t xml:space="preserve"> — the other core fab steps (carving patterns, laying down material, removing residue). Where China's own tool-makers (AMEC, NAURA, ACM) are strongest.</w:t>
+      </w:r>
+    </w:p>
+    <w:p>
+      <w:pPr>
+        <w:pStyle w:val="ListBullet"/>
+        <w:spacing w:after="40"/>
+      </w:pPr>
+      <w:r>
+        <w:rPr>
+          <w:rFonts w:ascii="Georgia" w:hAnsi="Georgia" w:eastAsia="Georgia"/>
+          <w:b/>
+          <w:i w:val="0"/>
+          <w:color w:val="181A1F"/>
+          <w:sz w:val="20"/>
+        </w:rPr>
+        <w:t>EDA (Electronic Design Automation)</w:t>
+      </w:r>
+      <w:r>
+        <w:rPr>
+          <w:rFonts w:ascii="Georgia" w:hAnsi="Georgia" w:eastAsia="Georgia"/>
+          <w:b w:val="0"/>
+          <w:i w:val="0"/>
+          <w:color w:val="181A1F"/>
+          <w:sz w:val="20"/>
+        </w:rPr>
+        <w:t xml:space="preserve"> — the software used to </w:t>
+      </w:r>
+      <w:r>
+        <w:rPr>
+          <w:rFonts w:ascii="Georgia" w:hAnsi="Georgia" w:eastAsia="Georgia"/>
+          <w:b w:val="0"/>
+          <w:i/>
+          <w:color w:val="181A1F"/>
+          <w:sz w:val="20"/>
+        </w:rPr>
+        <w:t>design</w:t>
+      </w:r>
+      <w:r>
+        <w:rPr>
+          <w:rFonts w:ascii="Georgia" w:hAnsi="Georgia" w:eastAsia="Georgia"/>
+          <w:b w:val="0"/>
+          <w:i w:val="0"/>
+          <w:color w:val="181A1F"/>
+          <w:sz w:val="20"/>
+        </w:rPr>
+        <w:t xml:space="preserve"> chips before they're built (Synopsys, Cadence, Siemens). China depends on foreign EDA; a wide gap.</w:t>
+      </w:r>
+    </w:p>
+    <w:p>
+      <w:pPr>
+        <w:pStyle w:val="ListBullet"/>
+        <w:spacing w:after="40"/>
+      </w:pPr>
+      <w:r>
+        <w:rPr>
+          <w:rFonts w:ascii="Georgia" w:hAnsi="Georgia" w:eastAsia="Georgia"/>
+          <w:b/>
+          <w:i w:val="0"/>
+          <w:color w:val="181A1F"/>
+          <w:sz w:val="20"/>
+        </w:rPr>
+        <w:t>Yield</w:t>
+      </w:r>
+      <w:r>
+        <w:rPr>
+          <w:rFonts w:ascii="Georgia" w:hAnsi="Georgia" w:eastAsia="Georgia"/>
+          <w:b w:val="0"/>
+          <w:i w:val="0"/>
+          <w:color w:val="181A1F"/>
+          <w:sz w:val="20"/>
+        </w:rPr>
+        <w:t xml:space="preserve"> — the percentage of chips on a wafer that come out working. Higher = cheaper. China's advanced-node yield (~35%) is far below TSMC's (&gt;80%). </w:t>
+      </w:r>
+      <w:r>
+        <w:rPr>
+          <w:rFonts w:ascii="Georgia" w:hAnsi="Georgia" w:eastAsia="Georgia"/>
+          <w:b w:val="0"/>
+          <w:i/>
+          <w:color w:val="181A1F"/>
+          <w:sz w:val="20"/>
+        </w:rPr>
+        <w:t>Low yield = expensive, scarce chips.</w:t>
+      </w:r>
+    </w:p>
+    <w:p>
+      <w:pPr>
+        <w:pStyle w:val="ListBullet"/>
+        <w:spacing w:after="40"/>
+      </w:pPr>
+      <w:r>
+        <w:rPr>
+          <w:rFonts w:ascii="Georgia" w:hAnsi="Georgia" w:eastAsia="Georgia"/>
+          <w:b/>
+          <w:i w:val="0"/>
+          <w:color w:val="181A1F"/>
+          <w:sz w:val="20"/>
+        </w:rPr>
+        <w:t>Foundry</w:t>
+      </w:r>
+      <w:r>
+        <w:rPr>
+          <w:rFonts w:ascii="Georgia" w:hAnsi="Georgia" w:eastAsia="Georgia"/>
+          <w:b w:val="0"/>
+          <w:i w:val="0"/>
+          <w:color w:val="181A1F"/>
+          <w:sz w:val="20"/>
+        </w:rPr>
+        <w:t xml:space="preserve"> — a factory that manufactures chips designed by others (e.g. </w:t>
+      </w:r>
+      <w:r>
+        <w:rPr>
+          <w:rFonts w:ascii="Georgia" w:hAnsi="Georgia" w:eastAsia="Georgia"/>
+          <w:b/>
+          <w:i w:val="0"/>
+          <w:color w:val="181A1F"/>
+          <w:sz w:val="20"/>
+        </w:rPr>
+        <w:t>SMIC</w:t>
+      </w:r>
+      <w:r>
+        <w:rPr>
+          <w:rFonts w:ascii="Georgia" w:hAnsi="Georgia" w:eastAsia="Georgia"/>
+          <w:b w:val="0"/>
+          <w:i w:val="0"/>
+          <w:color w:val="181A1F"/>
+          <w:sz w:val="20"/>
+        </w:rPr>
+        <w:t xml:space="preserve">, </w:t>
+      </w:r>
+      <w:r>
+        <w:rPr>
+          <w:rFonts w:ascii="Georgia" w:hAnsi="Georgia" w:eastAsia="Georgia"/>
+          <w:b/>
+          <w:i w:val="0"/>
+          <w:color w:val="181A1F"/>
+          <w:sz w:val="20"/>
+        </w:rPr>
+        <w:t>TSMC</w:t>
+      </w:r>
+      <w:r>
+        <w:rPr>
+          <w:rFonts w:ascii="Georgia" w:hAnsi="Georgia" w:eastAsia="Georgia"/>
+          <w:b w:val="0"/>
+          <w:i w:val="0"/>
+          <w:color w:val="181A1F"/>
+          <w:sz w:val="20"/>
+        </w:rPr>
+        <w:t xml:space="preserve">). </w:t>
+      </w:r>
+      <w:r>
+        <w:rPr>
+          <w:rFonts w:ascii="Georgia" w:hAnsi="Georgia" w:eastAsia="Georgia"/>
+          <w:b w:val="0"/>
+          <w:i/>
+          <w:color w:val="181A1F"/>
+          <w:sz w:val="20"/>
+        </w:rPr>
+        <w:t>The shared bottleneck behind almost every Chinese AI chip.</w:t>
+      </w:r>
+    </w:p>
+    <w:p>
+      <w:pPr>
+        <w:pStyle w:val="ListBullet"/>
+        <w:spacing w:after="40"/>
+      </w:pPr>
+      <w:r>
+        <w:rPr>
+          <w:rFonts w:ascii="Georgia" w:hAnsi="Georgia" w:eastAsia="Georgia"/>
+          <w:b/>
+          <w:i w:val="0"/>
+          <w:color w:val="181A1F"/>
+          <w:sz w:val="20"/>
+        </w:rPr>
+        <w:t>Fabless</w:t>
+      </w:r>
+      <w:r>
+        <w:rPr>
+          <w:rFonts w:ascii="Georgia" w:hAnsi="Georgia" w:eastAsia="Georgia"/>
+          <w:b w:val="0"/>
+          <w:i w:val="0"/>
+          <w:color w:val="181A1F"/>
+          <w:sz w:val="20"/>
+        </w:rPr>
+        <w:t xml:space="preserve"> — a chip company that designs but does not manufacture (e.g. Montage, most GPU firms); it outsources to a foundry.</w:t>
+      </w:r>
+    </w:p>
+    <w:p>
+      <w:pPr>
+        <w:spacing w:after="80"/>
+      </w:pPr>
+      <w:r>
+        <w:rPr>
+          <w:rFonts w:ascii="Calibri" w:hAnsi="Calibri" w:eastAsia="Calibri"/>
+          <w:b/>
+          <w:i w:val="0"/>
+          <w:color w:val="B02A1B"/>
+          <w:sz w:val="32"/>
+        </w:rPr>
+        <w:t>Memory &amp; packaging</w:t>
+      </w:r>
+    </w:p>
+    <w:p>
+      <w:pPr>
+        <w:pStyle w:val="ListBullet"/>
+        <w:spacing w:after="40"/>
+      </w:pPr>
+      <w:r>
+        <w:rPr>
+          <w:rFonts w:ascii="Georgia" w:hAnsi="Georgia" w:eastAsia="Georgia"/>
+          <w:b/>
+          <w:i w:val="0"/>
+          <w:color w:val="181A1F"/>
+          <w:sz w:val="20"/>
+        </w:rPr>
+        <w:t>DRAM / NAND</w:t>
+      </w:r>
+      <w:r>
+        <w:rPr>
+          <w:rFonts w:ascii="Georgia" w:hAnsi="Georgia" w:eastAsia="Georgia"/>
+          <w:b w:val="0"/>
+          <w:i w:val="0"/>
+          <w:color w:val="181A1F"/>
+          <w:sz w:val="20"/>
+        </w:rPr>
+        <w:t xml:space="preserve"> — the two main memory types. DRAM = fast working memory; NAND = storage. China's champions: </w:t>
+      </w:r>
+      <w:r>
+        <w:rPr>
+          <w:rFonts w:ascii="Georgia" w:hAnsi="Georgia" w:eastAsia="Georgia"/>
+          <w:b/>
+          <w:i w:val="0"/>
+          <w:color w:val="181A1F"/>
+          <w:sz w:val="20"/>
+        </w:rPr>
+        <w:t>CXMT</w:t>
+      </w:r>
+      <w:r>
+        <w:rPr>
+          <w:rFonts w:ascii="Georgia" w:hAnsi="Georgia" w:eastAsia="Georgia"/>
+          <w:b w:val="0"/>
+          <w:i w:val="0"/>
+          <w:color w:val="181A1F"/>
+          <w:sz w:val="20"/>
+        </w:rPr>
+        <w:t xml:space="preserve"> (DRAM), </w:t>
+      </w:r>
+      <w:r>
+        <w:rPr>
+          <w:rFonts w:ascii="Georgia" w:hAnsi="Georgia" w:eastAsia="Georgia"/>
+          <w:b/>
+          <w:i w:val="0"/>
+          <w:color w:val="181A1F"/>
+          <w:sz w:val="20"/>
+        </w:rPr>
+        <w:t>YMTC</w:t>
+      </w:r>
+      <w:r>
+        <w:rPr>
+          <w:rFonts w:ascii="Georgia" w:hAnsi="Georgia" w:eastAsia="Georgia"/>
+          <w:b w:val="0"/>
+          <w:i w:val="0"/>
+          <w:color w:val="181A1F"/>
+          <w:sz w:val="20"/>
+        </w:rPr>
+        <w:t xml:space="preserve"> (NAND).</w:t>
+      </w:r>
+    </w:p>
+    <w:p>
+      <w:pPr>
+        <w:pStyle w:val="ListBullet"/>
+        <w:spacing w:after="40"/>
+      </w:pPr>
+      <w:r>
+        <w:rPr>
+          <w:rFonts w:ascii="Georgia" w:hAnsi="Georgia" w:eastAsia="Georgia"/>
+          <w:b/>
+          <w:i w:val="0"/>
+          <w:color w:val="181A1F"/>
+          <w:sz w:val="20"/>
+        </w:rPr>
+        <w:t>HBM (High-Bandwidth Memory)</w:t>
+      </w:r>
+      <w:r>
+        <w:rPr>
+          <w:rFonts w:ascii="Georgia" w:hAnsi="Georgia" w:eastAsia="Georgia"/>
+          <w:b w:val="0"/>
+          <w:i w:val="0"/>
+          <w:color w:val="181A1F"/>
+          <w:sz w:val="20"/>
+        </w:rPr>
+        <w:t xml:space="preserve"> — DRAM chips stacked vertically to feed AI accelerators at very high speed. The </w:t>
+      </w:r>
+      <w:r>
+        <w:rPr>
+          <w:rFonts w:ascii="Georgia" w:hAnsi="Georgia" w:eastAsia="Georgia"/>
+          <w:b/>
+          <w:i w:val="0"/>
+          <w:color w:val="181A1F"/>
+          <w:sz w:val="20"/>
+        </w:rPr>
+        <w:t>acute bottleneck</w:t>
+      </w:r>
+      <w:r>
+        <w:rPr>
+          <w:rFonts w:ascii="Georgia" w:hAnsi="Georgia" w:eastAsia="Georgia"/>
+          <w:b w:val="0"/>
+          <w:i w:val="0"/>
+          <w:color w:val="181A1F"/>
+          <w:sz w:val="20"/>
+        </w:rPr>
+        <w:t xml:space="preserve"> for AI hardware; dominated by SK hynix/Samsung/Micron. China is ~3–4 years behind.</w:t>
+      </w:r>
+    </w:p>
+    <w:p>
+      <w:pPr>
+        <w:pStyle w:val="ListBullet"/>
+        <w:spacing w:after="40"/>
+      </w:pPr>
+      <w:r>
+        <w:rPr>
+          <w:rFonts w:ascii="Georgia" w:hAnsi="Georgia" w:eastAsia="Georgia"/>
+          <w:b/>
+          <w:i w:val="0"/>
+          <w:color w:val="181A1F"/>
+          <w:sz w:val="20"/>
+        </w:rPr>
+        <w:t>TSV (Through-Silicon Via)</w:t>
+      </w:r>
+      <w:r>
+        <w:rPr>
+          <w:rFonts w:ascii="Georgia" w:hAnsi="Georgia" w:eastAsia="Georgia"/>
+          <w:b w:val="0"/>
+          <w:i w:val="0"/>
+          <w:color w:val="181A1F"/>
+          <w:sz w:val="20"/>
+        </w:rPr>
+        <w:t xml:space="preserve"> — tiny vertical wires that connect stacked memory dies; a prerequisite for building HBM.</w:t>
+      </w:r>
+    </w:p>
+    <w:p>
+      <w:pPr>
+        <w:pStyle w:val="ListBullet"/>
+        <w:spacing w:after="40"/>
+      </w:pPr>
+      <w:r>
+        <w:rPr>
+          <w:rFonts w:ascii="Georgia" w:hAnsi="Georgia" w:eastAsia="Georgia"/>
+          <w:b/>
+          <w:i w:val="0"/>
+          <w:color w:val="181A1F"/>
+          <w:sz w:val="20"/>
+        </w:rPr>
+        <w:t>Hybrid bonding</w:t>
+      </w:r>
+      <w:r>
+        <w:rPr>
+          <w:rFonts w:ascii="Georgia" w:hAnsi="Georgia" w:eastAsia="Georgia"/>
+          <w:b w:val="0"/>
+          <w:i w:val="0"/>
+          <w:color w:val="181A1F"/>
+          <w:sz w:val="20"/>
+        </w:rPr>
+        <w:t xml:space="preserve"> — an advanced way to fuse chip layers directly (no solder bumps), enabling denser stacking; key to next-gen HBM and chiplets.</w:t>
+      </w:r>
+    </w:p>
+    <w:p>
+      <w:pPr>
+        <w:pStyle w:val="ListBullet"/>
+        <w:spacing w:after="40"/>
+      </w:pPr>
+      <w:r>
+        <w:rPr>
+          <w:rFonts w:ascii="Georgia" w:hAnsi="Georgia" w:eastAsia="Georgia"/>
+          <w:b/>
+          <w:i w:val="0"/>
+          <w:color w:val="181A1F"/>
+          <w:sz w:val="20"/>
+        </w:rPr>
+        <w:t>Advanced packaging / CoWoS</w:t>
+      </w:r>
+      <w:r>
+        <w:rPr>
+          <w:rFonts w:ascii="Georgia" w:hAnsi="Georgia" w:eastAsia="Georgia"/>
+          <w:b w:val="0"/>
+          <w:i w:val="0"/>
+          <w:color w:val="181A1F"/>
+          <w:sz w:val="20"/>
+        </w:rPr>
+        <w:t xml:space="preserve"> — assembling multiple chips + memory into one high-performance module. </w:t>
+      </w:r>
+      <w:r>
+        <w:rPr>
+          <w:rFonts w:ascii="Georgia" w:hAnsi="Georgia" w:eastAsia="Georgia"/>
+          <w:b/>
+          <w:i w:val="0"/>
+          <w:color w:val="181A1F"/>
+          <w:sz w:val="20"/>
+        </w:rPr>
+        <w:t>CoWoS</w:t>
+      </w:r>
+      <w:r>
+        <w:rPr>
+          <w:rFonts w:ascii="Georgia" w:hAnsi="Georgia" w:eastAsia="Georgia"/>
+          <w:b w:val="0"/>
+          <w:i w:val="0"/>
+          <w:color w:val="181A1F"/>
+          <w:sz w:val="20"/>
+        </w:rPr>
+        <w:t xml:space="preserve"> is TSMC's version (Nvidia's GPUs depend on it). China is building analogs.</w:t>
+      </w:r>
+    </w:p>
+    <w:p>
+      <w:pPr>
+        <w:spacing w:after="80"/>
+      </w:pPr>
+      <w:r>
+        <w:rPr>
+          <w:rFonts w:ascii="Calibri" w:hAnsi="Calibri" w:eastAsia="Calibri"/>
+          <w:b/>
+          <w:i w:val="0"/>
+          <w:color w:val="B02A1B"/>
+          <w:sz w:val="32"/>
+        </w:rPr>
+        <w:t>Compute &amp; software</w:t>
+      </w:r>
+    </w:p>
+    <w:p>
+      <w:pPr>
+        <w:pStyle w:val="ListBullet"/>
+        <w:spacing w:after="40"/>
+      </w:pPr>
+      <w:r>
+        <w:rPr>
+          <w:rFonts w:ascii="Georgia" w:hAnsi="Georgia" w:eastAsia="Georgia"/>
+          <w:b/>
+          <w:i w:val="0"/>
+          <w:color w:val="181A1F"/>
+          <w:sz w:val="20"/>
+        </w:rPr>
+        <w:t>GPU / NPU / ASIC</w:t>
+      </w:r>
+      <w:r>
+        <w:rPr>
+          <w:rFonts w:ascii="Georgia" w:hAnsi="Georgia" w:eastAsia="Georgia"/>
+          <w:b w:val="0"/>
+          <w:i w:val="0"/>
+          <w:color w:val="181A1F"/>
+          <w:sz w:val="20"/>
+        </w:rPr>
+        <w:t xml:space="preserve"> — types of AI accelerator chips. </w:t>
+      </w:r>
+      <w:r>
+        <w:rPr>
+          <w:rFonts w:ascii="Georgia" w:hAnsi="Georgia" w:eastAsia="Georgia"/>
+          <w:b/>
+          <w:i w:val="0"/>
+          <w:color w:val="181A1F"/>
+          <w:sz w:val="20"/>
+        </w:rPr>
+        <w:t>GPU</w:t>
+      </w:r>
+      <w:r>
+        <w:rPr>
+          <w:rFonts w:ascii="Georgia" w:hAnsi="Georgia" w:eastAsia="Georgia"/>
+          <w:b w:val="0"/>
+          <w:i w:val="0"/>
+          <w:color w:val="181A1F"/>
+          <w:sz w:val="20"/>
+        </w:rPr>
+        <w:t xml:space="preserve"> = general-purpose (Nvidia); </w:t>
+      </w:r>
+      <w:r>
+        <w:rPr>
+          <w:rFonts w:ascii="Georgia" w:hAnsi="Georgia" w:eastAsia="Georgia"/>
+          <w:b/>
+          <w:i w:val="0"/>
+          <w:color w:val="181A1F"/>
+          <w:sz w:val="20"/>
+        </w:rPr>
+        <w:t>NPU</w:t>
+      </w:r>
+      <w:r>
+        <w:rPr>
+          <w:rFonts w:ascii="Georgia" w:hAnsi="Georgia" w:eastAsia="Georgia"/>
+          <w:b w:val="0"/>
+          <w:i w:val="0"/>
+          <w:color w:val="181A1F"/>
+          <w:sz w:val="20"/>
+        </w:rPr>
+        <w:t xml:space="preserve"> = neural-processing unit (Huawei Ascend, Cambricon); </w:t>
+      </w:r>
+      <w:r>
+        <w:rPr>
+          <w:rFonts w:ascii="Georgia" w:hAnsi="Georgia" w:eastAsia="Georgia"/>
+          <w:b/>
+          <w:i w:val="0"/>
+          <w:color w:val="181A1F"/>
+          <w:sz w:val="20"/>
+        </w:rPr>
+        <w:t>ASIC</w:t>
+      </w:r>
+      <w:r>
+        <w:rPr>
+          <w:rFonts w:ascii="Georgia" w:hAnsi="Georgia" w:eastAsia="Georgia"/>
+          <w:b w:val="0"/>
+          <w:i w:val="0"/>
+          <w:color w:val="181A1F"/>
+          <w:sz w:val="20"/>
+        </w:rPr>
+        <w:t xml:space="preserve"> = custom-built for one job. </w:t>
+      </w:r>
+      <w:r>
+        <w:rPr>
+          <w:rFonts w:ascii="Georgia" w:hAnsi="Georgia" w:eastAsia="Georgia"/>
+          <w:b w:val="0"/>
+          <w:i/>
+          <w:color w:val="181A1F"/>
+          <w:sz w:val="20"/>
+        </w:rPr>
+        <w:t>These run AI models.</w:t>
+      </w:r>
+    </w:p>
+    <w:p>
+      <w:pPr>
+        <w:pStyle w:val="ListBullet"/>
+        <w:spacing w:after="40"/>
+      </w:pPr>
+      <w:r>
+        <w:rPr>
+          <w:rFonts w:ascii="Georgia" w:hAnsi="Georgia" w:eastAsia="Georgia"/>
+          <w:b/>
+          <w:i w:val="0"/>
+          <w:color w:val="181A1F"/>
+          <w:sz w:val="20"/>
+        </w:rPr>
+        <w:t>CUDA</w:t>
+      </w:r>
+      <w:r>
+        <w:rPr>
+          <w:rFonts w:ascii="Georgia" w:hAnsi="Georgia" w:eastAsia="Georgia"/>
+          <w:b w:val="0"/>
+          <w:i w:val="0"/>
+          <w:color w:val="181A1F"/>
+          <w:sz w:val="20"/>
+        </w:rPr>
+        <w:t xml:space="preserve"> — Nvidia's software platform that lets developers program its GPUs. Its huge ecosystem is Nvidia's deepest moat.</w:t>
+      </w:r>
+    </w:p>
+    <w:p>
+      <w:pPr>
+        <w:pStyle w:val="ListBullet"/>
+        <w:spacing w:after="40"/>
+      </w:pPr>
+      <w:r>
+        <w:rPr>
+          <w:rFonts w:ascii="Georgia" w:hAnsi="Georgia" w:eastAsia="Georgia"/>
+          <w:b/>
+          <w:i w:val="0"/>
+          <w:color w:val="181A1F"/>
+          <w:sz w:val="20"/>
+        </w:rPr>
+        <w:t>CANN / MindSpore</w:t>
+      </w:r>
+      <w:r>
+        <w:rPr>
+          <w:rFonts w:ascii="Georgia" w:hAnsi="Georgia" w:eastAsia="Georgia"/>
+          <w:b w:val="0"/>
+          <w:i w:val="0"/>
+          <w:color w:val="181A1F"/>
+          <w:sz w:val="20"/>
+        </w:rPr>
+        <w:t xml:space="preserve"> — Huawei's attempt at a CUDA alternative. </w:t>
+      </w:r>
+      <w:r>
+        <w:rPr>
+          <w:rFonts w:ascii="Georgia" w:hAnsi="Georgia" w:eastAsia="Georgia"/>
+          <w:b w:val="0"/>
+          <w:i/>
+          <w:color w:val="181A1F"/>
+          <w:sz w:val="20"/>
+        </w:rPr>
+        <w:t>Replicating CUDA's ecosystem is a 3–5+ year challenge — the hardest gap to close.</w:t>
+      </w:r>
+    </w:p>
+    <w:p>
+      <w:pPr>
+        <w:pStyle w:val="ListBullet"/>
+        <w:spacing w:after="40"/>
+      </w:pPr>
+      <w:r>
+        <w:rPr>
+          <w:rFonts w:ascii="Georgia" w:hAnsi="Georgia" w:eastAsia="Georgia"/>
+          <w:b/>
+          <w:i w:val="0"/>
+          <w:color w:val="181A1F"/>
+          <w:sz w:val="20"/>
+        </w:rPr>
+        <w:t>Rack-scale / SuperPoD (e.g. CloudMatrix, Atlas 950)</w:t>
+      </w:r>
+      <w:r>
+        <w:rPr>
+          <w:rFonts w:ascii="Georgia" w:hAnsi="Georgia" w:eastAsia="Georgia"/>
+          <w:b w:val="0"/>
+          <w:i w:val="0"/>
+          <w:color w:val="181A1F"/>
+          <w:sz w:val="20"/>
+        </w:rPr>
+        <w:t xml:space="preserve"> — lashing thousands of chips into one giant "logical" computer. China's strategy: </w:t>
+      </w:r>
+      <w:r>
+        <w:rPr>
+          <w:rFonts w:ascii="Georgia" w:hAnsi="Georgia" w:eastAsia="Georgia"/>
+          <w:b w:val="0"/>
+          <w:i/>
+          <w:color w:val="181A1F"/>
+          <w:sz w:val="20"/>
+        </w:rPr>
+        <w:t>lose at the single-chip level, win at the rack level</w:t>
+      </w:r>
+      <w:r>
+        <w:rPr>
+          <w:rFonts w:ascii="Georgia" w:hAnsi="Georgia" w:eastAsia="Georgia"/>
+          <w:b w:val="0"/>
+          <w:i w:val="0"/>
+          <w:color w:val="181A1F"/>
+          <w:sz w:val="20"/>
+        </w:rPr>
+        <w:t xml:space="preserve"> (at the cost of more power).</w:t>
+      </w:r>
+    </w:p>
+    <w:p>
+      <w:pPr>
+        <w:pStyle w:val="ListBullet"/>
+        <w:spacing w:after="40"/>
+      </w:pPr>
+      <w:r>
+        <w:rPr>
+          <w:rFonts w:ascii="Georgia" w:hAnsi="Georgia" w:eastAsia="Georgia"/>
+          <w:b/>
+          <w:i w:val="0"/>
+          <w:color w:val="181A1F"/>
+          <w:sz w:val="20"/>
+        </w:rPr>
+        <w:t>Interconnect</w:t>
+      </w:r>
+      <w:r>
+        <w:rPr>
+          <w:rFonts w:ascii="Georgia" w:hAnsi="Georgia" w:eastAsia="Georgia"/>
+          <w:b w:val="0"/>
+          <w:i w:val="0"/>
+          <w:color w:val="181A1F"/>
+          <w:sz w:val="20"/>
+        </w:rPr>
+        <w:t xml:space="preserve"> — the wiring/fabric that moves data between chips and memory. As models scale, this becomes the bottleneck. Includes:</w:t>
+      </w:r>
+    </w:p>
+    <w:p>
+      <w:pPr>
+        <w:pStyle w:val="ListBullet"/>
+        <w:spacing w:after="40"/>
+      </w:pPr>
+      <w:r>
+        <w:rPr>
+          <w:rFonts w:ascii="Georgia" w:hAnsi="Georgia" w:eastAsia="Georgia"/>
+          <w:b/>
+          <w:i w:val="0"/>
+          <w:color w:val="181A1F"/>
+          <w:sz w:val="20"/>
+        </w:rPr>
+        <w:t>Memory-interface chip / retimer</w:t>
+      </w:r>
+      <w:r>
+        <w:rPr>
+          <w:rFonts w:ascii="Georgia" w:hAnsi="Georgia" w:eastAsia="Georgia"/>
+          <w:b w:val="0"/>
+          <w:i w:val="0"/>
+          <w:color w:val="181A1F"/>
+          <w:sz w:val="20"/>
+        </w:rPr>
+        <w:t xml:space="preserve"> — small chips that keep high-speed signals clean between the processor and memory. </w:t>
+      </w:r>
+      <w:r>
+        <w:rPr>
+          <w:rFonts w:ascii="Georgia" w:hAnsi="Georgia" w:eastAsia="Georgia"/>
+          <w:b/>
+          <w:i w:val="0"/>
+          <w:color w:val="181A1F"/>
+          <w:sz w:val="20"/>
+        </w:rPr>
+        <w:t>Montage</w:t>
+      </w:r>
+      <w:r>
+        <w:rPr>
+          <w:rFonts w:ascii="Georgia" w:hAnsi="Georgia" w:eastAsia="Georgia"/>
+          <w:b w:val="0"/>
+          <w:i w:val="0"/>
+          <w:color w:val="181A1F"/>
+          <w:sz w:val="20"/>
+        </w:rPr>
+        <w:t xml:space="preserve"> is the global #1. </w:t>
+      </w:r>
+      <w:r>
+        <w:rPr>
+          <w:rFonts w:ascii="Georgia" w:hAnsi="Georgia" w:eastAsia="Georgia"/>
+          <w:b w:val="0"/>
+          <w:i/>
+          <w:color w:val="181A1F"/>
+          <w:sz w:val="20"/>
+        </w:rPr>
+        <w:t>An unglamorous but durable chokepoint.</w:t>
+      </w:r>
+    </w:p>
+    <w:p>
+      <w:pPr>
+        <w:pStyle w:val="ListBullet"/>
+        <w:spacing w:after="40"/>
+      </w:pPr>
+      <w:r>
+        <w:rPr>
+          <w:rFonts w:ascii="Georgia" w:hAnsi="Georgia" w:eastAsia="Georgia"/>
+          <w:b/>
+          <w:i w:val="0"/>
+          <w:color w:val="181A1F"/>
+          <w:sz w:val="20"/>
+        </w:rPr>
+        <w:t>Optical modules / PCIe / CXL / Ethernet</w:t>
+      </w:r>
+      <w:r>
+        <w:rPr>
+          <w:rFonts w:ascii="Georgia" w:hAnsi="Georgia" w:eastAsia="Georgia"/>
+          <w:b w:val="0"/>
+          <w:i w:val="0"/>
+          <w:color w:val="181A1F"/>
+          <w:sz w:val="20"/>
+        </w:rPr>
+        <w:t xml:space="preserve"> — different data-movement standards; the plumbing of an AI data centre.</w:t>
+      </w:r>
+    </w:p>
+    <w:p>
+      <w:pPr>
+        <w:spacing w:after="80"/>
+      </w:pPr>
+      <w:r>
+        <w:rPr>
+          <w:rFonts w:ascii="Calibri" w:hAnsi="Calibri" w:eastAsia="Calibri"/>
+          <w:b/>
+          <w:i w:val="0"/>
+          <w:color w:val="B02A1B"/>
+          <w:sz w:val="32"/>
+        </w:rPr>
+        <w:t>Models &amp; applications</w:t>
+      </w:r>
+    </w:p>
+    <w:p>
+      <w:pPr>
+        <w:pStyle w:val="ListBullet"/>
+        <w:spacing w:after="40"/>
+      </w:pPr>
+      <w:r>
+        <w:rPr>
+          <w:rFonts w:ascii="Georgia" w:hAnsi="Georgia" w:eastAsia="Georgia"/>
+          <w:b/>
+          <w:i w:val="0"/>
+          <w:color w:val="181A1F"/>
+          <w:sz w:val="20"/>
+        </w:rPr>
+        <w:t>Foundation model / LLM</w:t>
+      </w:r>
+      <w:r>
+        <w:rPr>
+          <w:rFonts w:ascii="Georgia" w:hAnsi="Georgia" w:eastAsia="Georgia"/>
+          <w:b w:val="0"/>
+          <w:i w:val="0"/>
+          <w:color w:val="181A1F"/>
+          <w:sz w:val="20"/>
+        </w:rPr>
+        <w:t xml:space="preserve"> — a large AI model (e.g. DeepSeek, Qwen, GLM) trained on vast data, adaptable to many tasks.</w:t>
+      </w:r>
+    </w:p>
+    <w:p>
+      <w:pPr>
+        <w:pStyle w:val="ListBullet"/>
+        <w:spacing w:after="40"/>
+      </w:pPr>
+      <w:r>
+        <w:rPr>
+          <w:rFonts w:ascii="Georgia" w:hAnsi="Georgia" w:eastAsia="Georgia"/>
+          <w:b/>
+          <w:i w:val="0"/>
+          <w:color w:val="181A1F"/>
+          <w:sz w:val="20"/>
+        </w:rPr>
+        <w:t>Open-weight vs closed-weight</w:t>
+      </w:r>
+      <w:r>
+        <w:rPr>
+          <w:rFonts w:ascii="Georgia" w:hAnsi="Georgia" w:eastAsia="Georgia"/>
+          <w:b w:val="0"/>
+          <w:i w:val="0"/>
+          <w:color w:val="181A1F"/>
+          <w:sz w:val="20"/>
+        </w:rPr>
+        <w:t xml:space="preserve"> — </w:t>
+      </w:r>
+      <w:r>
+        <w:rPr>
+          <w:rFonts w:ascii="Georgia" w:hAnsi="Georgia" w:eastAsia="Georgia"/>
+          <w:b w:val="0"/>
+          <w:i/>
+          <w:color w:val="181A1F"/>
+          <w:sz w:val="20"/>
+        </w:rPr>
+        <w:t>open</w:t>
+      </w:r>
+      <w:r>
+        <w:rPr>
+          <w:rFonts w:ascii="Georgia" w:hAnsi="Georgia" w:eastAsia="Georgia"/>
+          <w:b w:val="0"/>
+          <w:i w:val="0"/>
+          <w:color w:val="181A1F"/>
+          <w:sz w:val="20"/>
+        </w:rPr>
+        <w:t xml:space="preserve"> = the model's parameters are downloadable/free to run (China's strategy: DeepSeek, Qwen, Kimi); </w:t>
+      </w:r>
+      <w:r>
+        <w:rPr>
+          <w:rFonts w:ascii="Georgia" w:hAnsi="Georgia" w:eastAsia="Georgia"/>
+          <w:b w:val="0"/>
+          <w:i/>
+          <w:color w:val="181A1F"/>
+          <w:sz w:val="20"/>
+        </w:rPr>
+        <w:t>closed</w:t>
+      </w:r>
+      <w:r>
+        <w:rPr>
+          <w:rFonts w:ascii="Georgia" w:hAnsi="Georgia" w:eastAsia="Georgia"/>
+          <w:b w:val="0"/>
+          <w:i w:val="0"/>
+          <w:color w:val="181A1F"/>
+          <w:sz w:val="20"/>
+        </w:rPr>
+        <w:t xml:space="preserve"> = accessible only via a paid API (OpenAI). </w:t>
+      </w:r>
+      <w:r>
+        <w:rPr>
+          <w:rFonts w:ascii="Georgia" w:hAnsi="Georgia" w:eastAsia="Georgia"/>
+          <w:b w:val="0"/>
+          <w:i/>
+          <w:color w:val="181A1F"/>
+          <w:sz w:val="20"/>
+        </w:rPr>
+        <w:t>Open-weight wins share but earns little direct revenue — a key v2 insight.</w:t>
+      </w:r>
+    </w:p>
+    <w:p>
+      <w:pPr>
+        <w:pStyle w:val="ListBullet"/>
+        <w:spacing w:after="40"/>
+      </w:pPr>
+      <w:r>
+        <w:rPr>
+          <w:rFonts w:ascii="Georgia" w:hAnsi="Georgia" w:eastAsia="Georgia"/>
+          <w:b/>
+          <w:i w:val="0"/>
+          <w:color w:val="181A1F"/>
+          <w:sz w:val="20"/>
+        </w:rPr>
+        <w:t>MoE (Mixture-of-Experts)</w:t>
+      </w:r>
+      <w:r>
+        <w:rPr>
+          <w:rFonts w:ascii="Georgia" w:hAnsi="Georgia" w:eastAsia="Georgia"/>
+          <w:b w:val="0"/>
+          <w:i w:val="0"/>
+          <w:color w:val="181A1F"/>
+          <w:sz w:val="20"/>
+        </w:rPr>
+        <w:t xml:space="preserve"> — a model design where only part of the network activates per query, cutting compute cost. Common in Chinese models.</w:t>
+      </w:r>
+    </w:p>
+    <w:p>
+      <w:pPr>
+        <w:pStyle w:val="ListBullet"/>
+        <w:spacing w:after="40"/>
+      </w:pPr>
+      <w:r>
+        <w:rPr>
+          <w:rFonts w:ascii="Georgia" w:hAnsi="Georgia" w:eastAsia="Georgia"/>
+          <w:b/>
+          <w:i w:val="0"/>
+          <w:color w:val="181A1F"/>
+          <w:sz w:val="20"/>
+        </w:rPr>
+        <w:t>Token</w:t>
+      </w:r>
+      <w:r>
+        <w:rPr>
+          <w:rFonts w:ascii="Georgia" w:hAnsi="Georgia" w:eastAsia="Georgia"/>
+          <w:b w:val="0"/>
+          <w:i w:val="0"/>
+          <w:color w:val="181A1F"/>
+          <w:sz w:val="20"/>
+        </w:rPr>
+        <w:t xml:space="preserve"> — the unit AI models read/write (roughly ¾ of a word). AI is billed per token. </w:t>
+      </w:r>
+      <w:r>
+        <w:rPr>
+          <w:rFonts w:ascii="Georgia" w:hAnsi="Georgia" w:eastAsia="Georgia"/>
+          <w:b w:val="0"/>
+          <w:i/>
+          <w:color w:val="181A1F"/>
+          <w:sz w:val="20"/>
+        </w:rPr>
+        <w:t>The "meter" of the AI economy.</w:t>
+      </w:r>
+    </w:p>
+    <w:p>
+      <w:pPr>
+        <w:pStyle w:val="ListBullet"/>
+        <w:spacing w:after="40"/>
+      </w:pPr>
+      <w:r>
+        <w:rPr>
+          <w:rFonts w:ascii="Georgia" w:hAnsi="Georgia" w:eastAsia="Georgia"/>
+          <w:b/>
+          <w:i w:val="0"/>
+          <w:color w:val="181A1F"/>
+          <w:sz w:val="20"/>
+        </w:rPr>
+        <w:t>Training vs inference</w:t>
+      </w:r>
+      <w:r>
+        <w:rPr>
+          <w:rFonts w:ascii="Georgia" w:hAnsi="Georgia" w:eastAsia="Georgia"/>
+          <w:b w:val="0"/>
+          <w:i w:val="0"/>
+          <w:color w:val="181A1F"/>
+          <w:sz w:val="20"/>
+        </w:rPr>
+        <w:t xml:space="preserve"> — </w:t>
+      </w:r>
+      <w:r>
+        <w:rPr>
+          <w:rFonts w:ascii="Georgia" w:hAnsi="Georgia" w:eastAsia="Georgia"/>
+          <w:b w:val="0"/>
+          <w:i/>
+          <w:color w:val="181A1F"/>
+          <w:sz w:val="20"/>
+        </w:rPr>
+        <w:t>training</w:t>
+      </w:r>
+      <w:r>
+        <w:rPr>
+          <w:rFonts w:ascii="Georgia" w:hAnsi="Georgia" w:eastAsia="Georgia"/>
+          <w:b w:val="0"/>
+          <w:i w:val="0"/>
+          <w:color w:val="181A1F"/>
+          <w:sz w:val="20"/>
+        </w:rPr>
+        <w:t xml:space="preserve"> = building the model (compute-hungry, needs frontier chips); </w:t>
+      </w:r>
+      <w:r>
+        <w:rPr>
+          <w:rFonts w:ascii="Georgia" w:hAnsi="Georgia" w:eastAsia="Georgia"/>
+          <w:b w:val="0"/>
+          <w:i/>
+          <w:color w:val="181A1F"/>
+          <w:sz w:val="20"/>
+        </w:rPr>
+        <w:t>inference</w:t>
+      </w:r>
+      <w:r>
+        <w:rPr>
+          <w:rFonts w:ascii="Georgia" w:hAnsi="Georgia" w:eastAsia="Georgia"/>
+          <w:b w:val="0"/>
+          <w:i w:val="0"/>
+          <w:color w:val="181A1F"/>
+          <w:sz w:val="20"/>
+        </w:rPr>
+        <w:t xml:space="preserve"> = running it for users (needs less-advanced chips). </w:t>
+      </w:r>
+      <w:r>
+        <w:rPr>
+          <w:rFonts w:ascii="Georgia" w:hAnsi="Georgia" w:eastAsia="Georgia"/>
+          <w:b w:val="0"/>
+          <w:i/>
+          <w:color w:val="181A1F"/>
+          <w:sz w:val="20"/>
+        </w:rPr>
+        <w:t>China is more constrained on training than inference.</w:t>
+      </w:r>
+    </w:p>
+    <w:p>
+      <w:pPr>
+        <w:pStyle w:val="ListBullet"/>
+        <w:spacing w:after="40"/>
+      </w:pPr>
+      <w:r>
+        <w:rPr>
+          <w:rFonts w:ascii="Georgia" w:hAnsi="Georgia" w:eastAsia="Georgia"/>
+          <w:b/>
+          <w:i w:val="0"/>
+          <w:color w:val="181A1F"/>
+          <w:sz w:val="20"/>
+        </w:rPr>
+        <w:t>Agentic / agents</w:t>
+      </w:r>
+      <w:r>
+        <w:rPr>
+          <w:rFonts w:ascii="Georgia" w:hAnsi="Georgia" w:eastAsia="Georgia"/>
+          <w:b w:val="0"/>
+          <w:i w:val="0"/>
+          <w:color w:val="181A1F"/>
+          <w:sz w:val="20"/>
+        </w:rPr>
+        <w:t xml:space="preserve"> — AI that takes multi-step actions autonomously (not just chat). Multiplies token use. </w:t>
+      </w:r>
+      <w:r>
+        <w:rPr>
+          <w:rFonts w:ascii="Georgia" w:hAnsi="Georgia" w:eastAsia="Georgia"/>
+          <w:b/>
+          <w:i w:val="0"/>
+          <w:color w:val="181A1F"/>
+          <w:sz w:val="20"/>
+        </w:rPr>
+        <w:t>OpenClaw</w:t>
+      </w:r>
+      <w:r>
+        <w:rPr>
+          <w:rFonts w:ascii="Georgia" w:hAnsi="Georgia" w:eastAsia="Georgia"/>
+          <w:b w:val="0"/>
+          <w:i w:val="0"/>
+          <w:color w:val="181A1F"/>
+          <w:sz w:val="20"/>
+        </w:rPr>
+        <w:t xml:space="preserve"> is a viral agent framework referenced in the demand data.</w:t>
+      </w:r>
+    </w:p>
+    <w:p>
+      <w:pPr>
+        <w:pStyle w:val="ListBullet"/>
+        <w:spacing w:after="40"/>
+      </w:pPr>
+      <w:r>
+        <w:rPr>
+          <w:rFonts w:ascii="Georgia" w:hAnsi="Georgia" w:eastAsia="Georgia"/>
+          <w:b/>
+          <w:i w:val="0"/>
+          <w:color w:val="181A1F"/>
+          <w:sz w:val="20"/>
+        </w:rPr>
+        <w:t>MaaS (Model-as-a-Service)</w:t>
+      </w:r>
+      <w:r>
+        <w:rPr>
+          <w:rFonts w:ascii="Georgia" w:hAnsi="Georgia" w:eastAsia="Georgia"/>
+          <w:b w:val="0"/>
+          <w:i w:val="0"/>
+          <w:color w:val="181A1F"/>
+          <w:sz w:val="20"/>
+        </w:rPr>
+        <w:t xml:space="preserve"> — renting model access via the cloud (e.g. ByteDance Volcengine).</w:t>
+      </w:r>
+    </w:p>
+    <w:p>
+      <w:pPr>
+        <w:pStyle w:val="ListBullet"/>
+        <w:spacing w:after="40"/>
+      </w:pPr>
+      <w:r>
+        <w:rPr>
+          <w:rFonts w:ascii="Georgia" w:hAnsi="Georgia" w:eastAsia="Georgia"/>
+          <w:b/>
+          <w:i w:val="0"/>
+          <w:color w:val="181A1F"/>
+          <w:sz w:val="20"/>
+        </w:rPr>
+        <w:t>DAU / MAU</w:t>
+      </w:r>
+      <w:r>
+        <w:rPr>
+          <w:rFonts w:ascii="Georgia" w:hAnsi="Georgia" w:eastAsia="Georgia"/>
+          <w:b w:val="0"/>
+          <w:i w:val="0"/>
+          <w:color w:val="181A1F"/>
+          <w:sz w:val="20"/>
+        </w:rPr>
+        <w:t xml:space="preserve"> — Daily / Monthly Active Users — adoption metrics for consumer apps (Doubao, Qwen).</w:t>
+      </w:r>
+    </w:p>
+    <w:p>
+      <w:pPr>
+        <w:spacing w:after="80"/>
+      </w:pPr>
+      <w:r>
+        <w:rPr>
+          <w:rFonts w:ascii="Calibri" w:hAnsi="Calibri" w:eastAsia="Calibri"/>
+          <w:b/>
+          <w:i w:val="0"/>
+          <w:color w:val="B02A1B"/>
+          <w:sz w:val="32"/>
+        </w:rPr>
+        <w:t>Cloud, capex &amp; company financials</w:t>
+      </w:r>
+    </w:p>
+    <w:p>
+      <w:pPr>
+        <w:pStyle w:val="ListBullet"/>
+        <w:spacing w:after="40"/>
+      </w:pPr>
+      <w:r>
+        <w:rPr>
+          <w:rFonts w:ascii="Georgia" w:hAnsi="Georgia" w:eastAsia="Georgia"/>
+          <w:b/>
+          <w:i w:val="0"/>
+          <w:color w:val="181A1F"/>
+          <w:sz w:val="20"/>
+        </w:rPr>
+        <w:t>Hyperscaler</w:t>
+      </w:r>
+      <w:r>
+        <w:rPr>
+          <w:rFonts w:ascii="Georgia" w:hAnsi="Georgia" w:eastAsia="Georgia"/>
+          <w:b w:val="0"/>
+          <w:i w:val="0"/>
+          <w:color w:val="181A1F"/>
+          <w:sz w:val="20"/>
+        </w:rPr>
+        <w:t xml:space="preserve"> — a mega-scale cloud provider (US: Microsoft/Amazon/Google/Meta; China: Alibaba/Huawei/Tencent/Baidu/ByteDance).</w:t>
+      </w:r>
+    </w:p>
+    <w:p>
+      <w:pPr>
+        <w:pStyle w:val="ListBullet"/>
+        <w:spacing w:after="40"/>
+      </w:pPr>
+      <w:r>
+        <w:rPr>
+          <w:rFonts w:ascii="Georgia" w:hAnsi="Georgia" w:eastAsia="Georgia"/>
+          <w:b/>
+          <w:i w:val="0"/>
+          <w:color w:val="181A1F"/>
+          <w:sz w:val="20"/>
+        </w:rPr>
+        <w:t>Capex (capital expenditure) / capex intensity</w:t>
+      </w:r>
+      <w:r>
+        <w:rPr>
+          <w:rFonts w:ascii="Georgia" w:hAnsi="Georgia" w:eastAsia="Georgia"/>
+          <w:b w:val="0"/>
+          <w:i w:val="0"/>
+          <w:color w:val="181A1F"/>
+          <w:sz w:val="20"/>
+        </w:rPr>
+        <w:t xml:space="preserve"> — spending on physical assets (data centres, chips); </w:t>
+      </w:r>
+      <w:r>
+        <w:rPr>
+          <w:rFonts w:ascii="Georgia" w:hAnsi="Georgia" w:eastAsia="Georgia"/>
+          <w:b w:val="0"/>
+          <w:i/>
+          <w:color w:val="181A1F"/>
+          <w:sz w:val="20"/>
+        </w:rPr>
+        <w:t>intensity</w:t>
+      </w:r>
+      <w:r>
+        <w:rPr>
+          <w:rFonts w:ascii="Georgia" w:hAnsi="Georgia" w:eastAsia="Georgia"/>
+          <w:b w:val="0"/>
+          <w:i w:val="0"/>
+          <w:color w:val="181A1F"/>
+          <w:sz w:val="20"/>
+        </w:rPr>
+        <w:t xml:space="preserve"> = capex as % of revenue. </w:t>
+      </w:r>
+      <w:r>
+        <w:rPr>
+          <w:rFonts w:ascii="Georgia" w:hAnsi="Georgia" w:eastAsia="Georgia"/>
+          <w:b w:val="0"/>
+          <w:i/>
+          <w:color w:val="181A1F"/>
+          <w:sz w:val="20"/>
+        </w:rPr>
+        <w:t>The AI build-out is a capex story.</w:t>
+      </w:r>
+    </w:p>
+    <w:p>
+      <w:pPr>
+        <w:pStyle w:val="ListBullet"/>
+        <w:spacing w:after="40"/>
+      </w:pPr>
+      <w:r>
+        <w:rPr>
+          <w:rFonts w:ascii="Georgia" w:hAnsi="Georgia" w:eastAsia="Georgia"/>
+          <w:b/>
+          <w:i w:val="0"/>
+          <w:color w:val="181A1F"/>
+          <w:sz w:val="20"/>
+        </w:rPr>
+        <w:t>FCF (Free Cash Flow)</w:t>
+      </w:r>
+      <w:r>
+        <w:rPr>
+          <w:rFonts w:ascii="Georgia" w:hAnsi="Georgia" w:eastAsia="Georgia"/>
+          <w:b w:val="0"/>
+          <w:i w:val="0"/>
+          <w:color w:val="181A1F"/>
+          <w:sz w:val="20"/>
+        </w:rPr>
+        <w:t xml:space="preserve"> — cash left after capex; shows whether a company can </w:t>
+      </w:r>
+      <w:r>
+        <w:rPr>
+          <w:rFonts w:ascii="Georgia" w:hAnsi="Georgia" w:eastAsia="Georgia"/>
+          <w:b w:val="0"/>
+          <w:i/>
+          <w:color w:val="181A1F"/>
+          <w:sz w:val="20"/>
+        </w:rPr>
+        <w:t>self-fund</w:t>
+      </w:r>
+      <w:r>
+        <w:rPr>
+          <w:rFonts w:ascii="Georgia" w:hAnsi="Georgia" w:eastAsia="Georgia"/>
+          <w:b w:val="0"/>
+          <w:i w:val="0"/>
+          <w:color w:val="181A1F"/>
+          <w:sz w:val="20"/>
+        </w:rPr>
+        <w:t xml:space="preserve"> its build-out or must borrow. </w:t>
+      </w:r>
+      <w:r>
+        <w:rPr>
+          <w:rFonts w:ascii="Georgia" w:hAnsi="Georgia" w:eastAsia="Georgia"/>
+          <w:b w:val="0"/>
+          <w:i/>
+          <w:color w:val="181A1F"/>
+          <w:sz w:val="20"/>
+        </w:rPr>
+        <w:t>Central to the "who can sustain the spend" question.</w:t>
+      </w:r>
+    </w:p>
+    <w:p>
+      <w:pPr>
+        <w:pStyle w:val="ListBullet"/>
+        <w:spacing w:after="40"/>
+      </w:pPr>
+      <w:r>
+        <w:rPr>
+          <w:rFonts w:ascii="Georgia" w:hAnsi="Georgia" w:eastAsia="Georgia"/>
+          <w:b/>
+          <w:i w:val="0"/>
+          <w:color w:val="181A1F"/>
+          <w:sz w:val="20"/>
+        </w:rPr>
+        <w:t>RPO (Remaining Performance Obligations)</w:t>
+      </w:r>
+      <w:r>
+        <w:rPr>
+          <w:rFonts w:ascii="Georgia" w:hAnsi="Georgia" w:eastAsia="Georgia"/>
+          <w:b w:val="0"/>
+          <w:i w:val="0"/>
+          <w:color w:val="181A1F"/>
+          <w:sz w:val="20"/>
+        </w:rPr>
+        <w:t xml:space="preserve"> — contracted future revenue not yet delivered; a demand-backlog signal for clouds.</w:t>
+      </w:r>
+    </w:p>
+    <w:p>
+      <w:pPr>
+        <w:pStyle w:val="ListBullet"/>
+        <w:spacing w:after="40"/>
+      </w:pPr>
+      <w:r>
+        <w:rPr>
+          <w:rFonts w:ascii="Georgia" w:hAnsi="Georgia" w:eastAsia="Georgia"/>
+          <w:b/>
+          <w:i w:val="0"/>
+          <w:color w:val="181A1F"/>
+          <w:sz w:val="20"/>
+        </w:rPr>
+        <w:t>East-Data-West-Compute</w:t>
+      </w:r>
+      <w:r>
+        <w:rPr>
+          <w:rFonts w:ascii="Georgia" w:hAnsi="Georgia" w:eastAsia="Georgia"/>
+          <w:b w:val="0"/>
+          <w:i w:val="0"/>
+          <w:color w:val="181A1F"/>
+          <w:sz w:val="20"/>
+        </w:rPr>
+        <w:t xml:space="preserve"> — China's policy of siting data centres in the renewable-rich, cheap-power west and piping compute east.</w:t>
+      </w:r>
+    </w:p>
+    <w:p>
+      <w:pPr>
+        <w:pStyle w:val="ListBullet"/>
+        <w:spacing w:after="40"/>
+      </w:pPr>
+      <w:r>
+        <w:rPr>
+          <w:rFonts w:ascii="Georgia" w:hAnsi="Georgia" w:eastAsia="Georgia"/>
+          <w:b/>
+          <w:i w:val="0"/>
+          <w:color w:val="181A1F"/>
+          <w:sz w:val="20"/>
+        </w:rPr>
+        <w:t>PUE (Power Usage Effectiveness)</w:t>
+      </w:r>
+      <w:r>
+        <w:rPr>
+          <w:rFonts w:ascii="Georgia" w:hAnsi="Georgia" w:eastAsia="Georgia"/>
+          <w:b w:val="0"/>
+          <w:i w:val="0"/>
+          <w:color w:val="181A1F"/>
+          <w:sz w:val="20"/>
+        </w:rPr>
+        <w:t xml:space="preserve"> — data-centre energy efficiency (1.0 = perfect). China targets ≤1.25 for new builds.</w:t>
+      </w:r>
+    </w:p>
+    <w:p>
+      <w:pPr>
+        <w:spacing w:after="80"/>
+      </w:pPr>
+      <w:r>
+        <w:rPr>
+          <w:rFonts w:ascii="Calibri" w:hAnsi="Calibri" w:eastAsia="Calibri"/>
+          <w:b/>
+          <w:i w:val="0"/>
+          <w:color w:val="B02A1B"/>
+          <w:sz w:val="32"/>
+        </w:rPr>
+        <w:t>Policy, geopolitics &amp; export controls</w:t>
+      </w:r>
+    </w:p>
+    <w:p>
+      <w:pPr>
+        <w:pStyle w:val="ListBullet"/>
+        <w:spacing w:after="40"/>
+      </w:pPr>
+      <w:r>
+        <w:rPr>
+          <w:rFonts w:ascii="Georgia" w:hAnsi="Georgia" w:eastAsia="Georgia"/>
+          <w:b/>
+          <w:i w:val="0"/>
+          <w:color w:val="181A1F"/>
+          <w:sz w:val="20"/>
+        </w:rPr>
+        <w:t>Entity List</w:t>
+      </w:r>
+      <w:r>
+        <w:rPr>
+          <w:rFonts w:ascii="Georgia" w:hAnsi="Georgia" w:eastAsia="Georgia"/>
+          <w:b w:val="0"/>
+          <w:i w:val="0"/>
+          <w:color w:val="181A1F"/>
+          <w:sz w:val="20"/>
+        </w:rPr>
+        <w:t xml:space="preserve"> — a US Commerce Department blacklist; listed firms can't buy US-origin tech without a licence. Covers most Chinese AI-chip makers.</w:t>
+      </w:r>
+    </w:p>
+    <w:p>
+      <w:pPr>
+        <w:pStyle w:val="ListBullet"/>
+        <w:spacing w:after="40"/>
+      </w:pPr>
+      <w:r>
+        <w:rPr>
+          <w:rFonts w:ascii="Georgia" w:hAnsi="Georgia" w:eastAsia="Georgia"/>
+          <w:b/>
+          <w:i w:val="0"/>
+          <w:color w:val="181A1F"/>
+          <w:sz w:val="20"/>
+        </w:rPr>
+        <w:t>OISP (Outbound Investment Security Program)</w:t>
+      </w:r>
+      <w:r>
+        <w:rPr>
+          <w:rFonts w:ascii="Georgia" w:hAnsi="Georgia" w:eastAsia="Georgia"/>
+          <w:b w:val="0"/>
+          <w:i w:val="0"/>
+          <w:color w:val="181A1F"/>
+          <w:sz w:val="20"/>
+        </w:rPr>
+        <w:t xml:space="preserve"> — US Treasury rules restricting </w:t>
+      </w:r>
+      <w:r>
+        <w:rPr>
+          <w:rFonts w:ascii="Georgia" w:hAnsi="Georgia" w:eastAsia="Georgia"/>
+          <w:b/>
+          <w:i w:val="0"/>
+          <w:color w:val="181A1F"/>
+          <w:sz w:val="20"/>
+        </w:rPr>
+        <w:t>US persons from investing</w:t>
+      </w:r>
+      <w:r>
+        <w:rPr>
+          <w:rFonts w:ascii="Georgia" w:hAnsi="Georgia" w:eastAsia="Georgia"/>
+          <w:b w:val="0"/>
+          <w:i w:val="0"/>
+          <w:color w:val="181A1F"/>
+          <w:sz w:val="20"/>
+        </w:rPr>
+        <w:t xml:space="preserve"> in certain Chinese AI/chip firms — </w:t>
+      </w:r>
+      <w:r>
+        <w:rPr>
+          <w:rFonts w:ascii="Georgia" w:hAnsi="Georgia" w:eastAsia="Georgia"/>
+          <w:b w:val="0"/>
+          <w:i/>
+          <w:color w:val="181A1F"/>
+          <w:sz w:val="20"/>
+        </w:rPr>
+        <w:t>distinct from the Entity List, and the reason some HK-listed names are off-limits to US capital</w:t>
+      </w:r>
+      <w:r>
+        <w:rPr>
+          <w:rFonts w:ascii="Georgia" w:hAnsi="Georgia" w:eastAsia="Georgia"/>
+          <w:b w:val="0"/>
+          <w:i w:val="0"/>
+          <w:color w:val="181A1F"/>
+          <w:sz w:val="20"/>
+        </w:rPr>
+        <w:t xml:space="preserve"> (note: a passive-index exemption exists for small holdings).</w:t>
+      </w:r>
+    </w:p>
+    <w:p>
+      <w:pPr>
+        <w:pStyle w:val="ListBullet"/>
+        <w:spacing w:after="40"/>
+      </w:pPr>
+      <w:r>
+        <w:rPr>
+          <w:rFonts w:ascii="Georgia" w:hAnsi="Georgia" w:eastAsia="Georgia"/>
+          <w:b/>
+          <w:i w:val="0"/>
+          <w:color w:val="181A1F"/>
+          <w:sz w:val="20"/>
+        </w:rPr>
+        <w:t>FDPR (Foreign Direct Product Rule)</w:t>
+      </w:r>
+      <w:r>
+        <w:rPr>
+          <w:rFonts w:ascii="Georgia" w:hAnsi="Georgia" w:eastAsia="Georgia"/>
+          <w:b w:val="0"/>
+          <w:i w:val="0"/>
+          <w:color w:val="181A1F"/>
+          <w:sz w:val="20"/>
+        </w:rPr>
+        <w:t xml:space="preserve"> — extends US controls to foreign-made goods that use US technology.</w:t>
+      </w:r>
+    </w:p>
+    <w:p>
+      <w:pPr>
+        <w:pStyle w:val="ListBullet"/>
+        <w:spacing w:after="40"/>
+      </w:pPr>
+      <w:r>
+        <w:rPr>
+          <w:rFonts w:ascii="Georgia" w:hAnsi="Georgia" w:eastAsia="Georgia"/>
+          <w:b/>
+          <w:i w:val="0"/>
+          <w:color w:val="181A1F"/>
+          <w:sz w:val="20"/>
+        </w:rPr>
+        <w:t>MATCH Act</w:t>
+      </w:r>
+      <w:r>
+        <w:rPr>
+          <w:rFonts w:ascii="Georgia" w:hAnsi="Georgia" w:eastAsia="Georgia"/>
+          <w:b w:val="0"/>
+          <w:i w:val="0"/>
+          <w:color w:val="181A1F"/>
+          <w:sz w:val="20"/>
+        </w:rPr>
+        <w:t xml:space="preserve"> — proposed US legislation that would ban ASML DUV shipments to China (still pending).</w:t>
+      </w:r>
+    </w:p>
+    <w:p>
+      <w:pPr>
+        <w:pStyle w:val="ListBullet"/>
+        <w:spacing w:after="40"/>
+      </w:pPr>
+      <w:r>
+        <w:rPr>
+          <w:rFonts w:ascii="Georgia" w:hAnsi="Georgia" w:eastAsia="Georgia"/>
+          <w:b/>
+          <w:i w:val="0"/>
+          <w:color w:val="181A1F"/>
+          <w:sz w:val="20"/>
+        </w:rPr>
+        <w:t>Rare-earth leverage</w:t>
+      </w:r>
+      <w:r>
+        <w:rPr>
+          <w:rFonts w:ascii="Georgia" w:hAnsi="Georgia" w:eastAsia="Georgia"/>
+          <w:b w:val="0"/>
+          <w:i w:val="0"/>
+          <w:color w:val="181A1F"/>
+          <w:sz w:val="20"/>
+        </w:rPr>
+        <w:t xml:space="preserve"> — China's counter-measure: restricting exports of rare earths/gallium/germanium critical to Western tech.</w:t>
+      </w:r>
+    </w:p>
+    <w:p>
+      <w:pPr>
+        <w:spacing w:after="80"/>
+      </w:pPr>
+      <w:r>
+        <w:rPr>
+          <w:rFonts w:ascii="Calibri" w:hAnsi="Calibri" w:eastAsia="Calibri"/>
+          <w:b/>
+          <w:i w:val="0"/>
+          <w:color w:val="B02A1B"/>
+          <w:sz w:val="32"/>
+        </w:rPr>
+        <w:t>Capital markets &amp; investability</w:t>
+      </w:r>
+    </w:p>
+    <w:p>
+      <w:pPr>
+        <w:pStyle w:val="ListBullet"/>
+        <w:spacing w:after="40"/>
+      </w:pPr>
+      <w:r>
+        <w:rPr>
+          <w:rFonts w:ascii="Georgia" w:hAnsi="Georgia" w:eastAsia="Georgia"/>
+          <w:b/>
+          <w:i w:val="0"/>
+          <w:color w:val="181A1F"/>
+          <w:sz w:val="20"/>
+        </w:rPr>
+        <w:t>A-share vs H-share</w:t>
+      </w:r>
+      <w:r>
+        <w:rPr>
+          <w:rFonts w:ascii="Georgia" w:hAnsi="Georgia" w:eastAsia="Georgia"/>
+          <w:b w:val="0"/>
+          <w:i w:val="0"/>
+          <w:color w:val="181A1F"/>
+          <w:sz w:val="20"/>
+        </w:rPr>
+        <w:t xml:space="preserve"> — a Chinese company's mainland listing (</w:t>
+      </w:r>
+      <w:r>
+        <w:rPr>
+          <w:rFonts w:ascii="Georgia" w:hAnsi="Georgia" w:eastAsia="Georgia"/>
+          <w:b/>
+          <w:i w:val="0"/>
+          <w:color w:val="181A1F"/>
+          <w:sz w:val="20"/>
+        </w:rPr>
+        <w:t>A</w:t>
+      </w:r>
+      <w:r>
+        <w:rPr>
+          <w:rFonts w:ascii="Georgia" w:hAnsi="Georgia" w:eastAsia="Georgia"/>
+          <w:b w:val="0"/>
+          <w:i w:val="0"/>
+          <w:color w:val="181A1F"/>
+          <w:sz w:val="20"/>
+        </w:rPr>
+        <w:t>, in RMB, on Shanghai/Shenzhen) vs its Hong Kong listing (</w:t>
+      </w:r>
+      <w:r>
+        <w:rPr>
+          <w:rFonts w:ascii="Georgia" w:hAnsi="Georgia" w:eastAsia="Georgia"/>
+          <w:b/>
+          <w:i w:val="0"/>
+          <w:color w:val="181A1F"/>
+          <w:sz w:val="20"/>
+        </w:rPr>
+        <w:t>H</w:t>
+      </w:r>
+      <w:r>
+        <w:rPr>
+          <w:rFonts w:ascii="Georgia" w:hAnsi="Georgia" w:eastAsia="Georgia"/>
+          <w:b w:val="0"/>
+          <w:i w:val="0"/>
+          <w:color w:val="181A1F"/>
+          <w:sz w:val="20"/>
+        </w:rPr>
+        <w:t xml:space="preserve">, in HKD). </w:t>
+      </w:r>
+      <w:r>
+        <w:rPr>
+          <w:rFonts w:ascii="Georgia" w:hAnsi="Georgia" w:eastAsia="Georgia"/>
+          <w:b/>
+          <w:i w:val="0"/>
+          <w:color w:val="181A1F"/>
+          <w:sz w:val="20"/>
+        </w:rPr>
+        <w:t>A/H premium</w:t>
+      </w:r>
+      <w:r>
+        <w:rPr>
+          <w:rFonts w:ascii="Georgia" w:hAnsi="Georgia" w:eastAsia="Georgia"/>
+          <w:b w:val="0"/>
+          <w:i w:val="0"/>
+          <w:color w:val="181A1F"/>
+          <w:sz w:val="20"/>
+        </w:rPr>
+        <w:t xml:space="preserve"> = the price gap between them.</w:t>
+      </w:r>
+    </w:p>
+    <w:p>
+      <w:pPr>
+        <w:pStyle w:val="ListBullet"/>
+        <w:spacing w:after="40"/>
+      </w:pPr>
+      <w:r>
+        <w:rPr>
+          <w:rFonts w:ascii="Georgia" w:hAnsi="Georgia" w:eastAsia="Georgia"/>
+          <w:b/>
+          <w:i w:val="0"/>
+          <w:color w:val="181A1F"/>
+          <w:sz w:val="20"/>
+        </w:rPr>
+        <w:t>STAR Market / ChiNext / SSE / SZSE / HKEX</w:t>
+      </w:r>
+      <w:r>
+        <w:rPr>
+          <w:rFonts w:ascii="Georgia" w:hAnsi="Georgia" w:eastAsia="Georgia"/>
+          <w:b w:val="0"/>
+          <w:i w:val="0"/>
+          <w:color w:val="181A1F"/>
+          <w:sz w:val="20"/>
+        </w:rPr>
+        <w:t xml:space="preserve"> — Chinese exchanges/boards. STAR (Shanghai) and ChiNext (Shenzhen) are tech-growth boards, often </w:t>
+      </w:r>
+      <w:r>
+        <w:rPr>
+          <w:rFonts w:ascii="Georgia" w:hAnsi="Georgia" w:eastAsia="Georgia"/>
+          <w:b/>
+          <w:i w:val="0"/>
+          <w:color w:val="181A1F"/>
+          <w:sz w:val="20"/>
+        </w:rPr>
+        <w:t>restricted to professional investors</w:t>
+      </w:r>
+      <w:r>
+        <w:rPr>
+          <w:rFonts w:ascii="Georgia" w:hAnsi="Georgia" w:eastAsia="Georgia"/>
+          <w:b w:val="0"/>
+          <w:i w:val="0"/>
+          <w:color w:val="181A1F"/>
+          <w:sz w:val="20"/>
+        </w:rPr>
+        <w:t>.</w:t>
+      </w:r>
+    </w:p>
+    <w:p>
+      <w:pPr>
+        <w:pStyle w:val="ListBullet"/>
+        <w:spacing w:after="40"/>
+      </w:pPr>
+      <w:r>
+        <w:rPr>
+          <w:rFonts w:ascii="Georgia" w:hAnsi="Georgia" w:eastAsia="Georgia"/>
+          <w:b/>
+          <w:i w:val="0"/>
+          <w:color w:val="181A1F"/>
+          <w:sz w:val="20"/>
+        </w:rPr>
+        <w:t>Stock Connect</w:t>
+      </w:r>
+      <w:r>
+        <w:rPr>
+          <w:rFonts w:ascii="Georgia" w:hAnsi="Georgia" w:eastAsia="Georgia"/>
+          <w:b w:val="0"/>
+          <w:i w:val="0"/>
+          <w:color w:val="181A1F"/>
+          <w:sz w:val="20"/>
+        </w:rPr>
+        <w:t xml:space="preserve"> — the pipe that lets foreign investors buy eligible mainland A-shares via Hong Kong (with seasoning rules).</w:t>
+      </w:r>
+    </w:p>
+    <w:p>
+      <w:pPr>
+        <w:pStyle w:val="ListBullet"/>
+        <w:spacing w:after="40"/>
+      </w:pPr>
+      <w:r>
+        <w:rPr>
+          <w:rFonts w:ascii="Georgia" w:hAnsi="Georgia" w:eastAsia="Georgia"/>
+          <w:b/>
+          <w:i w:val="0"/>
+          <w:color w:val="181A1F"/>
+          <w:sz w:val="20"/>
+        </w:rPr>
+        <w:t>QFII / RQFII</w:t>
+      </w:r>
+      <w:r>
+        <w:rPr>
+          <w:rFonts w:ascii="Georgia" w:hAnsi="Georgia" w:eastAsia="Georgia"/>
+          <w:b w:val="0"/>
+          <w:i w:val="0"/>
+          <w:color w:val="181A1F"/>
+          <w:sz w:val="20"/>
+        </w:rPr>
+        <w:t xml:space="preserve"> — licence schemes for foreign institutions to access mainland markets.</w:t>
+      </w:r>
+    </w:p>
+    <w:p>
+      <w:pPr>
+        <w:pStyle w:val="ListBullet"/>
+        <w:spacing w:after="40"/>
+      </w:pPr>
+      <w:r>
+        <w:rPr>
+          <w:rFonts w:ascii="Georgia" w:hAnsi="Georgia" w:eastAsia="Georgia"/>
+          <w:b/>
+          <w:i w:val="0"/>
+          <w:color w:val="181A1F"/>
+          <w:sz w:val="20"/>
+        </w:rPr>
+        <w:t>HFCAA</w:t>
+      </w:r>
+      <w:r>
+        <w:rPr>
+          <w:rFonts w:ascii="Georgia" w:hAnsi="Georgia" w:eastAsia="Georgia"/>
+          <w:b w:val="0"/>
+          <w:i w:val="0"/>
+          <w:color w:val="181A1F"/>
+          <w:sz w:val="20"/>
+        </w:rPr>
+        <w:t xml:space="preserve"> — US law that can delist Chinese ADRs whose auditors the US can't inspect.</w:t>
+      </w:r>
+    </w:p>
+    <w:p>
+      <w:pPr>
+        <w:pStyle w:val="ListBullet"/>
+        <w:spacing w:after="40"/>
+      </w:pPr>
+      <w:r>
+        <w:rPr>
+          <w:rFonts w:ascii="Georgia" w:hAnsi="Georgia" w:eastAsia="Georgia"/>
+          <w:b/>
+          <w:i w:val="0"/>
+          <w:color w:val="181A1F"/>
+          <w:sz w:val="20"/>
+        </w:rPr>
+        <w:t>ADR (American Depositary Receipt)</w:t>
+      </w:r>
+      <w:r>
+        <w:rPr>
+          <w:rFonts w:ascii="Georgia" w:hAnsi="Georgia" w:eastAsia="Georgia"/>
+          <w:b w:val="0"/>
+          <w:i w:val="0"/>
+          <w:color w:val="181A1F"/>
+          <w:sz w:val="20"/>
+        </w:rPr>
+        <w:t xml:space="preserve"> — a US-traded proxy for a foreign share (e.g. BABA, BIDU).</w:t>
+      </w:r>
+    </w:p>
+    <w:p>
+      <w:pPr>
+        <w:pStyle w:val="ListBullet"/>
+        <w:spacing w:after="40"/>
+      </w:pPr>
+      <w:r>
+        <w:rPr>
+          <w:rFonts w:ascii="Georgia" w:hAnsi="Georgia" w:eastAsia="Georgia"/>
+          <w:b/>
+          <w:i w:val="0"/>
+          <w:color w:val="181A1F"/>
+          <w:sz w:val="20"/>
+        </w:rPr>
+        <w:t>NSI Act (UK) / FDI screening (EU)</w:t>
+      </w:r>
+      <w:r>
+        <w:rPr>
+          <w:rFonts w:ascii="Georgia" w:hAnsi="Georgia" w:eastAsia="Georgia"/>
+          <w:b w:val="0"/>
+          <w:i w:val="0"/>
+          <w:color w:val="181A1F"/>
+          <w:sz w:val="20"/>
+        </w:rPr>
+        <w:t xml:space="preserve"> — inbound-investment national-security reviews (not outbound bans).</w:t>
+      </w:r>
+    </w:p>
+    <w:p>
+      <w:pPr>
+        <w:pStyle w:val="ListBullet"/>
+        <w:spacing w:after="40"/>
+      </w:pPr>
+      <w:r>
+        <w:rPr>
+          <w:rFonts w:ascii="Georgia" w:hAnsi="Georgia" w:eastAsia="Georgia"/>
+          <w:b/>
+          <w:i w:val="0"/>
+          <w:color w:val="181A1F"/>
+          <w:sz w:val="20"/>
+        </w:rPr>
+        <w:t>GICS</w:t>
+      </w:r>
+      <w:r>
+        <w:rPr>
+          <w:rFonts w:ascii="Georgia" w:hAnsi="Georgia" w:eastAsia="Georgia"/>
+          <w:b w:val="0"/>
+          <w:i w:val="0"/>
+          <w:color w:val="181A1F"/>
+          <w:sz w:val="20"/>
+        </w:rPr>
+        <w:t xml:space="preserve"> — the standard Global Industry Classification Standard (sector/industry taxonomy).</w:t>
+      </w:r>
+    </w:p>
+    <w:p>
+      <w:pPr>
+        <w:pStyle w:val="ListBullet"/>
+        <w:spacing w:after="40"/>
+      </w:pPr>
+      <w:r>
+        <w:rPr>
+          <w:rFonts w:ascii="Georgia" w:hAnsi="Georgia" w:eastAsia="Georgia"/>
+          <w:b/>
+          <w:i w:val="0"/>
+          <w:color w:val="181A1F"/>
+          <w:sz w:val="20"/>
+        </w:rPr>
+        <w:t>ISIN</w:t>
+      </w:r>
+      <w:r>
+        <w:rPr>
+          <w:rFonts w:ascii="Georgia" w:hAnsi="Georgia" w:eastAsia="Georgia"/>
+          <w:b w:val="0"/>
+          <w:i w:val="0"/>
+          <w:color w:val="181A1F"/>
+          <w:sz w:val="20"/>
+        </w:rPr>
+        <w:t xml:space="preserve"> — the unique 12-character global identifier for a security.</w:t>
+      </w:r>
+    </w:p>
+    <w:p>
+      <w:pPr>
+        <w:pStyle w:val="ListBullet"/>
+        <w:spacing w:after="40"/>
+      </w:pPr>
+      <w:r>
+        <w:rPr>
+          <w:rFonts w:ascii="Georgia" w:hAnsi="Georgia" w:eastAsia="Georgia"/>
+          <w:b/>
+          <w:i w:val="0"/>
+          <w:color w:val="181A1F"/>
+          <w:sz w:val="20"/>
+        </w:rPr>
+        <w:t>MSCI China vs MSCI China A</w:t>
+      </w:r>
+      <w:r>
+        <w:rPr>
+          <w:rFonts w:ascii="Georgia" w:hAnsi="Georgia" w:eastAsia="Georgia"/>
+          <w:b w:val="0"/>
+          <w:i w:val="0"/>
+          <w:color w:val="181A1F"/>
+          <w:sz w:val="20"/>
+        </w:rPr>
+        <w:t xml:space="preserve"> — index families: </w:t>
+      </w:r>
+      <w:r>
+        <w:rPr>
+          <w:rFonts w:ascii="Georgia" w:hAnsi="Georgia" w:eastAsia="Georgia"/>
+          <w:b w:val="0"/>
+          <w:i/>
+          <w:color w:val="181A1F"/>
+          <w:sz w:val="20"/>
+        </w:rPr>
+        <w:t>MSCI China</w:t>
+      </w:r>
+      <w:r>
+        <w:rPr>
+          <w:rFonts w:ascii="Georgia" w:hAnsi="Georgia" w:eastAsia="Georgia"/>
+          <w:b w:val="0"/>
+          <w:i w:val="0"/>
+          <w:color w:val="181A1F"/>
+          <w:sz w:val="20"/>
+        </w:rPr>
+        <w:t xml:space="preserve"> spans all share classes (incl. HK/ADR); </w:t>
+      </w:r>
+      <w:r>
+        <w:rPr>
+          <w:rFonts w:ascii="Georgia" w:hAnsi="Georgia" w:eastAsia="Georgia"/>
+          <w:b w:val="0"/>
+          <w:i/>
+          <w:color w:val="181A1F"/>
+          <w:sz w:val="20"/>
+        </w:rPr>
+        <w:t>MSCI China A</w:t>
+      </w:r>
+      <w:r>
+        <w:rPr>
+          <w:rFonts w:ascii="Georgia" w:hAnsi="Georgia" w:eastAsia="Georgia"/>
+          <w:b w:val="0"/>
+          <w:i w:val="0"/>
+          <w:color w:val="181A1F"/>
+          <w:sz w:val="20"/>
+        </w:rPr>
+        <w:t xml:space="preserve"> covers mainland A-shares only. </w:t>
+      </w:r>
+      <w:r>
+        <w:rPr>
+          <w:rFonts w:ascii="Georgia" w:hAnsi="Georgia" w:eastAsia="Georgia"/>
+          <w:b w:val="0"/>
+          <w:i/>
+          <w:color w:val="181A1F"/>
+          <w:sz w:val="20"/>
+        </w:rPr>
+        <w:t>How much AI-stack weight sits in each is a key v2 finding.</w:t>
+      </w:r>
+    </w:p>
+    <w:p>
+      <w:pPr>
+        <w:pStyle w:val="ListBullet"/>
+        <w:spacing w:after="40"/>
+      </w:pPr>
+      <w:r>
+        <w:rPr>
+          <w:rFonts w:ascii="Georgia" w:hAnsi="Georgia" w:eastAsia="Georgia"/>
+          <w:b/>
+          <w:i w:val="0"/>
+          <w:color w:val="181A1F"/>
+          <w:sz w:val="20"/>
+        </w:rPr>
+        <w:t>Free-float / inclusion factor</w:t>
+      </w:r>
+      <w:r>
+        <w:rPr>
+          <w:rFonts w:ascii="Georgia" w:hAnsi="Georgia" w:eastAsia="Georgia"/>
+          <w:b w:val="0"/>
+          <w:i w:val="0"/>
+          <w:color w:val="181A1F"/>
+          <w:sz w:val="20"/>
+        </w:rPr>
+        <w:t xml:space="preserve"> — the share of a company actually available to foreign investors; A-shares enter global indices at a partial (~20%) factor.</w:t>
+      </w:r>
+    </w:p>
+    <w:p>
+      <w:pPr>
+        <w:pStyle w:val="ListBullet"/>
+        <w:spacing w:after="40"/>
+      </w:pPr>
+      <w:r>
+        <w:rPr>
+          <w:rFonts w:ascii="Georgia" w:hAnsi="Georgia" w:eastAsia="Georgia"/>
+          <w:b/>
+          <w:i w:val="0"/>
+          <w:color w:val="181A1F"/>
+          <w:sz w:val="20"/>
+        </w:rPr>
+        <w:t>"Slow bull"</w:t>
+      </w:r>
+      <w:r>
+        <w:rPr>
+          <w:rFonts w:ascii="Georgia" w:hAnsi="Georgia" w:eastAsia="Georgia"/>
+          <w:b w:val="0"/>
+          <w:i w:val="0"/>
+          <w:color w:val="181A1F"/>
+          <w:sz w:val="20"/>
+        </w:rPr>
+        <w:t xml:space="preserve"> — Beijing's post-Sept-2024 policy of engineering a gradual, supported equity-market rise.</w:t>
+      </w:r>
+    </w:p>
+    <w:p>
+      <w:pPr>
+        <w:spacing w:after="80"/>
+      </w:pPr>
+      <w:r>
+        <w:rPr>
+          <w:rFonts w:ascii="Calibri" w:hAnsi="Calibri" w:eastAsia="Calibri"/>
+          <w:b/>
+          <w:i w:val="0"/>
+          <w:color w:val="B02A1B"/>
+          <w:sz w:val="32"/>
+        </w:rPr>
+        <w:t>Physical AI</w:t>
+      </w:r>
+    </w:p>
+    <w:p>
+      <w:pPr>
+        <w:pStyle w:val="ListBullet"/>
+        <w:spacing w:after="40"/>
+      </w:pPr>
+      <w:r>
+        <w:rPr>
+          <w:rFonts w:ascii="Georgia" w:hAnsi="Georgia" w:eastAsia="Georgia"/>
+          <w:b/>
+          <w:i w:val="0"/>
+          <w:color w:val="181A1F"/>
+          <w:sz w:val="20"/>
+        </w:rPr>
+        <w:t>Embodied / physical AI</w:t>
+      </w:r>
+      <w:r>
+        <w:rPr>
+          <w:rFonts w:ascii="Georgia" w:hAnsi="Georgia" w:eastAsia="Georgia"/>
+          <w:b w:val="0"/>
+          <w:i w:val="0"/>
+          <w:color w:val="181A1F"/>
+          <w:sz w:val="20"/>
+        </w:rPr>
+        <w:t xml:space="preserve"> — AI in the real world: robots, autonomous vehicles, industrial automation. China's chosen edge.</w:t>
+      </w:r>
+    </w:p>
+    <w:p>
+      <w:pPr>
+        <w:pStyle w:val="ListBullet"/>
+        <w:spacing w:after="40"/>
+      </w:pPr>
+      <w:r>
+        <w:rPr>
+          <w:rFonts w:ascii="Georgia" w:hAnsi="Georgia" w:eastAsia="Georgia"/>
+          <w:b/>
+          <w:i w:val="0"/>
+          <w:color w:val="181A1F"/>
+          <w:sz w:val="20"/>
+        </w:rPr>
+        <w:t>Humanoid robot</w:t>
+      </w:r>
+      <w:r>
+        <w:rPr>
+          <w:rFonts w:ascii="Georgia" w:hAnsi="Georgia" w:eastAsia="Georgia"/>
+          <w:b w:val="0"/>
+          <w:i w:val="0"/>
+          <w:color w:val="181A1F"/>
+          <w:sz w:val="20"/>
+        </w:rPr>
+        <w:t xml:space="preserve"> — general-purpose bipedal robots (Unitree, UBTech, AgiBot).</w:t>
+      </w:r>
+    </w:p>
+    <w:p>
+      <w:pPr>
+        <w:pStyle w:val="ListBullet"/>
+        <w:spacing w:after="40"/>
+      </w:pPr>
+      <w:r>
+        <w:rPr>
+          <w:rFonts w:ascii="Georgia" w:hAnsi="Georgia" w:eastAsia="Georgia"/>
+          <w:b/>
+          <w:i w:val="0"/>
+          <w:color w:val="181A1F"/>
+          <w:sz w:val="20"/>
+        </w:rPr>
+        <w:t>Robotaxi / urban-NOA</w:t>
+      </w:r>
+      <w:r>
+        <w:rPr>
+          <w:rFonts w:ascii="Georgia" w:hAnsi="Georgia" w:eastAsia="Georgia"/>
+          <w:b w:val="0"/>
+          <w:i w:val="0"/>
+          <w:color w:val="181A1F"/>
+          <w:sz w:val="20"/>
+        </w:rPr>
+        <w:t xml:space="preserve"> — driverless taxis / "Navigate-on-Autopilot" for city driving (Apollo Go, Pony.ai, WeRide, Momenta).</w:t>
+      </w:r>
+    </w:p>
+    <w:p>
+      <w:pPr>
+        <w:spacing w:after="120" w:line="300" w:lineRule="auto"/>
+      </w:pPr>
+      <w:r>
+        <w:rPr>
+          <w:rFonts w:ascii="Georgia" w:hAnsi="Georgia" w:eastAsia="Georgia"/>
+          <w:b w:val="0"/>
+          <w:i/>
+          <w:color w:val="181A1F"/>
+          <w:sz w:val="21"/>
+        </w:rPr>
+        <w:t>Confidence grades (A filed/audited · B primary · C credible third-party · D single-source/estimate) apply to every figure in the report and database. See `/database/schema.md`.</w:t>
       </w:r>
     </w:p>
     <w:sectPr>

--- a/report/China_AI_Stack_Report.docx
+++ b/report/China_AI_Stack_Report.docx
@@ -489,7 +489,47 @@
           <w:color w:val="181A1F"/>
           <w:sz w:val="21"/>
         </w:rPr>
-        <w:t xml:space="preserve"> Cambricon briefly crossed a RMB 1tn market cap (first STAR company to do so) on ~$0.9bn revenue; CXMT's pre-listing valuation guidance spans RMB 295bn–3tn. This is a market pricing </w:t>
+        <w:t xml:space="preserve"> Cambricon briefly crossed a RMB 1tn market cap (first STAR company to do so) on ~$0.9bn revenue; CXMT's July-2026 STAR IPO prices the company at </w:t>
+      </w:r>
+      <w:r>
+        <w:rPr>
+          <w:rFonts w:ascii="Georgia" w:hAnsi="Georgia" w:eastAsia="Georgia"/>
+          <w:b/>
+          <w:i w:val="0"/>
+          <w:color w:val="181A1F"/>
+          <w:sz w:val="21"/>
+        </w:rPr>
+        <w:t>~RMB 295bn</w:t>
+      </w:r>
+      <w:r>
+        <w:rPr>
+          <w:rFonts w:ascii="Georgia" w:hAnsi="Georgia" w:eastAsia="Georgia"/>
+          <w:b w:val="0"/>
+          <w:i w:val="0"/>
+          <w:color w:val="181A1F"/>
+          <w:sz w:val="21"/>
+        </w:rPr>
+        <w:t xml:space="preserve"> yet the market expects a </w:t>
+      </w:r>
+      <w:r>
+        <w:rPr>
+          <w:rFonts w:ascii="Georgia" w:hAnsi="Georgia" w:eastAsia="Georgia"/>
+          <w:b/>
+          <w:i w:val="0"/>
+          <w:color w:val="181A1F"/>
+          <w:sz w:val="21"/>
+        </w:rPr>
+        <w:t>RMB 2–3tn</w:t>
+      </w:r>
+      <w:r>
+        <w:rPr>
+          <w:rFonts w:ascii="Georgia" w:hAnsi="Georgia" w:eastAsia="Georgia"/>
+          <w:b w:val="0"/>
+          <w:i w:val="0"/>
+          <w:color w:val="181A1F"/>
+          <w:sz w:val="21"/>
+        </w:rPr>
+        <w:t xml:space="preserve"> cap post-pop — a ~7–10× subscription-to-trading spread that quantifies the re-rating. This is a market pricing </w:t>
       </w:r>
       <w:r>
         <w:rPr>
@@ -1974,7 +2014,87 @@
           <w:color w:val="181A1F"/>
           <w:sz w:val="21"/>
         </w:rPr>
-        <w:t xml:space="preserve"> (3D NAND; ~14.5% share) are the two champions, both pivoting toward the AI memory stack. CXMT's Q1-2026 was a coming-of-age print: RMB 50.8bn revenue, RMB 24.76bn net profit (+1,688% YoY), 95.7% utilization, ~80% DDR5 (G3) yield (WEB-001/002, C).</w:t>
+        <w:t xml:space="preserve"> (3D NAND; ~14.5% share) are the two champions, both pivoting toward the AI memory stack. CXMT's Q1-2026 was a coming-of-age print, confirmed in its </w:t>
+      </w:r>
+      <w:r>
+        <w:rPr>
+          <w:rFonts w:ascii="Georgia" w:hAnsi="Georgia" w:eastAsia="Georgia"/>
+          <w:b/>
+          <w:i w:val="0"/>
+          <w:color w:val="181A1F"/>
+          <w:sz w:val="21"/>
+        </w:rPr>
+        <w:t>STAR IPO prospectus</w:t>
+      </w:r>
+      <w:r>
+        <w:rPr>
+          <w:rFonts w:ascii="Georgia" w:hAnsi="Georgia" w:eastAsia="Georgia"/>
+          <w:b w:val="0"/>
+          <w:i w:val="0"/>
+          <w:color w:val="181A1F"/>
+          <w:sz w:val="21"/>
+        </w:rPr>
+        <w:t xml:space="preserve">: </w:t>
+      </w:r>
+      <w:r>
+        <w:rPr>
+          <w:rFonts w:ascii="Georgia" w:hAnsi="Georgia" w:eastAsia="Georgia"/>
+          <w:b/>
+          <w:i w:val="0"/>
+          <w:color w:val="181A1F"/>
+          <w:sz w:val="21"/>
+        </w:rPr>
+        <w:t>RMB 50.8bn revenue (+719% YoY)</w:t>
+      </w:r>
+      <w:r>
+        <w:rPr>
+          <w:rFonts w:ascii="Georgia" w:hAnsi="Georgia" w:eastAsia="Georgia"/>
+          <w:b w:val="0"/>
+          <w:i w:val="0"/>
+          <w:color w:val="181A1F"/>
+          <w:sz w:val="21"/>
+        </w:rPr>
+        <w:t xml:space="preserve">, a </w:t>
+      </w:r>
+      <w:r>
+        <w:rPr>
+          <w:rFonts w:ascii="Georgia" w:hAnsi="Georgia" w:eastAsia="Georgia"/>
+          <w:b/>
+          <w:i w:val="0"/>
+          <w:color w:val="181A1F"/>
+          <w:sz w:val="21"/>
+        </w:rPr>
+        <w:t>swing from a −RMB 1.6bn loss (Q1-2025) to ~RMB 25bn net profit</w:t>
+      </w:r>
+      <w:r>
+        <w:rPr>
+          <w:rFonts w:ascii="Georgia" w:hAnsi="Georgia" w:eastAsia="Georgia"/>
+          <w:b w:val="0"/>
+          <w:i w:val="0"/>
+          <w:color w:val="181A1F"/>
+          <w:sz w:val="21"/>
+        </w:rPr>
+        <w:t xml:space="preserve">, 95.7% utilization, ~80% DDR5 (G3) yield — with 1H-2026 guidance of RMB 110–120bn revenue / ~RMB 57bn profit. The magnitude reflects the extreme 2026 DRAM price super-cycle as much as share gains (prospectus, </w:t>
+      </w:r>
+      <w:r>
+        <w:rPr>
+          <w:rFonts w:ascii="Georgia" w:hAnsi="Georgia" w:eastAsia="Georgia"/>
+          <w:b/>
+          <w:i w:val="0"/>
+          <w:color w:val="181A1F"/>
+          <w:sz w:val="21"/>
+        </w:rPr>
+        <w:t>A</w:t>
+      </w:r>
+      <w:r>
+        <w:rPr>
+          <w:rFonts w:ascii="Georgia" w:hAnsi="Georgia" w:eastAsia="Georgia"/>
+          <w:b w:val="0"/>
+          <w:i w:val="0"/>
+          <w:color w:val="181A1F"/>
+          <w:sz w:val="21"/>
+        </w:rPr>
+        <w:t>).</w:t>
       </w:r>
     </w:p>
     <w:p>
@@ -2044,7 +2164,107 @@
           <w:color w:val="181A1F"/>
           <w:sz w:val="21"/>
         </w:rPr>
-        <w:t xml:space="preserve"> Both filed in May-2026. CXMT cleared STAR review (~$4.3bn raise; valuation guidance a </w:t>
+        <w:t xml:space="preserve"> CXMT opened STAR subscriptions </w:t>
+      </w:r>
+      <w:r>
+        <w:rPr>
+          <w:rFonts w:ascii="Georgia" w:hAnsi="Georgia" w:eastAsia="Georgia"/>
+          <w:b/>
+          <w:i w:val="0"/>
+          <w:color w:val="181A1F"/>
+          <w:sz w:val="21"/>
+        </w:rPr>
+        <w:t>16-Jul-2026</w:t>
+      </w:r>
+      <w:r>
+        <w:rPr>
+          <w:rFonts w:ascii="Georgia" w:hAnsi="Georgia" w:eastAsia="Georgia"/>
+          <w:b w:val="0"/>
+          <w:i w:val="0"/>
+          <w:color w:val="181A1F"/>
+          <w:sz w:val="21"/>
+        </w:rPr>
+        <w:t xml:space="preserve">: </w:t>
+      </w:r>
+      <w:r>
+        <w:rPr>
+          <w:rFonts w:ascii="Georgia" w:hAnsi="Georgia" w:eastAsia="Georgia"/>
+          <w:b/>
+          <w:i w:val="0"/>
+          <w:color w:val="181A1F"/>
+          <w:sz w:val="21"/>
+        </w:rPr>
+        <w:t>≥RMB 29.5bn (~$4.3bn) raise</w:t>
+      </w:r>
+      <w:r>
+        <w:rPr>
+          <w:rFonts w:ascii="Georgia" w:hAnsi="Georgia" w:eastAsia="Georgia"/>
+          <w:b w:val="0"/>
+          <w:i w:val="0"/>
+          <w:color w:val="181A1F"/>
+          <w:sz w:val="21"/>
+        </w:rPr>
+        <w:t xml:space="preserve"> for </w:t>
+      </w:r>
+      <w:r>
+        <w:rPr>
+          <w:rFonts w:ascii="Georgia" w:hAnsi="Georgia" w:eastAsia="Georgia"/>
+          <w:b/>
+          <w:i w:val="0"/>
+          <w:color w:val="181A1F"/>
+          <w:sz w:val="21"/>
+        </w:rPr>
+        <w:t>~10% of the company → an IPO-priced valuation of ~RMB 295bn</w:t>
+      </w:r>
+      <w:r>
+        <w:rPr>
+          <w:rFonts w:ascii="Georgia" w:hAnsi="Georgia" w:eastAsia="Georgia"/>
+          <w:b w:val="0"/>
+          <w:i w:val="0"/>
+          <w:color w:val="181A1F"/>
+          <w:sz w:val="21"/>
+        </w:rPr>
+        <w:t xml:space="preserve"> (prospectus, A). The widely-cited </w:t>
+      </w:r>
+      <w:r>
+        <w:rPr>
+          <w:rFonts w:ascii="Georgia" w:hAnsi="Georgia" w:eastAsia="Georgia"/>
+          <w:b/>
+          <w:i w:val="0"/>
+          <w:color w:val="181A1F"/>
+          <w:sz w:val="21"/>
+        </w:rPr>
+        <w:t>RMB 2–3tn</w:t>
+      </w:r>
+      <w:r>
+        <w:rPr>
+          <w:rFonts w:ascii="Georgia" w:hAnsi="Georgia" w:eastAsia="Georgia"/>
+          <w:b w:val="0"/>
+          <w:i w:val="0"/>
+          <w:color w:val="181A1F"/>
+          <w:sz w:val="21"/>
+        </w:rPr>
+        <w:t xml:space="preserve"> is not a separate "guidance" — it is the </w:t>
+      </w:r>
+      <w:r>
+        <w:rPr>
+          <w:rFonts w:ascii="Georgia" w:hAnsi="Georgia" w:eastAsia="Georgia"/>
+          <w:b/>
+          <w:i w:val="0"/>
+          <w:color w:val="181A1F"/>
+          <w:sz w:val="21"/>
+        </w:rPr>
+        <w:t>expected post-listing market cap</w:t>
+      </w:r>
+      <w:r>
+        <w:rPr>
+          <w:rFonts w:ascii="Georgia" w:hAnsi="Georgia" w:eastAsia="Georgia"/>
+          <w:b w:val="0"/>
+          <w:i w:val="0"/>
+          <w:color w:val="181A1F"/>
+          <w:sz w:val="21"/>
+        </w:rPr>
+        <w:t xml:space="preserve"> once the customary STAR first-day pop is applied; that ~7–10× gap between subscription price and expected trading value </w:t>
       </w:r>
       <w:r>
         <w:rPr>
@@ -2054,17 +2274,57 @@
           <w:color w:val="181A1F"/>
           <w:sz w:val="21"/>
         </w:rPr>
-        <w:t>very</w:t>
-      </w:r>
-      <w:r>
-        <w:rPr>
-          <w:rFonts w:ascii="Georgia" w:hAnsi="Georgia" w:eastAsia="Georgia"/>
-          <w:b w:val="0"/>
-          <w:i w:val="0"/>
-          <w:color w:val="181A1F"/>
-          <w:sz w:val="21"/>
-        </w:rPr>
-        <w:t xml:space="preserve"> wide RMB 295bn–3tn); YMTC is in IPO counseling (estimates RMB 500bn–3tn). These are the largest, and most valuation-contested, listings in the pipeline — treat any point valuation as D. Both are Entity-Listed (YMTC since Dec-2022, litigating; CXMT added to DoD 1260H in Jun-2026), so foreign access will be restricted even post-listing.</w:t>
+        <w:t>is</w:t>
+      </w:r>
+      <w:r>
+        <w:rPr>
+          <w:rFonts w:ascii="Georgia" w:hAnsi="Georgia" w:eastAsia="Georgia"/>
+          <w:b w:val="0"/>
+          <w:i w:val="0"/>
+          <w:color w:val="181A1F"/>
+          <w:sz w:val="21"/>
+        </w:rPr>
+        <w:t xml:space="preserve"> the policy-/scarcity-driven re-rating in one number. </w:t>
+      </w:r>
+      <w:r>
+        <w:rPr>
+          <w:rFonts w:ascii="Georgia" w:hAnsi="Georgia" w:eastAsia="Georgia"/>
+          <w:b/>
+          <w:i w:val="0"/>
+          <w:color w:val="181A1F"/>
+          <w:sz w:val="21"/>
+        </w:rPr>
+        <w:t>YMTC</w:t>
+      </w:r>
+      <w:r>
+        <w:rPr>
+          <w:rFonts w:ascii="Georgia" w:hAnsi="Georgia" w:eastAsia="Georgia"/>
+          <w:b w:val="0"/>
+          <w:i w:val="0"/>
+          <w:color w:val="181A1F"/>
+          <w:sz w:val="21"/>
+        </w:rPr>
+        <w:t xml:space="preserve"> is in IPO counseling (analyst estimates RMB 500bn–3tn, </w:t>
+      </w:r>
+      <w:r>
+        <w:rPr>
+          <w:rFonts w:ascii="Georgia" w:hAnsi="Georgia" w:eastAsia="Georgia"/>
+          <w:b/>
+          <w:i w:val="0"/>
+          <w:color w:val="181A1F"/>
+          <w:sz w:val="21"/>
+        </w:rPr>
+        <w:t>D</w:t>
+      </w:r>
+      <w:r>
+        <w:rPr>
+          <w:rFonts w:ascii="Georgia" w:hAnsi="Georgia" w:eastAsia="Georgia"/>
+          <w:b w:val="0"/>
+          <w:i w:val="0"/>
+          <w:color w:val="181A1F"/>
+          <w:sz w:val="21"/>
+        </w:rPr>
+        <w:t xml:space="preserve"> — private, no prospectus). Both are Entity-Listed (YMTC since Dec-2022, litigating; CXMT added to DoD 1260H in Jun-2026), so foreign access will be restricted even post-listing.</w:t>
       </w:r>
     </w:p>
     <w:p>
@@ -3314,7 +3574,47 @@
           <w:color w:val="181A1F"/>
           <w:sz w:val="21"/>
         </w:rPr>
-        <w:t xml:space="preserve"> remain private. The re-rating of Zhipu is the sharpest illustration of the policy-driven valuation regime.</w:t>
+        <w:t xml:space="preserve"> remain private. The re-rating of Zhipu is the sharpest illustration of the policy-driven valuation regime — and it monetized that re-rating directly: a </w:t>
+      </w:r>
+      <w:r>
+        <w:rPr>
+          <w:rFonts w:ascii="Georgia" w:hAnsi="Georgia" w:eastAsia="Georgia"/>
+          <w:b/>
+          <w:i w:val="0"/>
+          <w:color w:val="181A1F"/>
+          <w:sz w:val="21"/>
+        </w:rPr>
+        <w:t>~US$4.0bn top-up placement on 8-Jul-2026</w:t>
+      </w:r>
+      <w:r>
+        <w:rPr>
+          <w:rFonts w:ascii="Georgia" w:hAnsi="Georgia" w:eastAsia="Georgia"/>
+          <w:b w:val="0"/>
+          <w:i w:val="0"/>
+          <w:color w:val="181A1F"/>
+          <w:sz w:val="21"/>
+        </w:rPr>
+        <w:t xml:space="preserve"> (19.78m H-shares at HK$1,588), Hong Kong's second-largest of the year and </w:t>
+      </w:r>
+      <w:r>
+        <w:rPr>
+          <w:rFonts w:ascii="Georgia" w:hAnsi="Georgia" w:eastAsia="Georgia"/>
+          <w:b/>
+          <w:i w:val="0"/>
+          <w:color w:val="181A1F"/>
+          <w:sz w:val="21"/>
+        </w:rPr>
+        <w:t>~6.7× its own IPO</w:t>
+      </w:r>
+      <w:r>
+        <w:rPr>
+          <w:rFonts w:ascii="Georgia" w:hAnsi="Georgia" w:eastAsia="Georgia"/>
+          <w:b w:val="0"/>
+          <w:i w:val="0"/>
+          <w:color w:val="181A1F"/>
+          <w:sz w:val="21"/>
+        </w:rPr>
+        <w:t>, converting the paper re-rating into R&amp;D and M&amp;A firepower (A).</w:t>
       </w:r>
     </w:p>
     <w:p>
@@ -6567,37 +6867,37 @@
           <w:color w:val="181A1F"/>
           <w:sz w:val="20"/>
         </w:rPr>
-        <w:t>Funding source — the real contrast with the US.</w:t>
-      </w:r>
-      <w:r>
-        <w:rPr>
-          <w:rFonts w:ascii="Georgia" w:hAnsi="Georgia" w:eastAsia="Georgia"/>
-          <w:b w:val="0"/>
-          <w:i w:val="0"/>
-          <w:color w:val="181A1F"/>
-          <w:sz w:val="20"/>
-        </w:rPr>
-        <w:t xml:space="preserve"> Chinese hyperscalers fund AI capex </w:t>
-      </w:r>
-      <w:r>
-        <w:rPr>
-          <w:rFonts w:ascii="Georgia" w:hAnsi="Georgia" w:eastAsia="Georgia"/>
-          <w:b/>
-          <w:i w:val="0"/>
-          <w:color w:val="181A1F"/>
-          <w:sz w:val="20"/>
-        </w:rPr>
-        <w:t>largely from internal operating cash flow</w:t>
-      </w:r>
-      <w:r>
-        <w:rPr>
-          <w:rFonts w:ascii="Georgia" w:hAnsi="Georgia" w:eastAsia="Georgia"/>
-          <w:b w:val="0"/>
-          <w:i w:val="0"/>
-          <w:color w:val="181A1F"/>
-          <w:sz w:val="20"/>
-        </w:rPr>
-        <w:t xml:space="preserve">; the US marginal AI dollar is </w:t>
+        <w:t>Funding source — the real contrast with the US, now with a caveat.</w:t>
+      </w:r>
+      <w:r>
+        <w:rPr>
+          <w:rFonts w:ascii="Georgia" w:hAnsi="Georgia" w:eastAsia="Georgia"/>
+          <w:b w:val="0"/>
+          <w:i w:val="0"/>
+          <w:color w:val="181A1F"/>
+          <w:sz w:val="20"/>
+        </w:rPr>
+        <w:t xml:space="preserve"> Chinese hyperscalers still fund the </w:t>
+      </w:r>
+      <w:r>
+        <w:rPr>
+          <w:rFonts w:ascii="Georgia" w:hAnsi="Georgia" w:eastAsia="Georgia"/>
+          <w:b w:val="0"/>
+          <w:i/>
+          <w:color w:val="181A1F"/>
+          <w:sz w:val="20"/>
+        </w:rPr>
+        <w:t>bulk</w:t>
+      </w:r>
+      <w:r>
+        <w:rPr>
+          <w:rFonts w:ascii="Georgia" w:hAnsi="Georgia" w:eastAsia="Georgia"/>
+          <w:b w:val="0"/>
+          <w:i w:val="0"/>
+          <w:color w:val="181A1F"/>
+          <w:sz w:val="20"/>
+        </w:rPr>
+        <w:t xml:space="preserve"> of AI capex from internal cash, versus a US marginal AI dollar that is </w:t>
       </w:r>
       <w:r>
         <w:rPr>
@@ -6617,7 +6917,7 @@
           <w:color w:val="181A1F"/>
           <w:sz w:val="20"/>
         </w:rPr>
-        <w:t xml:space="preserve"> (debt/equity — e.g. Alphabet's large 2026 equity raise). That is a </w:t>
+        <w:t xml:space="preserve"> (debt/equity — e.g. Alphabet's large 2026 equity raise). But the "pure internal-cash resilience" framing needs qualifying: *</w:t>
       </w:r>
       <w:r>
         <w:rPr>
@@ -6627,23 +6927,103 @@
           <w:color w:val="181A1F"/>
           <w:sz w:val="20"/>
         </w:rPr>
-        <w:t>resilience</w:t>
-      </w:r>
-      <w:r>
-        <w:rPr>
-          <w:rFonts w:ascii="Georgia" w:hAnsi="Georgia" w:eastAsia="Georgia"/>
-          <w:b w:val="0"/>
-          <w:i w:val="0"/>
-          <w:color w:val="181A1F"/>
-          <w:sz w:val="20"/>
-        </w:rPr>
-        <w:t xml:space="preserve"> point for the Chinese platforms — but off a </w:t>
-      </w:r>
-      <w:r>
-        <w:rPr>
-          <w:rFonts w:ascii="Georgia" w:hAnsi="Georgia" w:eastAsia="Georgia"/>
-          <w:b/>
-          <w:i w:val="0"/>
+        <w:t xml:space="preserve">Alibaba's own 6-Ks show group free cash flow swinging </w:t>
+      </w:r>
+      <w:r>
+        <w:rPr>
+          <w:rFonts w:ascii="Georgia" w:hAnsi="Georgia" w:eastAsia="Georgia"/>
+          <w:b w:val="0"/>
+          <w:i w:val="0"/>
+          <w:color w:val="181A1F"/>
+          <w:sz w:val="20"/>
+        </w:rPr>
+        <w:t>negative</w:t>
+      </w:r>
+      <w:r>
+        <w:rPr>
+          <w:rFonts w:ascii="Georgia" w:hAnsi="Georgia" w:eastAsia="Georgia"/>
+          <w:b w:val="0"/>
+          <w:i/>
+          <w:color w:val="181A1F"/>
+          <w:sz w:val="20"/>
+        </w:rPr>
+        <w:t xml:space="preserve"> in two of the last three quarters</w:t>
+      </w:r>
+      <w:r>
+        <w:rPr>
+          <w:rFonts w:ascii="Georgia" w:hAnsi="Georgia" w:eastAsia="Georgia"/>
+          <w:b w:val="0"/>
+          <w:i/>
+          <w:color w:val="181A1F"/>
+          <w:sz w:val="20"/>
+        </w:rPr>
+        <w:t xml:space="preserve"> — </w:t>
+      </w:r>
+      <w:r>
+        <w:rPr>
+          <w:rFonts w:ascii="Georgia" w:hAnsi="Georgia" w:eastAsia="Georgia"/>
+          <w:b w:val="0"/>
+          <w:i/>
+          <w:color w:val="181A1F"/>
+          <w:sz w:val="20"/>
+        </w:rPr>
+        <w:t>−RMB 21.8bn</w:t>
+      </w:r>
+      <w:r>
+        <w:rPr>
+          <w:rFonts w:ascii="Georgia" w:hAnsi="Georgia" w:eastAsia="Georgia"/>
+          <w:b w:val="0"/>
+          <w:i/>
+          <w:color w:val="181A1F"/>
+          <w:sz w:val="20"/>
+        </w:rPr>
+        <w:t xml:space="preserve"> (Sep-2025), +RMB 11.3bn (Dec-2025, −71% YoY), </w:t>
+      </w:r>
+      <w:r>
+        <w:rPr>
+          <w:rFonts w:ascii="Georgia" w:hAnsi="Georgia" w:eastAsia="Georgia"/>
+          <w:b w:val="0"/>
+          <w:i/>
+          <w:color w:val="181A1F"/>
+          <w:sz w:val="20"/>
+        </w:rPr>
+        <w:t>−RMB 17.3bn</w:t>
+      </w:r>
+      <w:r>
+        <w:rPr>
+          <w:rFonts w:ascii="Georgia" w:hAnsi="Georgia" w:eastAsia="Georgia"/>
+          <w:b w:val="0"/>
+          <w:i/>
+          <w:color w:val="181A1F"/>
+          <w:sz w:val="20"/>
+        </w:rPr>
+        <w:t xml:space="preserve"> (Mar-2026) — as cloud/AI capex (plus quick-commerce) outran operating cash flow. The build is now large enough to lean on the </w:t>
+      </w:r>
+      <w:r>
+        <w:rPr>
+          <w:rFonts w:ascii="Georgia" w:hAnsi="Georgia" w:eastAsia="Georgia"/>
+          <w:b w:val="0"/>
+          <w:i/>
+          <w:color w:val="181A1F"/>
+          <w:sz w:val="20"/>
+        </w:rPr>
+        <w:t>balance sheet</w:t>
+      </w:r>
+      <w:r>
+        <w:rPr>
+          <w:rFonts w:ascii="Georgia" w:hAnsi="Georgia" w:eastAsia="Georgia"/>
+          <w:b w:val="0"/>
+          <w:i/>
+          <w:color w:val="181A1F"/>
+          <w:sz w:val="20"/>
+        </w:rPr>
+        <w:t xml:space="preserve"> (RMB 560bn / ~US$80bn liquidity), not just the P&amp;L. Still off a </w:t>
+      </w:r>
+      <w:r>
+        <w:rPr>
+          <w:rFonts w:ascii="Georgia" w:hAnsi="Georgia" w:eastAsia="Georgia"/>
+          <w:b w:val="0"/>
+          <w:i/>
           <w:color w:val="181A1F"/>
           <w:sz w:val="20"/>
         </w:rPr>
@@ -6653,11 +7033,21 @@
         <w:rPr>
           <w:rFonts w:ascii="Georgia" w:hAnsi="Georgia" w:eastAsia="Georgia"/>
           <w:b w:val="0"/>
-          <w:i w:val="0"/>
-          <w:color w:val="181A1F"/>
-          <w:sz w:val="20"/>
-        </w:rPr>
-        <w:t xml:space="preserve"> (the US hyperscaler+neocloud cumulative capex benchmark is ~$2T through 2026; China's is a fraction).</w:t>
+          <w:i/>
+          <w:color w:val="181A1F"/>
+          <w:sz w:val="20"/>
+        </w:rPr>
+        <w:t xml:space="preserve"> than the US (~$2T hyperscaler+neocloud cumulative capex through 2026). </w:t>
+      </w:r>
+      <w:r>
+        <w:rPr>
+          <w:rFonts w:ascii="Georgia" w:hAnsi="Georgia" w:eastAsia="Georgia"/>
+          <w:b w:val="0"/>
+          <w:i w:val="0"/>
+          <w:color w:val="181A1F"/>
+          <w:sz w:val="20"/>
+        </w:rPr>
+        <w:t>(SEC 6-K, A.)*</w:t>
       </w:r>
     </w:p>
     <w:p>
@@ -6703,27 +7093,47 @@
           <w:color w:val="181A1F"/>
           <w:sz w:val="20"/>
         </w:rPr>
-        <w:t xml:space="preserve"> shows "AI Applications" revenue ~</w:t>
-      </w:r>
-      <w:r>
-        <w:rPr>
-          <w:rFonts w:ascii="Georgia" w:hAnsi="Georgia" w:eastAsia="Georgia"/>
-          <w:b/>
-          <w:i w:val="0"/>
-          <w:color w:val="181A1F"/>
-          <w:sz w:val="20"/>
-        </w:rPr>
-        <w:t>RMB 2.5bn in Q1-2026, roughly flat YoY</w:t>
-      </w:r>
-      <w:r>
-        <w:rPr>
-          <w:rFonts w:ascii="Georgia" w:hAnsi="Georgia" w:eastAsia="Georgia"/>
-          <w:b w:val="0"/>
-          <w:i w:val="0"/>
-          <w:color w:val="181A1F"/>
-          <w:sz w:val="20"/>
-        </w:rPr>
-        <w:t xml:space="preserve">, despite 200m+ Ernie MAU and 184% GPU-cloud growth (A-grade). Usage is real; </w:t>
+        <w:t xml:space="preserve"> (Q1-2026) confirms </w:t>
+      </w:r>
+      <w:r>
+        <w:rPr>
+          <w:rFonts w:ascii="Georgia" w:hAnsi="Georgia" w:eastAsia="Georgia"/>
+          <w:b/>
+          <w:i w:val="0"/>
+          <w:color w:val="181A1F"/>
+          <w:sz w:val="20"/>
+        </w:rPr>
+        <w:t>AI-cloud infrastructure revenue +79% YoY and GPU-cloud +184% YoY</w:t>
+      </w:r>
+      <w:r>
+        <w:rPr>
+          <w:rFonts w:ascii="Georgia" w:hAnsi="Georgia" w:eastAsia="Georgia"/>
+          <w:b w:val="0"/>
+          <w:i w:val="0"/>
+          <w:color w:val="181A1F"/>
+          <w:sz w:val="20"/>
+        </w:rPr>
+        <w:t xml:space="preserve"> — yet "AI Applications" revenue is only ~</w:t>
+      </w:r>
+      <w:r>
+        <w:rPr>
+          <w:rFonts w:ascii="Georgia" w:hAnsi="Georgia" w:eastAsia="Georgia"/>
+          <w:b/>
+          <w:i w:val="0"/>
+          <w:color w:val="181A1F"/>
+          <w:sz w:val="20"/>
+        </w:rPr>
+        <w:t>RMB 2.5bn, roughly flat YoY</w:t>
+      </w:r>
+      <w:r>
+        <w:rPr>
+          <w:rFonts w:ascii="Georgia" w:hAnsi="Georgia" w:eastAsia="Georgia"/>
+          <w:b w:val="0"/>
+          <w:i w:val="0"/>
+          <w:color w:val="181A1F"/>
+          <w:sz w:val="20"/>
+        </w:rPr>
+        <w:t xml:space="preserve">, despite 200m+ Ernie MAU. Usage is real; </w:t>
       </w:r>
       <w:r>
         <w:rPr>
@@ -6743,17 +7153,7 @@
           <w:color w:val="181A1F"/>
           <w:sz w:val="20"/>
         </w:rPr>
-        <w:t xml:space="preserve">. </w:t>
-      </w:r>
-      <w:r>
-        <w:rPr>
-          <w:rFonts w:ascii="Georgia" w:hAnsi="Georgia" w:eastAsia="Georgia"/>
-          <w:b w:val="0"/>
-          <w:i/>
-          <w:color w:val="181A1F"/>
-          <w:sz w:val="20"/>
-        </w:rPr>
-        <w:t>(Reviewer flag: Alibaba was reported to have turned FCF-negative on AI capex — to confirm directly against the 6-K before relying on it.)</w:t>
+        <w:t xml:space="preserve"> (growth metrics A; the flat app-line to be lifted from the 6-K statement tables).</w:t>
       </w:r>
     </w:p>
     <w:p>
@@ -6839,7 +7239,7 @@
           <w:color w:val="181A1F"/>
           <w:sz w:val="20"/>
         </w:rPr>
-        <w:t>Filed reality.</w:t>
+        <w:t>Filed reality (now A — audited results).</w:t>
       </w:r>
       <w:r>
         <w:rPr>
@@ -6889,7 +7289,7 @@
           <w:color w:val="181A1F"/>
           <w:sz w:val="20"/>
         </w:rPr>
-        <w:t xml:space="preserve">, net loss </w:t>
+        <w:t xml:space="preserve">, GAAP net loss </w:t>
       </w:r>
       <w:r>
         <w:rPr>
@@ -6909,7 +7309,27 @@
           <w:color w:val="181A1F"/>
           <w:sz w:val="20"/>
         </w:rPr>
-        <w:t xml:space="preserve"> — a ~6.5× loss-to-revenue ratio. </w:t>
+        <w:t xml:space="preserve"> — but </w:t>
+      </w:r>
+      <w:r>
+        <w:rPr>
+          <w:rFonts w:ascii="Georgia" w:hAnsi="Georgia" w:eastAsia="Georgia"/>
+          <w:b/>
+          <w:i w:val="0"/>
+          <w:color w:val="181A1F"/>
+          <w:sz w:val="20"/>
+        </w:rPr>
+        <w:t>adjusted net loss RMB 3.18bn</w:t>
+      </w:r>
+      <w:r>
+        <w:rPr>
+          <w:rFonts w:ascii="Georgia" w:hAnsi="Georgia" w:eastAsia="Georgia"/>
+          <w:b w:val="0"/>
+          <w:i w:val="0"/>
+          <w:color w:val="181A1F"/>
+          <w:sz w:val="20"/>
+        </w:rPr>
+        <w:t xml:space="preserve"> (the gap is largely non-cash), gross margin 41%. </w:t>
       </w:r>
       <w:r>
         <w:rPr>
@@ -6949,7 +7369,7 @@
           <w:color w:val="181A1F"/>
           <w:sz w:val="20"/>
         </w:rPr>
-        <w:t xml:space="preserve">, net loss </w:t>
+        <w:t xml:space="preserve">, GAAP net loss </w:t>
       </w:r>
       <w:r>
         <w:rPr>
@@ -6969,7 +7389,57 @@
           <w:color w:val="181A1F"/>
           <w:sz w:val="20"/>
         </w:rPr>
-        <w:t>, ~⅔ from consumer apps (Talkie/Hailuo), not enterprise API (both B-grade, filed).</w:t>
+        <w:t xml:space="preserve"> — but </w:t>
+      </w:r>
+      <w:r>
+        <w:rPr>
+          <w:rFonts w:ascii="Georgia" w:hAnsi="Georgia" w:eastAsia="Georgia"/>
+          <w:b/>
+          <w:i w:val="0"/>
+          <w:color w:val="181A1F"/>
+          <w:sz w:val="20"/>
+        </w:rPr>
+        <w:t>adjusted net loss only $251m</w:t>
+      </w:r>
+      <w:r>
+        <w:rPr>
+          <w:rFonts w:ascii="Georgia" w:hAnsi="Georgia" w:eastAsia="Georgia"/>
+          <w:b w:val="0"/>
+          <w:i w:val="0"/>
+          <w:color w:val="181A1F"/>
+          <w:sz w:val="20"/>
+        </w:rPr>
+        <w:t xml:space="preserve">; the headline loss is overwhelmingly a </w:t>
+      </w:r>
+      <w:r>
+        <w:rPr>
+          <w:rFonts w:ascii="Georgia" w:hAnsi="Georgia" w:eastAsia="Georgia"/>
+          <w:b/>
+          <w:i w:val="0"/>
+          <w:color w:val="181A1F"/>
+          <w:sz w:val="20"/>
+        </w:rPr>
+        <w:t>non-cash fair-value charge on convertible/preferred instruments</w:t>
+      </w:r>
+      <w:r>
+        <w:rPr>
+          <w:rFonts w:ascii="Georgia" w:hAnsi="Georgia" w:eastAsia="Georgia"/>
+          <w:b w:val="0"/>
+          <w:i w:val="0"/>
+          <w:color w:val="181A1F"/>
+          <w:sz w:val="20"/>
+        </w:rPr>
+        <w:t xml:space="preserve">, not cash burn. ~⅔ (AI-native products $53m) from consumer apps (Talkie/Hailuo), &gt;70% of revenue international. </w:t>
+      </w:r>
+      <w:r>
+        <w:rPr>
+          <w:rFonts w:ascii="Georgia" w:hAnsi="Georgia" w:eastAsia="Georgia"/>
+          <w:b w:val="0"/>
+          <w:i/>
+          <w:color w:val="181A1F"/>
+          <w:sz w:val="20"/>
+        </w:rPr>
+        <w:t>The distinction matters: on GAAP these labs look catastrophically loss-making; on cash the burn is an order of magnitude smaller.</w:t>
       </w:r>
     </w:p>
     <w:p>
@@ -8338,6 +8808,46 @@
           <w:color w:val="181A1F"/>
           <w:sz w:val="21"/>
         </w:rPr>
+        <w:t xml:space="preserve">); a follow-up </w:t>
+      </w:r>
+      <w:r>
+        <w:rPr>
+          <w:rFonts w:ascii="Georgia" w:hAnsi="Georgia" w:eastAsia="Georgia"/>
+          <w:b/>
+          <w:i w:val="0"/>
+          <w:color w:val="181A1F"/>
+          <w:sz w:val="21"/>
+        </w:rPr>
+        <w:t>primary-source pass</w:t>
+      </w:r>
+      <w:r>
+        <w:rPr>
+          <w:rFonts w:ascii="Georgia" w:hAnsi="Georgia" w:eastAsia="Georgia"/>
+          <w:b w:val="0"/>
+          <w:i w:val="0"/>
+          <w:color w:val="181A1F"/>
+          <w:sz w:val="21"/>
+        </w:rPr>
+        <w:t xml:space="preserve"> then closed the flags it raised (</w:t>
+      </w:r>
+      <w:r>
+        <w:rPr>
+          <w:rFonts w:ascii="Consolas" w:hAnsi="Consolas" w:eastAsia="Consolas"/>
+          <w:b w:val="0"/>
+          <w:i w:val="0"/>
+          <w:color w:val="2C6E7A"/>
+          <w:sz w:val="20"/>
+        </w:rPr>
+        <w:t>research/review/primary_validation_2026-07.md</w:t>
+      </w:r>
+      <w:r>
+        <w:rPr>
+          <w:rFonts w:ascii="Georgia" w:hAnsi="Georgia" w:eastAsia="Georgia"/>
+          <w:b w:val="0"/>
+          <w:i w:val="0"/>
+          <w:color w:val="181A1F"/>
+          <w:sz w:val="21"/>
+        </w:rPr>
         <w:t xml:space="preserve">). Result: </w:t>
       </w:r>
       <w:r>
@@ -8378,47 +8888,107 @@
           <w:color w:val="181A1F"/>
           <w:sz w:val="21"/>
         </w:rPr>
-        <w:t xml:space="preserve">); CXMT's "CNY 2–3tn" reworded as </w:t>
-      </w:r>
-      <w:r>
-        <w:rPr>
-          <w:rFonts w:ascii="Georgia" w:hAnsi="Georgia" w:eastAsia="Georgia"/>
-          <w:b w:val="0"/>
-          <w:i/>
-          <w:color w:val="181A1F"/>
-          <w:sz w:val="21"/>
-        </w:rPr>
-        <w:t>analyst dispersion</w:t>
-      </w:r>
-      <w:r>
-        <w:rPr>
-          <w:rFonts w:ascii="Georgia" w:hAnsi="Georgia" w:eastAsia="Georgia"/>
-          <w:b w:val="0"/>
-          <w:i w:val="0"/>
-          <w:color w:val="181A1F"/>
-          <w:sz w:val="21"/>
-        </w:rPr>
-        <w:t xml:space="preserve">, not company guidance; Zhipu's follow-on raise and Alibaba's FCF flagged </w:t>
-      </w:r>
-      <w:r>
-        <w:rPr>
-          <w:rFonts w:ascii="Georgia" w:hAnsi="Georgia" w:eastAsia="Georgia"/>
-          <w:b/>
-          <w:i w:val="0"/>
-          <w:color w:val="181A1F"/>
-          <w:sz w:val="21"/>
-        </w:rPr>
-        <w:t>to verify</w:t>
-      </w:r>
-      <w:r>
-        <w:rPr>
-          <w:rFonts w:ascii="Georgia" w:hAnsi="Georgia" w:eastAsia="Georgia"/>
-          <w:b w:val="0"/>
-          <w:i w:val="0"/>
-          <w:color w:val="181A1F"/>
-          <w:sz w:val="21"/>
-        </w:rPr>
-        <w:t xml:space="preserve">; and a standing caveat that </w:t>
+        <w:t xml:space="preserve">); and the three "to-verify" items now </w:t>
+      </w:r>
+      <w:r>
+        <w:rPr>
+          <w:rFonts w:ascii="Georgia" w:hAnsi="Georgia" w:eastAsia="Georgia"/>
+          <w:b/>
+          <w:i w:val="0"/>
+          <w:color w:val="181A1F"/>
+          <w:sz w:val="21"/>
+        </w:rPr>
+        <w:t>resolved against company filings (A)</w:t>
+      </w:r>
+      <w:r>
+        <w:rPr>
+          <w:rFonts w:ascii="Georgia" w:hAnsi="Georgia" w:eastAsia="Georgia"/>
+          <w:b w:val="0"/>
+          <w:i w:val="0"/>
+          <w:color w:val="181A1F"/>
+          <w:sz w:val="21"/>
+        </w:rPr>
+        <w:t xml:space="preserve">: </w:t>
+      </w:r>
+      <w:r>
+        <w:rPr>
+          <w:rFonts w:ascii="Georgia" w:hAnsi="Georgia" w:eastAsia="Georgia"/>
+          <w:b/>
+          <w:i w:val="0"/>
+          <w:color w:val="181A1F"/>
+          <w:sz w:val="21"/>
+        </w:rPr>
+        <w:t>(i) Alibaba FCF</w:t>
+      </w:r>
+      <w:r>
+        <w:rPr>
+          <w:rFonts w:ascii="Georgia" w:hAnsi="Georgia" w:eastAsia="Georgia"/>
+          <w:b w:val="0"/>
+          <w:i w:val="0"/>
+          <w:color w:val="181A1F"/>
+          <w:sz w:val="21"/>
+        </w:rPr>
+        <w:t xml:space="preserve"> confirmed negative in two of the last three quarters (−RMB 21.8bn / +RMB 11.3bn / −RMB 17.3bn); </w:t>
+      </w:r>
+      <w:r>
+        <w:rPr>
+          <w:rFonts w:ascii="Georgia" w:hAnsi="Georgia" w:eastAsia="Georgia"/>
+          <w:b/>
+          <w:i w:val="0"/>
+          <w:color w:val="181A1F"/>
+          <w:sz w:val="21"/>
+        </w:rPr>
+        <w:t>(ii) Zhipu's follow-on</w:t>
+      </w:r>
+      <w:r>
+        <w:rPr>
+          <w:rFonts w:ascii="Georgia" w:hAnsi="Georgia" w:eastAsia="Georgia"/>
+          <w:b w:val="0"/>
+          <w:i w:val="0"/>
+          <w:color w:val="181A1F"/>
+          <w:sz w:val="21"/>
+        </w:rPr>
+        <w:t xml:space="preserve"> confirmed as the ~US$4.0bn 8-Jul-2026 placement; </w:t>
+      </w:r>
+      <w:r>
+        <w:rPr>
+          <w:rFonts w:ascii="Georgia" w:hAnsi="Georgia" w:eastAsia="Georgia"/>
+          <w:b/>
+          <w:i w:val="0"/>
+          <w:color w:val="181A1F"/>
+          <w:sz w:val="21"/>
+        </w:rPr>
+        <w:t>(iii) CXMT's valuation</w:t>
+      </w:r>
+      <w:r>
+        <w:rPr>
+          <w:rFonts w:ascii="Georgia" w:hAnsi="Georgia" w:eastAsia="Georgia"/>
+          <w:b w:val="0"/>
+          <w:i w:val="0"/>
+          <w:color w:val="181A1F"/>
+          <w:sz w:val="21"/>
+        </w:rPr>
+        <w:t xml:space="preserve"> reframed from a vague "295bn–3tn range" to the IPO-price (~RMB 295bn) vs expected post-pop cap (RMB 2–3tn) spread, straight from the STAR prospectus. Zhipu &amp; MiniMax FY2025 economics upgraded </w:t>
+      </w:r>
+      <w:r>
+        <w:rPr>
+          <w:rFonts w:ascii="Georgia" w:hAnsi="Georgia" w:eastAsia="Georgia"/>
+          <w:b/>
+          <w:i w:val="0"/>
+          <w:color w:val="181A1F"/>
+          <w:sz w:val="21"/>
+        </w:rPr>
+        <w:t>B→A</w:t>
+      </w:r>
+      <w:r>
+        <w:rPr>
+          <w:rFonts w:ascii="Georgia" w:hAnsi="Georgia" w:eastAsia="Georgia"/>
+          <w:b w:val="0"/>
+          <w:i w:val="0"/>
+          <w:color w:val="181A1F"/>
+          <w:sz w:val="21"/>
+        </w:rPr>
+        <w:t xml:space="preserve"> with an adjusted-loss nuance (GAAP losses are largely non-cash). A standing caveat remains that </w:t>
       </w:r>
       <w:r>
         <w:rPr>
@@ -8438,7 +9008,27 @@
           <w:color w:val="181A1F"/>
           <w:sz w:val="21"/>
         </w:rPr>
-        <w:t xml:space="preserve">. The batch's defining strength, per the review, was </w:t>
+        <w:t xml:space="preserve"> and </w:t>
+      </w:r>
+      <w:r>
+        <w:rPr>
+          <w:rFonts w:ascii="Georgia" w:hAnsi="Georgia" w:eastAsia="Georgia"/>
+          <w:b/>
+          <w:i w:val="0"/>
+          <w:color w:val="181A1F"/>
+          <w:sz w:val="21"/>
+        </w:rPr>
+        <w:t>YMTC's valuation stays D</w:t>
+      </w:r>
+      <w:r>
+        <w:rPr>
+          <w:rFonts w:ascii="Georgia" w:hAnsi="Georgia" w:eastAsia="Georgia"/>
+          <w:b w:val="0"/>
+          <w:i w:val="0"/>
+          <w:color w:val="181A1F"/>
+          <w:sz w:val="21"/>
+        </w:rPr>
+        <w:t xml:space="preserve"> (private). The batch's defining strength, per the review, was </w:t>
       </w:r>
       <w:r>
         <w:rPr>
@@ -8458,7 +9048,7 @@
           <w:color w:val="181A1F"/>
           <w:sz w:val="21"/>
         </w:rPr>
-        <w:t xml:space="preserve"> — the pods consistently flagged their own weak data instead of inventing precision.</w:t>
+        <w:t xml:space="preserve"> — the pods flagged their own weak data instead of inventing precision, and the flags proved verifiable.</w:t>
       </w:r>
     </w:p>
     <w:p>
@@ -8879,17 +9469,77 @@
           <w:color w:val="181A1F"/>
           <w:sz w:val="20"/>
         </w:rPr>
-        <w:t>F. Key open questions</w:t>
-      </w:r>
-      <w:r>
-        <w:rPr>
-          <w:rFonts w:ascii="Georgia" w:hAnsi="Georgia" w:eastAsia="Georgia"/>
-          <w:b w:val="0"/>
-          <w:i w:val="0"/>
-          <w:color w:val="181A1F"/>
-          <w:sz w:val="20"/>
-        </w:rPr>
-        <w:t xml:space="preserve"> — Nvidia's true China share; CXMT/YMTC valuations; indigenous-EUV timeline; DeepSeek/Moonshot model revenue; Zhipu follow-on &amp; Alibaba FCF (to verify). See </w:t>
+        <w:t>F. Resolved vs still-open.</w:t>
+      </w:r>
+      <w:r>
+        <w:rPr>
+          <w:rFonts w:ascii="Georgia" w:hAnsi="Georgia" w:eastAsia="Georgia"/>
+          <w:b w:val="0"/>
+          <w:i w:val="0"/>
+          <w:color w:val="181A1F"/>
+          <w:sz w:val="20"/>
+        </w:rPr>
+        <w:t xml:space="preserve"> </w:t>
+      </w:r>
+      <w:r>
+        <w:rPr>
+          <w:rFonts w:ascii="Georgia" w:hAnsi="Georgia" w:eastAsia="Georgia"/>
+          <w:b w:val="0"/>
+          <w:i/>
+          <w:color w:val="181A1F"/>
+          <w:sz w:val="20"/>
+        </w:rPr>
+        <w:t>Resolved against primary filings (Jul-2026, grade A — see `research/review/primary_validation_2026-07.md`):</w:t>
+      </w:r>
+      <w:r>
+        <w:rPr>
+          <w:rFonts w:ascii="Georgia" w:hAnsi="Georgia" w:eastAsia="Georgia"/>
+          <w:b w:val="0"/>
+          <w:i w:val="0"/>
+          <w:color w:val="181A1F"/>
+          <w:sz w:val="20"/>
+        </w:rPr>
+        <w:t xml:space="preserve"> Alibaba FCF; Zhipu follow-on (~$4.0bn placement); CXMT valuation/prospectus economics; Zhipu &amp; MiniMax FY2025 (B→A); Biren ticker (→ HKEX:6082). </w:t>
+      </w:r>
+      <w:r>
+        <w:rPr>
+          <w:rFonts w:ascii="Georgia" w:hAnsi="Georgia" w:eastAsia="Georgia"/>
+          <w:b w:val="0"/>
+          <w:i/>
+          <w:color w:val="181A1F"/>
+          <w:sz w:val="20"/>
+        </w:rPr>
+        <w:t>Still open (C/D):</w:t>
+      </w:r>
+      <w:r>
+        <w:rPr>
+          <w:rFonts w:ascii="Georgia" w:hAnsi="Georgia" w:eastAsia="Georgia"/>
+          <w:b w:val="0"/>
+          <w:i w:val="0"/>
+          <w:color w:val="181A1F"/>
+          <w:sz w:val="20"/>
+        </w:rPr>
+        <w:t xml:space="preserve"> Nvidia's true China share; </w:t>
+      </w:r>
+      <w:r>
+        <w:rPr>
+          <w:rFonts w:ascii="Georgia" w:hAnsi="Georgia" w:eastAsia="Georgia"/>
+          <w:b/>
+          <w:i w:val="0"/>
+          <w:color w:val="181A1F"/>
+          <w:sz w:val="20"/>
+        </w:rPr>
+        <w:t>YMTC</w:t>
+      </w:r>
+      <w:r>
+        <w:rPr>
+          <w:rFonts w:ascii="Georgia" w:hAnsi="Georgia" w:eastAsia="Georgia"/>
+          <w:b w:val="0"/>
+          <w:i w:val="0"/>
+          <w:color w:val="181A1F"/>
+          <w:sz w:val="20"/>
+        </w:rPr>
+        <w:t xml:space="preserve"> valuation (private); indigenous-EUV timeline; DeepSeek/Moonshot model revenue; Baidu's exact "AI Applications" sub-line. See </w:t>
       </w:r>
       <w:r>
         <w:rPr>
@@ -8909,17 +9559,7 @@
           <w:color w:val="181A1F"/>
           <w:sz w:val="20"/>
         </w:rPr>
-        <w:t xml:space="preserve">. </w:t>
-      </w:r>
-      <w:r>
-        <w:rPr>
-          <w:rFonts w:ascii="Georgia" w:hAnsi="Georgia" w:eastAsia="Georgia"/>
-          <w:b w:val="0"/>
-          <w:i/>
-          <w:color w:val="181A1F"/>
-          <w:sz w:val="20"/>
-        </w:rPr>
-        <w:t>(Biren ticker resolved → HKEX:6082.)</w:t>
+        <w:t>.</w:t>
       </w:r>
     </w:p>
     <w:p>
